--- a/1. Introduction.docx
+++ b/1. Introduction.docx
@@ -2,6 +2,827 @@
 <file path=word/document.xml><?xml version="1.0" encoding="utf-8"?>
 <w:document xmlns:wpc="http://schemas.microsoft.com/office/word/2010/wordprocessingCanvas" xmlns:cx="http://schemas.microsoft.com/office/drawing/2014/chartex" xmlns:cx1="http://schemas.microsoft.com/office/drawing/2015/9/8/chartex" xmlns:cx2="http://schemas.microsoft.com/office/drawing/2015/10/21/chartex" xmlns:cx3="http://schemas.microsoft.com/office/drawing/2016/5/9/chartex" xmlns:cx4="http://schemas.microsoft.com/office/drawing/2016/5/10/chartex" xmlns:cx5="http://schemas.microsoft.com/office/drawing/2016/5/11/chartex" xmlns:cx6="http://schemas.microsoft.com/office/drawing/2016/5/12/chartex" xmlns:cx7="http://schemas.microsoft.com/office/drawing/2016/5/13/chartex" xmlns:cx8="http://schemas.microsoft.com/office/drawing/2016/5/14/chartex" xmlns:mc="http://schemas.openxmlformats.org/markup-compatibility/2006" xmlns:aink="http://schemas.microsoft.com/office/drawing/2016/ink" xmlns:am3d="http://schemas.microsoft.com/office/drawing/2017/model3d" xmlns:o="urn:schemas-microsoft-com:office:office" xmlns:r="http://schemas.openxmlformats.org/officeDocument/2006/relationships" xmlns:m="http://schemas.openxmlformats.org/officeDocument/2006/math" xmlns:v="urn:schemas-microsoft-com:vml" xmlns:wp14="http://schemas.microsoft.com/office/word/2010/wordprocessingDrawing" xmlns:wp="http://schemas.openxmlformats.org/drawingml/2006/wordprocessingDrawing" xmlns:w10="urn:schemas-microsoft-com:office:word" xmlns:w="http://schemas.openxmlformats.org/wordprocessingml/2006/main" xmlns:w14="http://schemas.microsoft.com/office/word/2010/wordml" xmlns:w15="http://schemas.microsoft.com/office/word/2012/wordml" xmlns:w16cex="http://schemas.microsoft.com/office/word/2018/wordml/cex" xmlns:w16cid="http://schemas.microsoft.com/office/word/2016/wordml/cid" xmlns:w16="http://schemas.microsoft.com/office/word/2018/wordml" xmlns:w16se="http://schemas.microsoft.com/office/word/2015/wordml/symex" xmlns:wpg="http://schemas.microsoft.com/office/word/2010/wordprocessingGroup" xmlns:wpi="http://schemas.microsoft.com/office/word/2010/wordprocessingInk" xmlns:wne="http://schemas.microsoft.com/office/word/2006/wordml" xmlns:wps="http://schemas.microsoft.com/office/word/2010/wordprocessingShape" mc:Ignorable="w14 w15 w16se w16cid w16 w16cex wp14">
   <w:body>
+    <w:p>
+      <w:pPr>
+        <w:rPr>
+          <w:rFonts w:ascii="Arial" w:hAnsi="Arial" w:cs="Arial"/>
+        </w:rPr>
+      </w:pPr>
+    </w:p>
+    <w:sdt>
+      <w:sdtPr>
+        <w:rPr>
+          <w:rFonts w:ascii="Times New Roman" w:eastAsia="Times New Roman" w:hAnsi="Times New Roman" w:cs="Times New Roman"/>
+          <w:color w:val="auto"/>
+          <w:sz w:val="24"/>
+          <w:szCs w:val="24"/>
+          <w:lang w:eastAsia="de-CH"/>
+        </w:rPr>
+        <w:id w:val="935488366"/>
+        <w:docPartObj>
+          <w:docPartGallery w:val="Table of Contents"/>
+          <w:docPartUnique/>
+        </w:docPartObj>
+      </w:sdtPr>
+      <w:sdtEndPr>
+        <w:rPr>
+          <w:b/>
+          <w:bCs/>
+          <w:noProof/>
+        </w:rPr>
+      </w:sdtEndPr>
+      <w:sdtContent>
+        <w:p>
+          <w:pPr>
+            <w:pStyle w:val="TOCHeading"/>
+          </w:pPr>
+          <w:r>
+            <w:t>Contents</w:t>
+          </w:r>
+        </w:p>
+        <w:p>
+          <w:pPr>
+            <w:pStyle w:val="TOC1"/>
+            <w:rPr>
+              <w:rFonts w:cstheme="minorBidi"/>
+              <w:noProof/>
+              <w:lang w:val="en-CA" w:eastAsia="en-CA"/>
+            </w:rPr>
+          </w:pPr>
+          <w:r>
+            <w:fldChar w:fldCharType="begin"/>
+          </w:r>
+          <w:r>
+            <w:instrText xml:space="preserve"> TOC \o "1-3" \h \z \u </w:instrText>
+          </w:r>
+          <w:r>
+            <w:fldChar w:fldCharType="separate"/>
+          </w:r>
+          <w:hyperlink w:anchor="_Toc68732732" w:history="1">
+            <w:r>
+              <w:rPr>
+                <w:rStyle w:val="Hyperlink"/>
+                <w:rFonts w:ascii="AbsaraSans-Bold" w:hAnsi="AbsaraSans-Bold"/>
+                <w:noProof/>
+              </w:rPr>
+              <w:t>1.1</w:t>
+            </w:r>
+            <w:r>
+              <w:rPr>
+                <w:rFonts w:cstheme="minorBidi"/>
+                <w:noProof/>
+                <w:lang w:val="en-CA" w:eastAsia="en-CA"/>
+              </w:rPr>
+              <w:tab/>
+            </w:r>
+            <w:r>
+              <w:rPr>
+                <w:rStyle w:val="Hyperlink"/>
+                <w:rFonts w:ascii="AbsaraSans-Bold" w:hAnsi="AbsaraSans-Bold"/>
+                <w:noProof/>
+              </w:rPr>
+              <w:t>Why Use Crystal?</w:t>
+            </w:r>
+            <w:r>
+              <w:rPr>
+                <w:noProof/>
+                <w:webHidden/>
+              </w:rPr>
+              <w:tab/>
+            </w:r>
+            <w:r>
+              <w:rPr>
+                <w:noProof/>
+                <w:webHidden/>
+              </w:rPr>
+              <w:fldChar w:fldCharType="begin"/>
+            </w:r>
+            <w:r>
+              <w:rPr>
+                <w:noProof/>
+                <w:webHidden/>
+              </w:rPr>
+              <w:instrText xml:space="preserve"> PAGEREF _Toc68732732 \h </w:instrText>
+            </w:r>
+            <w:r>
+              <w:rPr>
+                <w:noProof/>
+                <w:webHidden/>
+              </w:rPr>
+            </w:r>
+            <w:r>
+              <w:rPr>
+                <w:noProof/>
+                <w:webHidden/>
+              </w:rPr>
+              <w:fldChar w:fldCharType="separate"/>
+            </w:r>
+            <w:r>
+              <w:rPr>
+                <w:noProof/>
+                <w:webHidden/>
+              </w:rPr>
+              <w:t>2</w:t>
+            </w:r>
+            <w:r>
+              <w:rPr>
+                <w:noProof/>
+                <w:webHidden/>
+              </w:rPr>
+              <w:fldChar w:fldCharType="end"/>
+            </w:r>
+          </w:hyperlink>
+        </w:p>
+        <w:p>
+          <w:pPr>
+            <w:pStyle w:val="TOC2"/>
+            <w:tabs>
+              <w:tab w:val="left" w:pos="1540"/>
+            </w:tabs>
+            <w:rPr>
+              <w:rFonts w:cstheme="minorBidi"/>
+              <w:noProof/>
+              <w:lang w:val="en-CA" w:eastAsia="en-CA"/>
+            </w:rPr>
+          </w:pPr>
+          <w:hyperlink w:anchor="_Toc68732733" w:history="1">
+            <w:r>
+              <w:rPr>
+                <w:rStyle w:val="Hyperlink"/>
+                <w:noProof/>
+              </w:rPr>
+              <w:t>1.1.1</w:t>
+            </w:r>
+            <w:r>
+              <w:rPr>
+                <w:rFonts w:cstheme="minorBidi"/>
+                <w:noProof/>
+                <w:lang w:val="en-CA" w:eastAsia="en-CA"/>
+              </w:rPr>
+              <w:tab/>
+            </w:r>
+            <w:r>
+              <w:rPr>
+                <w:rStyle w:val="Hyperlink"/>
+                <w:noProof/>
+              </w:rPr>
+              <w:t>Client Application Development Challenges</w:t>
+            </w:r>
+            <w:r>
+              <w:rPr>
+                <w:noProof/>
+                <w:webHidden/>
+              </w:rPr>
+              <w:tab/>
+            </w:r>
+            <w:r>
+              <w:rPr>
+                <w:noProof/>
+                <w:webHidden/>
+              </w:rPr>
+              <w:fldChar w:fldCharType="begin"/>
+            </w:r>
+            <w:r>
+              <w:rPr>
+                <w:noProof/>
+                <w:webHidden/>
+              </w:rPr>
+              <w:instrText xml:space="preserve"> PAGEREF _Toc68732733 \h </w:instrText>
+            </w:r>
+            <w:r>
+              <w:rPr>
+                <w:noProof/>
+                <w:webHidden/>
+              </w:rPr>
+            </w:r>
+            <w:r>
+              <w:rPr>
+                <w:noProof/>
+                <w:webHidden/>
+              </w:rPr>
+              <w:fldChar w:fldCharType="separate"/>
+            </w:r>
+            <w:r>
+              <w:rPr>
+                <w:noProof/>
+                <w:webHidden/>
+              </w:rPr>
+              <w:t>2</w:t>
+            </w:r>
+            <w:r>
+              <w:rPr>
+                <w:noProof/>
+                <w:webHidden/>
+              </w:rPr>
+              <w:fldChar w:fldCharType="end"/>
+            </w:r>
+          </w:hyperlink>
+        </w:p>
+        <w:p>
+          <w:pPr>
+            <w:pStyle w:val="TOC2"/>
+            <w:tabs>
+              <w:tab w:val="left" w:pos="1540"/>
+            </w:tabs>
+            <w:rPr>
+              <w:rFonts w:cstheme="minorBidi"/>
+              <w:noProof/>
+              <w:lang w:val="en-CA" w:eastAsia="en-CA"/>
+            </w:rPr>
+          </w:pPr>
+          <w:hyperlink w:anchor="_Toc68732734" w:history="1">
+            <w:r>
+              <w:rPr>
+                <w:rStyle w:val="Hyperlink"/>
+                <w:noProof/>
+              </w:rPr>
+              <w:t>1.1.2</w:t>
+            </w:r>
+            <w:r>
+              <w:rPr>
+                <w:rFonts w:cstheme="minorBidi"/>
+                <w:noProof/>
+                <w:lang w:val="en-CA" w:eastAsia="en-CA"/>
+              </w:rPr>
+              <w:tab/>
+            </w:r>
+            <w:r>
+              <w:rPr>
+                <w:rStyle w:val="Hyperlink"/>
+                <w:noProof/>
+              </w:rPr>
+              <w:t>The Composite Approach</w:t>
+            </w:r>
+            <w:r>
+              <w:rPr>
+                <w:noProof/>
+                <w:webHidden/>
+              </w:rPr>
+              <w:tab/>
+            </w:r>
+            <w:r>
+              <w:rPr>
+                <w:noProof/>
+                <w:webHidden/>
+              </w:rPr>
+              <w:fldChar w:fldCharType="begin"/>
+            </w:r>
+            <w:r>
+              <w:rPr>
+                <w:noProof/>
+                <w:webHidden/>
+              </w:rPr>
+              <w:instrText xml:space="preserve"> PAGEREF _Toc68732734 \h </w:instrText>
+            </w:r>
+            <w:r>
+              <w:rPr>
+                <w:noProof/>
+                <w:webHidden/>
+              </w:rPr>
+            </w:r>
+            <w:r>
+              <w:rPr>
+                <w:noProof/>
+                <w:webHidden/>
+              </w:rPr>
+              <w:fldChar w:fldCharType="separate"/>
+            </w:r>
+            <w:r>
+              <w:rPr>
+                <w:noProof/>
+                <w:webHidden/>
+              </w:rPr>
+              <w:t>2</w:t>
+            </w:r>
+            <w:r>
+              <w:rPr>
+                <w:noProof/>
+                <w:webHidden/>
+              </w:rPr>
+              <w:fldChar w:fldCharType="end"/>
+            </w:r>
+          </w:hyperlink>
+        </w:p>
+        <w:p>
+          <w:pPr>
+            <w:pStyle w:val="TOC2"/>
+            <w:tabs>
+              <w:tab w:val="left" w:pos="1540"/>
+            </w:tabs>
+            <w:rPr>
+              <w:rFonts w:cstheme="minorBidi"/>
+              <w:noProof/>
+              <w:lang w:val="en-CA" w:eastAsia="en-CA"/>
+            </w:rPr>
+          </w:pPr>
+          <w:hyperlink w:anchor="_Toc68732735" w:history="1">
+            <w:r>
+              <w:rPr>
+                <w:rStyle w:val="Hyperlink"/>
+                <w:noProof/>
+              </w:rPr>
+              <w:t>1.1.3</w:t>
+            </w:r>
+            <w:r>
+              <w:rPr>
+                <w:rFonts w:cstheme="minorBidi"/>
+                <w:noProof/>
+                <w:lang w:val="en-CA" w:eastAsia="en-CA"/>
+              </w:rPr>
+              <w:tab/>
+            </w:r>
+            <w:r>
+              <w:rPr>
+                <w:rStyle w:val="Hyperlink"/>
+                <w:noProof/>
+              </w:rPr>
+              <w:t>Challenges Not Addressed by Crystal</w:t>
+            </w:r>
+            <w:r>
+              <w:rPr>
+                <w:noProof/>
+                <w:webHidden/>
+              </w:rPr>
+              <w:tab/>
+            </w:r>
+            <w:r>
+              <w:rPr>
+                <w:noProof/>
+                <w:webHidden/>
+              </w:rPr>
+              <w:fldChar w:fldCharType="begin"/>
+            </w:r>
+            <w:r>
+              <w:rPr>
+                <w:noProof/>
+                <w:webHidden/>
+              </w:rPr>
+              <w:instrText xml:space="preserve"> PAGEREF _Toc68732735 \h </w:instrText>
+            </w:r>
+            <w:r>
+              <w:rPr>
+                <w:noProof/>
+                <w:webHidden/>
+              </w:rPr>
+            </w:r>
+            <w:r>
+              <w:rPr>
+                <w:noProof/>
+                <w:webHidden/>
+              </w:rPr>
+              <w:fldChar w:fldCharType="separate"/>
+            </w:r>
+            <w:r>
+              <w:rPr>
+                <w:noProof/>
+                <w:webHidden/>
+              </w:rPr>
+              <w:t>3</w:t>
+            </w:r>
+            <w:r>
+              <w:rPr>
+                <w:noProof/>
+                <w:webHidden/>
+              </w:rPr>
+              <w:fldChar w:fldCharType="end"/>
+            </w:r>
+          </w:hyperlink>
+        </w:p>
+        <w:p>
+          <w:pPr>
+            <w:pStyle w:val="TOC1"/>
+            <w:rPr>
+              <w:rFonts w:cstheme="minorBidi"/>
+              <w:noProof/>
+              <w:lang w:val="en-CA" w:eastAsia="en-CA"/>
+            </w:rPr>
+          </w:pPr>
+          <w:hyperlink w:anchor="_Toc68732736" w:history="1">
+            <w:r>
+              <w:rPr>
+                <w:rStyle w:val="Hyperlink"/>
+                <w:rFonts w:ascii="AbsaraSans-Bold" w:hAnsi="AbsaraSans-Bold"/>
+                <w:noProof/>
+              </w:rPr>
+              <w:t>1.2</w:t>
+            </w:r>
+            <w:r>
+              <w:rPr>
+                <w:rFonts w:cstheme="minorBidi"/>
+                <w:noProof/>
+                <w:lang w:val="en-CA" w:eastAsia="en-CA"/>
+              </w:rPr>
+              <w:tab/>
+            </w:r>
+            <w:r>
+              <w:rPr>
+                <w:rStyle w:val="Hyperlink"/>
+                <w:rFonts w:ascii="AbsaraSans-Bold" w:hAnsi="AbsaraSans-Bold"/>
+                <w:noProof/>
+              </w:rPr>
+              <w:t>Prerequisites</w:t>
+            </w:r>
+            <w:r>
+              <w:rPr>
+                <w:noProof/>
+                <w:webHidden/>
+              </w:rPr>
+              <w:tab/>
+            </w:r>
+            <w:r>
+              <w:rPr>
+                <w:noProof/>
+                <w:webHidden/>
+              </w:rPr>
+              <w:fldChar w:fldCharType="begin"/>
+            </w:r>
+            <w:r>
+              <w:rPr>
+                <w:noProof/>
+                <w:webHidden/>
+              </w:rPr>
+              <w:instrText xml:space="preserve"> PAGEREF _Toc68732736 \h </w:instrText>
+            </w:r>
+            <w:r>
+              <w:rPr>
+                <w:noProof/>
+                <w:webHidden/>
+              </w:rPr>
+            </w:r>
+            <w:r>
+              <w:rPr>
+                <w:noProof/>
+                <w:webHidden/>
+              </w:rPr>
+              <w:fldChar w:fldCharType="separate"/>
+            </w:r>
+            <w:r>
+              <w:rPr>
+                <w:noProof/>
+                <w:webHidden/>
+              </w:rPr>
+              <w:t>4</w:t>
+            </w:r>
+            <w:r>
+              <w:rPr>
+                <w:noProof/>
+                <w:webHidden/>
+              </w:rPr>
+              <w:fldChar w:fldCharType="end"/>
+            </w:r>
+          </w:hyperlink>
+        </w:p>
+        <w:p>
+          <w:pPr>
+            <w:pStyle w:val="TOC1"/>
+            <w:rPr>
+              <w:rFonts w:cstheme="minorBidi"/>
+              <w:noProof/>
+              <w:lang w:val="en-CA" w:eastAsia="en-CA"/>
+            </w:rPr>
+          </w:pPr>
+          <w:hyperlink w:anchor="_Toc68732737" w:history="1">
+            <w:r>
+              <w:rPr>
+                <w:rStyle w:val="Hyperlink"/>
+                <w:rFonts w:ascii="AbsaraSans-Bold" w:hAnsi="AbsaraSans-Bold"/>
+                <w:noProof/>
+              </w:rPr>
+              <w:t>1.3</w:t>
+            </w:r>
+            <w:r>
+              <w:rPr>
+                <w:rFonts w:cstheme="minorBidi"/>
+                <w:noProof/>
+                <w:lang w:val="en-CA" w:eastAsia="en-CA"/>
+              </w:rPr>
+              <w:tab/>
+            </w:r>
+            <w:r>
+              <w:rPr>
+                <w:rStyle w:val="Hyperlink"/>
+                <w:rFonts w:ascii="AbsaraSans-Bold" w:hAnsi="AbsaraSans-Bold"/>
+                <w:noProof/>
+              </w:rPr>
+              <w:t>An Overview of Crystal</w:t>
+            </w:r>
+            <w:r>
+              <w:rPr>
+                <w:noProof/>
+                <w:webHidden/>
+              </w:rPr>
+              <w:tab/>
+            </w:r>
+            <w:r>
+              <w:rPr>
+                <w:noProof/>
+                <w:webHidden/>
+              </w:rPr>
+              <w:fldChar w:fldCharType="begin"/>
+            </w:r>
+            <w:r>
+              <w:rPr>
+                <w:noProof/>
+                <w:webHidden/>
+              </w:rPr>
+              <w:instrText xml:space="preserve"> PAGEREF _Toc68732737 \h </w:instrText>
+            </w:r>
+            <w:r>
+              <w:rPr>
+                <w:noProof/>
+                <w:webHidden/>
+              </w:rPr>
+            </w:r>
+            <w:r>
+              <w:rPr>
+                <w:noProof/>
+                <w:webHidden/>
+              </w:rPr>
+              <w:fldChar w:fldCharType="separate"/>
+            </w:r>
+            <w:r>
+              <w:rPr>
+                <w:noProof/>
+                <w:webHidden/>
+              </w:rPr>
+              <w:t>4</w:t>
+            </w:r>
+            <w:r>
+              <w:rPr>
+                <w:noProof/>
+                <w:webHidden/>
+              </w:rPr>
+              <w:fldChar w:fldCharType="end"/>
+            </w:r>
+          </w:hyperlink>
+        </w:p>
+        <w:p>
+          <w:pPr>
+            <w:pStyle w:val="TOC2"/>
+            <w:tabs>
+              <w:tab w:val="left" w:pos="1540"/>
+            </w:tabs>
+            <w:rPr>
+              <w:rFonts w:cstheme="minorBidi"/>
+              <w:noProof/>
+              <w:lang w:val="en-CA" w:eastAsia="en-CA"/>
+            </w:rPr>
+          </w:pPr>
+          <w:hyperlink w:anchor="_Toc68732738" w:history="1">
+            <w:r>
+              <w:rPr>
+                <w:rStyle w:val="Hyperlink"/>
+                <w:noProof/>
+              </w:rPr>
+              <w:t>1.3.1</w:t>
+            </w:r>
+            <w:r>
+              <w:rPr>
+                <w:rFonts w:cstheme="minorBidi"/>
+                <w:noProof/>
+                <w:lang w:val="en-CA" w:eastAsia="en-CA"/>
+              </w:rPr>
+              <w:tab/>
+            </w:r>
+            <w:r>
+              <w:rPr>
+                <w:rStyle w:val="Hyperlink"/>
+                <w:noProof/>
+              </w:rPr>
+              <w:t>Architectural Goals</w:t>
+            </w:r>
+            <w:r>
+              <w:rPr>
+                <w:noProof/>
+                <w:webHidden/>
+              </w:rPr>
+              <w:tab/>
+            </w:r>
+            <w:r>
+              <w:rPr>
+                <w:noProof/>
+                <w:webHidden/>
+              </w:rPr>
+              <w:fldChar w:fldCharType="begin"/>
+            </w:r>
+            <w:r>
+              <w:rPr>
+                <w:noProof/>
+                <w:webHidden/>
+              </w:rPr>
+              <w:instrText xml:space="preserve"> PAGEREF _Toc68732738 \h </w:instrText>
+            </w:r>
+            <w:r>
+              <w:rPr>
+                <w:noProof/>
+                <w:webHidden/>
+              </w:rPr>
+            </w:r>
+            <w:r>
+              <w:rPr>
+                <w:noProof/>
+                <w:webHidden/>
+              </w:rPr>
+              <w:fldChar w:fldCharType="separate"/>
+            </w:r>
+            <w:r>
+              <w:rPr>
+                <w:noProof/>
+                <w:webHidden/>
+              </w:rPr>
+              <w:t>4</w:t>
+            </w:r>
+            <w:r>
+              <w:rPr>
+                <w:noProof/>
+                <w:webHidden/>
+              </w:rPr>
+              <w:fldChar w:fldCharType="end"/>
+            </w:r>
+          </w:hyperlink>
+        </w:p>
+        <w:p>
+          <w:pPr>
+            <w:pStyle w:val="TOC2"/>
+            <w:tabs>
+              <w:tab w:val="left" w:pos="1540"/>
+            </w:tabs>
+            <w:rPr>
+              <w:rFonts w:cstheme="minorBidi"/>
+              <w:noProof/>
+              <w:lang w:val="en-CA" w:eastAsia="en-CA"/>
+            </w:rPr>
+          </w:pPr>
+          <w:hyperlink w:anchor="_Toc68732739" w:history="1">
+            <w:r>
+              <w:rPr>
+                <w:rStyle w:val="Hyperlink"/>
+                <w:noProof/>
+              </w:rPr>
+              <w:t>1.3.2</w:t>
+            </w:r>
+            <w:r>
+              <w:rPr>
+                <w:rFonts w:cstheme="minorBidi"/>
+                <w:noProof/>
+                <w:lang w:val="en-CA" w:eastAsia="en-CA"/>
+              </w:rPr>
+              <w:tab/>
+            </w:r>
+            <w:r>
+              <w:rPr>
+                <w:rStyle w:val="Hyperlink"/>
+                <w:noProof/>
+              </w:rPr>
+              <w:t>Crystal Design Goals</w:t>
+            </w:r>
+            <w:r>
+              <w:rPr>
+                <w:noProof/>
+                <w:webHidden/>
+              </w:rPr>
+              <w:tab/>
+            </w:r>
+            <w:r>
+              <w:rPr>
+                <w:noProof/>
+                <w:webHidden/>
+              </w:rPr>
+              <w:fldChar w:fldCharType="begin"/>
+            </w:r>
+            <w:r>
+              <w:rPr>
+                <w:noProof/>
+                <w:webHidden/>
+              </w:rPr>
+              <w:instrText xml:space="preserve"> PAGEREF _Toc68732739 \h </w:instrText>
+            </w:r>
+            <w:r>
+              <w:rPr>
+                <w:noProof/>
+                <w:webHidden/>
+              </w:rPr>
+            </w:r>
+            <w:r>
+              <w:rPr>
+                <w:noProof/>
+                <w:webHidden/>
+              </w:rPr>
+              <w:fldChar w:fldCharType="separate"/>
+            </w:r>
+            <w:r>
+              <w:rPr>
+                <w:noProof/>
+                <w:webHidden/>
+              </w:rPr>
+              <w:t>4</w:t>
+            </w:r>
+            <w:r>
+              <w:rPr>
+                <w:noProof/>
+                <w:webHidden/>
+              </w:rPr>
+              <w:fldChar w:fldCharType="end"/>
+            </w:r>
+          </w:hyperlink>
+        </w:p>
+        <w:p>
+          <w:pPr>
+            <w:pStyle w:val="TOC2"/>
+            <w:tabs>
+              <w:tab w:val="left" w:pos="1540"/>
+            </w:tabs>
+            <w:rPr>
+              <w:rFonts w:cstheme="minorBidi"/>
+              <w:noProof/>
+              <w:lang w:val="en-CA" w:eastAsia="en-CA"/>
+            </w:rPr>
+          </w:pPr>
+          <w:hyperlink w:anchor="_Toc68732740" w:history="1">
+            <w:r>
+              <w:rPr>
+                <w:rStyle w:val="Hyperlink"/>
+                <w:noProof/>
+              </w:rPr>
+              <w:t>1.3.3</w:t>
+            </w:r>
+            <w:r>
+              <w:rPr>
+                <w:rFonts w:cstheme="minorBidi"/>
+                <w:noProof/>
+                <w:lang w:val="en-CA" w:eastAsia="en-CA"/>
+              </w:rPr>
+              <w:tab/>
+            </w:r>
+            <w:r>
+              <w:rPr>
+                <w:rStyle w:val="Hyperlink"/>
+                <w:noProof/>
+              </w:rPr>
+              <w:t>Key Concepts</w:t>
+            </w:r>
+            <w:r>
+              <w:rPr>
+                <w:noProof/>
+                <w:webHidden/>
+              </w:rPr>
+              <w:tab/>
+            </w:r>
+            <w:r>
+              <w:rPr>
+                <w:noProof/>
+                <w:webHidden/>
+              </w:rPr>
+              <w:fldChar w:fldCharType="begin"/>
+            </w:r>
+            <w:r>
+              <w:rPr>
+                <w:noProof/>
+                <w:webHidden/>
+              </w:rPr>
+              <w:instrText xml:space="preserve"> PAGEREF _Toc68732740 \h </w:instrText>
+            </w:r>
+            <w:r>
+              <w:rPr>
+                <w:noProof/>
+                <w:webHidden/>
+              </w:rPr>
+            </w:r>
+            <w:r>
+              <w:rPr>
+                <w:noProof/>
+                <w:webHidden/>
+              </w:rPr>
+              <w:fldChar w:fldCharType="separate"/>
+            </w:r>
+            <w:r>
+              <w:rPr>
+                <w:noProof/>
+                <w:webHidden/>
+              </w:rPr>
+              <w:t>6</w:t>
+            </w:r>
+            <w:r>
+              <w:rPr>
+                <w:noProof/>
+                <w:webHidden/>
+              </w:rPr>
+              <w:fldChar w:fldCharType="end"/>
+            </w:r>
+          </w:hyperlink>
+        </w:p>
+        <w:p>
+          <w:r>
+            <w:rPr>
+              <w:b/>
+              <w:bCs/>
+              <w:noProof/>
+            </w:rPr>
+            <w:fldChar w:fldCharType="end"/>
+          </w:r>
+        </w:p>
+      </w:sdtContent>
+    </w:sdt>
     <w:p>
       <w:pPr>
         <w:rPr>
@@ -395,14 +1216,17 @@
           <w:szCs w:val="28"/>
         </w:rPr>
       </w:pPr>
+      <w:bookmarkStart w:id="0" w:name="_Toc68732732"/>
       <w:r>
         <w:rPr>
           <w:rFonts w:ascii="AbsaraSans-Bold" w:hAnsi="AbsaraSans-Bold"/>
           <w:sz w:val="28"/>
           <w:szCs w:val="28"/>
         </w:rPr>
+        <w:lastRenderedPageBreak/>
         <w:t>Why Use Crystal?</w:t>
       </w:r>
+      <w:bookmarkEnd w:id="0"/>
     </w:p>
     <w:p>
       <w:pPr>
@@ -449,49 +1273,34 @@
           <w:sz w:val="20"/>
           <w:szCs w:val="20"/>
         </w:rPr>
-        <w:t xml:space="preserve"> helps you to address those </w:t>
-      </w:r>
-      <w:proofErr w:type="gramStart"/>
-      <w:r>
-        <w:rPr>
-          <w:rFonts w:ascii="AbsaraSansTF-Light" w:hAnsi="AbsaraSansTF-Light"/>
-          <w:sz w:val="20"/>
-          <w:szCs w:val="20"/>
-        </w:rPr>
-        <w:t>challenges.</w:t>
-      </w:r>
-      <w:r>
-        <w:rPr>
-          <w:rFonts w:ascii="AbsaraSansTF-Light" w:hAnsi="AbsaraSansTF-Light"/>
-          <w:sz w:val="20"/>
-          <w:szCs w:val="20"/>
-        </w:rPr>
-        <w:t>.</w:t>
-      </w:r>
-      <w:proofErr w:type="gramEnd"/>
-    </w:p>
-    <w:p>
-      <w:pPr>
-        <w:pStyle w:val="Heading1"/>
+        <w:t xml:space="preserve"> helps you to address those challenges.</w:t>
+      </w:r>
+    </w:p>
+    <w:p>
+      <w:pPr>
+        <w:pStyle w:val="Heading2"/>
+      </w:pPr>
+    </w:p>
+    <w:p>
+      <w:pPr>
+        <w:pStyle w:val="Heading2"/>
         <w:numPr>
           <w:ilvl w:val="0"/>
-          <w:numId w:val="17"/>
+          <w:numId w:val="32"/>
         </w:numPr>
         <w:ind w:left="1134" w:hanging="1134"/>
-        <w:rPr>
-          <w:rFonts w:ascii="AbsaraSans-Bold" w:hAnsi="AbsaraSans-Bold"/>
-          <w:sz w:val="24"/>
-          <w:szCs w:val="24"/>
-        </w:rPr>
-      </w:pPr>
-      <w:r>
-        <w:rPr>
-          <w:rFonts w:ascii="AbsaraSans-Bold" w:hAnsi="AbsaraSans-Bold"/>
-          <w:sz w:val="24"/>
-          <w:szCs w:val="24"/>
-        </w:rPr>
-        <w:t>Client Application Development Challenges</w:t>
-      </w:r>
+      </w:pPr>
+      <w:bookmarkStart w:id="1" w:name="_Toc68732733"/>
+      <w:r>
+        <w:t xml:space="preserve">Client </w:t>
+      </w:r>
+      <w:r>
+        <w:t>Application</w:t>
+      </w:r>
+      <w:r>
+        <w:t xml:space="preserve"> Development Challenges</w:t>
+      </w:r>
+      <w:bookmarkEnd w:id="1"/>
     </w:p>
     <w:p>
       <w:pPr>
@@ -555,16 +1364,7 @@
           <w:sz w:val="20"/>
           <w:szCs w:val="20"/>
         </w:rPr>
-        <w:t xml:space="preserve">Most enterprise applications are sufficiently complex that they require more than one developer, maybe even a large team of developers that includes user interface (UI) designers and localizers in addition to developers. </w:t>
-      </w:r>
-      <w:r>
-        <w:rPr>
-          <w:rFonts w:ascii="AbsaraSansTF-Light" w:hAnsi="AbsaraSansTF-Light"/>
-          <w:sz w:val="20"/>
-          <w:szCs w:val="20"/>
-        </w:rPr>
-        <w:lastRenderedPageBreak/>
-        <w:t>It can be a significant challenge to decide how to design the application so that multiple developers or subteams can work effectively on different pieces of the application independently, yet ensuring that the pieces come together seamlessly when integrated into the application.</w:t>
+        <w:t>Most enterprise applications are sufficiently complex that they require more than one developer, maybe even a large team of developers that includes user interface (UI) designers and localizers in addition to developers. It can be a significant challenge to decide how to design the application so that multiple developers or subteams can work effectively on different pieces of the application independently, yet ensuring that the pieces come together seamlessly when integrated into the application.</w:t>
       </w:r>
     </w:p>
     <w:p>
@@ -602,26 +1402,30 @@
     </w:p>
     <w:p>
       <w:pPr>
-        <w:pStyle w:val="Heading1"/>
+        <w:autoSpaceDE w:val="0"/>
+        <w:autoSpaceDN w:val="0"/>
+        <w:adjustRightInd w:val="0"/>
+        <w:rPr>
+          <w:rFonts w:ascii="AbsaraSansTF-Light" w:hAnsi="AbsaraSansTF-Light"/>
+          <w:sz w:val="20"/>
+          <w:szCs w:val="20"/>
+        </w:rPr>
+      </w:pPr>
+    </w:p>
+    <w:p>
+      <w:pPr>
+        <w:pStyle w:val="Heading2"/>
         <w:numPr>
           <w:ilvl w:val="0"/>
-          <w:numId w:val="17"/>
+          <w:numId w:val="32"/>
         </w:numPr>
         <w:ind w:left="1134" w:hanging="1134"/>
-        <w:rPr>
-          <w:rFonts w:ascii="AbsaraSans-Bold" w:hAnsi="AbsaraSans-Bold"/>
-          <w:sz w:val="24"/>
-          <w:szCs w:val="24"/>
-        </w:rPr>
-      </w:pPr>
-      <w:r>
-        <w:rPr>
-          <w:rFonts w:ascii="AbsaraSans-Bold" w:hAnsi="AbsaraSans-Bold"/>
-          <w:sz w:val="24"/>
-          <w:szCs w:val="24"/>
-        </w:rPr>
+      </w:pPr>
+      <w:bookmarkStart w:id="2" w:name="_Toc68732734"/>
+      <w:r>
         <w:t>The Composite Approach</w:t>
       </w:r>
+      <w:bookmarkEnd w:id="2"/>
     </w:p>
     <w:p>
       <w:pPr>
@@ -907,6 +1711,7 @@
         <w:autoSpaceDE w:val="0"/>
         <w:autoSpaceDN w:val="0"/>
         <w:adjustRightInd w:val="0"/>
+        <w:jc w:val="center"/>
         <w:rPr>
           <w:rFonts w:ascii="AbsaraSansTF-Light" w:hAnsi="AbsaraSansTF-Light"/>
           <w:sz w:val="20"/>
@@ -934,10 +1739,10 @@
             <v:path o:extrusionok="f" gradientshapeok="t" o:connecttype="rect"/>
             <o:lock v:ext="edit" aspectratio="t"/>
           </v:shapetype>
-          <v:shape id="_x0000_i1130" type="#_x0000_t75" style="width:362.95pt;height:210.5pt" o:ole="">
+          <v:shape id="_x0000_i1025" type="#_x0000_t75" style="width:362.95pt;height:210.5pt" o:ole="">
             <v:imagedata r:id="rId8" o:title=""/>
           </v:shape>
-          <o:OLEObject Type="Embed" ProgID="Visio.Drawing.15" ShapeID="_x0000_i1130" DrawAspect="Content" ObjectID="_1676719071" r:id="rId9"/>
+          <o:OLEObject Type="Embed" ProgID="Visio.Drawing.15" ShapeID="_x0000_i1025" DrawAspect="Content" ObjectID="_1679345746" r:id="rId9"/>
         </w:object>
       </w:r>
     </w:p>
@@ -946,6 +1751,7 @@
         <w:autoSpaceDE w:val="0"/>
         <w:autoSpaceDN w:val="0"/>
         <w:adjustRightInd w:val="0"/>
+        <w:jc w:val="center"/>
         <w:rPr>
           <w:rFonts w:ascii="AbsaraSansTF-Light" w:hAnsi="AbsaraSansTF-Light"/>
           <w:sz w:val="20"/>
@@ -990,7 +1796,6 @@
           <w:sz w:val="20"/>
           <w:szCs w:val="20"/>
         </w:rPr>
-        <w:lastRenderedPageBreak/>
         <w:t>In this type of application, the user can be presented with a rich and flexible user experience that provides a task-oriented focus over functionality that spans multiple back-end systems, services, and data stores, where each is represented by one or more dedicated modules. The clean separation between the application logic and the UI allows the application to provide a consistent and differentiated appearance across all constituent modules.</w:t>
       </w:r>
     </w:p>
@@ -1044,6 +1849,7 @@
         <w:autoSpaceDE w:val="0"/>
         <w:autoSpaceDN w:val="0"/>
         <w:adjustRightInd w:val="0"/>
+        <w:jc w:val="center"/>
         <w:rPr>
           <w:rFonts w:ascii="AbsaraSansTF-Light" w:hAnsi="AbsaraSansTF-Light"/>
           <w:sz w:val="20"/>
@@ -1124,6 +1930,7 @@
         <w:autoSpaceDE w:val="0"/>
         <w:autoSpaceDN w:val="0"/>
         <w:adjustRightInd w:val="0"/>
+        <w:jc w:val="center"/>
         <w:rPr>
           <w:rFonts w:ascii="AbsaraSansTF-Light" w:hAnsi="AbsaraSansTF-Light"/>
           <w:sz w:val="20"/>
@@ -1174,26 +1981,30 @@
     </w:p>
     <w:p>
       <w:pPr>
-        <w:pStyle w:val="Heading1"/>
+        <w:autoSpaceDE w:val="0"/>
+        <w:autoSpaceDN w:val="0"/>
+        <w:adjustRightInd w:val="0"/>
+        <w:rPr>
+          <w:rFonts w:ascii="AbsaraSansTF-Light" w:hAnsi="AbsaraSansTF-Light"/>
+          <w:sz w:val="20"/>
+          <w:szCs w:val="20"/>
+        </w:rPr>
+      </w:pPr>
+    </w:p>
+    <w:p>
+      <w:pPr>
+        <w:pStyle w:val="Heading2"/>
         <w:numPr>
           <w:ilvl w:val="0"/>
-          <w:numId w:val="17"/>
+          <w:numId w:val="32"/>
         </w:numPr>
         <w:ind w:left="1134" w:hanging="1134"/>
-        <w:rPr>
-          <w:rFonts w:ascii="AbsaraSans-Bold" w:hAnsi="AbsaraSans-Bold"/>
-          <w:sz w:val="24"/>
-          <w:szCs w:val="24"/>
-        </w:rPr>
-      </w:pPr>
-      <w:r>
-        <w:rPr>
-          <w:rFonts w:ascii="AbsaraSans-Bold" w:hAnsi="AbsaraSans-Bold"/>
-          <w:sz w:val="24"/>
-          <w:szCs w:val="24"/>
-        </w:rPr>
+      </w:pPr>
+      <w:bookmarkStart w:id="3" w:name="_Toc68732735"/>
+      <w:r>
         <w:t>Challenges Not Addressed by Crystal</w:t>
       </w:r>
+      <w:bookmarkEnd w:id="3"/>
     </w:p>
     <w:p>
       <w:pPr>
@@ -1237,6 +2048,7 @@
           <w:sz w:val="20"/>
           <w:szCs w:val="20"/>
         </w:rPr>
+        <w:lastRenderedPageBreak/>
         <w:t xml:space="preserve">Although </w:t>
       </w:r>
       <w:r>
@@ -1531,6 +2343,7 @@
           <w:szCs w:val="28"/>
         </w:rPr>
       </w:pPr>
+      <w:bookmarkStart w:id="4" w:name="_Toc68732736"/>
       <w:r>
         <w:rPr>
           <w:rFonts w:ascii="AbsaraSans-Bold" w:hAnsi="AbsaraSans-Bold"/>
@@ -1539,6 +2352,7 @@
         </w:rPr>
         <w:t>Prerequisites</w:t>
       </w:r>
+      <w:bookmarkEnd w:id="4"/>
     </w:p>
     <w:p>
       <w:pPr>
@@ -1646,7 +2460,6 @@
           <w:sz w:val="20"/>
           <w:szCs w:val="20"/>
         </w:rPr>
-        <w:lastRenderedPageBreak/>
         <w:t>XAML</w:t>
       </w:r>
       <w:r>
@@ -1984,6 +2797,7 @@
           <w:szCs w:val="28"/>
         </w:rPr>
       </w:pPr>
+      <w:bookmarkStart w:id="5" w:name="_Toc68732737"/>
       <w:r>
         <w:rPr>
           <w:rFonts w:ascii="AbsaraSans-Bold" w:hAnsi="AbsaraSans-Bold"/>
@@ -1992,6 +2806,7 @@
         </w:rPr>
         <w:t>An Overview of Crystal</w:t>
       </w:r>
+      <w:bookmarkEnd w:id="5"/>
     </w:p>
     <w:p>
       <w:pPr>
@@ -2020,27 +2835,22 @@
     </w:p>
     <w:p>
       <w:pPr>
-        <w:pStyle w:val="ListParagraph"/>
-        <w:numPr>
-          <w:ilvl w:val="0"/>
-          <w:numId w:val="20"/>
-        </w:numPr>
-        <w:autoSpaceDE w:val="0"/>
-        <w:autoSpaceDN w:val="0"/>
-        <w:adjustRightInd w:val="0"/>
-        <w:ind w:left="1134" w:hanging="1134"/>
-        <w:rPr>
-          <w:rFonts w:ascii="AbsaraSans-Bold" w:hAnsi="AbsaraSans-Bold"/>
-          <w:color w:val="0070C0"/>
-        </w:rPr>
-      </w:pPr>
-      <w:r>
-        <w:rPr>
-          <w:rFonts w:ascii="AbsaraSans-Bold" w:hAnsi="AbsaraSans-Bold"/>
-          <w:color w:val="0070C0"/>
-        </w:rPr>
+        <w:pStyle w:val="Heading2"/>
+        <w:tabs>
+          <w:tab w:val="left" w:pos="1134"/>
+        </w:tabs>
+      </w:pPr>
+      <w:bookmarkStart w:id="6" w:name="_Toc68732738"/>
+      <w:r>
+        <w:t>1.3.1</w:t>
+      </w:r>
+      <w:r>
+        <w:tab/>
+      </w:r>
+      <w:r>
         <w:t>Architectural Goals</w:t>
       </w:r>
+      <w:bookmarkEnd w:id="6"/>
     </w:p>
     <w:p>
       <w:pPr>
@@ -2295,34 +3105,25 @@
     </w:p>
     <w:p>
       <w:pPr>
-        <w:pStyle w:val="ListParagraph"/>
-        <w:numPr>
-          <w:ilvl w:val="0"/>
-          <w:numId w:val="20"/>
-        </w:numPr>
-        <w:autoSpaceDE w:val="0"/>
-        <w:autoSpaceDN w:val="0"/>
-        <w:adjustRightInd w:val="0"/>
-        <w:ind w:left="1134" w:hanging="1134"/>
-        <w:rPr>
-          <w:rFonts w:ascii="AbsaraSans-Bold" w:hAnsi="AbsaraSans-Bold"/>
-          <w:color w:val="0070C0"/>
-        </w:rPr>
-      </w:pPr>
-      <w:r>
-        <w:rPr>
-          <w:rFonts w:ascii="AbsaraSans-Bold" w:hAnsi="AbsaraSans-Bold"/>
-          <w:color w:val="0070C0"/>
-        </w:rPr>
+        <w:pStyle w:val="Heading2"/>
+        <w:tabs>
+          <w:tab w:val="left" w:pos="1134"/>
+        </w:tabs>
+      </w:pPr>
+      <w:bookmarkStart w:id="7" w:name="_Toc68732739"/>
+      <w:r>
+        <w:t>1.3.2</w:t>
+      </w:r>
+      <w:r>
+        <w:tab/>
+      </w:r>
+      <w:r>
         <w:t>Crystal</w:t>
       </w:r>
       <w:r>
-        <w:rPr>
-          <w:rFonts w:ascii="AbsaraSans-Bold" w:hAnsi="AbsaraSans-Bold"/>
-          <w:color w:val="0070C0"/>
-        </w:rPr>
         <w:t xml:space="preserve"> Design Goals</w:t>
       </w:r>
+      <w:bookmarkEnd w:id="7"/>
     </w:p>
     <w:p>
       <w:pPr>
@@ -2426,6 +3227,7 @@
           <w:sz w:val="20"/>
           <w:szCs w:val="20"/>
         </w:rPr>
+        <w:lastRenderedPageBreak/>
         <w:t>Crystal</w:t>
       </w:r>
       <w:r>
@@ -2774,16 +3576,7 @@
           <w:sz w:val="20"/>
           <w:szCs w:val="20"/>
         </w:rPr>
-        <w:t xml:space="preserve"> helps to minimize cross- team </w:t>
-      </w:r>
-      <w:r>
-        <w:rPr>
-          <w:rFonts w:ascii="AbsaraSansTF-Light" w:hAnsi="AbsaraSansTF-Light"/>
-          <w:sz w:val="20"/>
-          <w:szCs w:val="20"/>
-        </w:rPr>
-        <w:lastRenderedPageBreak/>
-        <w:t>dependencies and allows teams to focus on different functional areas (such as UI design, business logic implementation, and infrastructure code development), or on different business- level functional areas (such as profile, sales, inventory, or logistics).</w:t>
+        <w:t xml:space="preserve"> helps to minimize cross- team dependencies and allows teams to focus on different functional areas (such as UI design, business logic implementation, and infrastructure code development), or on different business- level functional areas (such as profile, sales, inventory, or logistics).</w:t>
       </w:r>
     </w:p>
     <w:p>
@@ -2913,15 +3706,7 @@
           <w:sz w:val="20"/>
           <w:szCs w:val="20"/>
         </w:rPr>
-        <w:t xml:space="preserve"> </w:t>
-      </w:r>
-      <w:r>
-        <w:rPr>
-          <w:rFonts w:ascii="AbsaraSansTF-Light" w:hAnsi="AbsaraSansTF-Light"/>
-          <w:sz w:val="20"/>
-          <w:szCs w:val="20"/>
-        </w:rPr>
-        <w:t xml:space="preserve">was designed so that you can use any of </w:t>
+        <w:t xml:space="preserve"> was designed so that you can use any of </w:t>
       </w:r>
       <w:r>
         <w:rPr>
@@ -3179,15 +3964,7 @@
                 <w:sz w:val="20"/>
                 <w:szCs w:val="20"/>
               </w:rPr>
-              <w:t>Validates the application functionality using user scenarios to drive the test requirements. Tests can be executed manually or automated</w:t>
-            </w:r>
-            <w:r>
-              <w:rPr>
-                <w:rFonts w:ascii="AbsaraSansTF-Light" w:hAnsi="AbsaraSansTF-Light"/>
-                <w:sz w:val="20"/>
-                <w:szCs w:val="20"/>
-              </w:rPr>
-              <w:t>.</w:t>
+              <w:t>Validates the application functionality using user scenarios to drive the test requirements. Tests can be executed manually or automated.</w:t>
             </w:r>
           </w:p>
         </w:tc>
@@ -3263,15 +4040,7 @@
                 <w:sz w:val="20"/>
                 <w:szCs w:val="20"/>
               </w:rPr>
-              <w:t>Team members build applications consuming the deliverable software</w:t>
-            </w:r>
-            <w:r>
-              <w:rPr>
-                <w:rFonts w:ascii="AbsaraSansTF-Light" w:hAnsi="AbsaraSansTF-Light"/>
-                <w:sz w:val="20"/>
-                <w:szCs w:val="20"/>
-              </w:rPr>
-              <w:t>.</w:t>
+              <w:t>Team members build applications consuming the deliverable software.</w:t>
             </w:r>
           </w:p>
         </w:tc>
@@ -3754,6 +4523,7 @@
           <w:sz w:val="20"/>
           <w:szCs w:val="20"/>
         </w:rPr>
+        <w:lastRenderedPageBreak/>
         <w:t xml:space="preserve">The </w:t>
       </w:r>
       <w:r>
@@ -4025,6 +4795,1576 @@
     </w:p>
     <w:p>
       <w:pPr>
+        <w:pStyle w:val="Heading2"/>
+        <w:tabs>
+          <w:tab w:val="left" w:pos="1134"/>
+        </w:tabs>
+      </w:pPr>
+      <w:bookmarkStart w:id="8" w:name="_Toc68732740"/>
+      <w:r>
+        <w:t>1.3.3</w:t>
+      </w:r>
+      <w:r>
+        <w:tab/>
+      </w:r>
+      <w:r>
+        <w:t>Key Concepts</w:t>
+      </w:r>
+      <w:bookmarkEnd w:id="8"/>
+    </w:p>
+    <w:p>
+      <w:pPr>
+        <w:autoSpaceDE w:val="0"/>
+        <w:autoSpaceDN w:val="0"/>
+        <w:adjustRightInd w:val="0"/>
+        <w:rPr>
+          <w:rFonts w:ascii="AbsaraSansTF-Light" w:hAnsi="AbsaraSansTF-Light"/>
+          <w:sz w:val="20"/>
+          <w:szCs w:val="20"/>
+        </w:rPr>
+      </w:pPr>
+    </w:p>
+    <w:p>
+      <w:pPr>
+        <w:autoSpaceDE w:val="0"/>
+        <w:autoSpaceDN w:val="0"/>
+        <w:adjustRightInd w:val="0"/>
+        <w:rPr>
+          <w:rFonts w:ascii="AbsaraSansTF-Light" w:hAnsi="AbsaraSansTF-Light"/>
+          <w:sz w:val="20"/>
+          <w:szCs w:val="20"/>
+        </w:rPr>
+      </w:pPr>
+      <w:r>
+        <w:rPr>
+          <w:rFonts w:ascii="AbsaraSansTF-Light" w:hAnsi="AbsaraSansTF-Light"/>
+          <w:sz w:val="20"/>
+          <w:szCs w:val="20"/>
+        </w:rPr>
+        <w:t>Crystal</w:t>
+      </w:r>
+      <w:r>
+        <w:rPr>
+          <w:rFonts w:ascii="AbsaraSansTF-Light" w:hAnsi="AbsaraSansTF-Light"/>
+          <w:sz w:val="20"/>
+          <w:szCs w:val="20"/>
+        </w:rPr>
+        <w:t xml:space="preserve"> provides capabilities and design patterns that may be unfamiliar to you, especially if you're new to design patterns and composite application development. This section provides a brief overview of the main concepts behind </w:t>
+      </w:r>
+      <w:r>
+        <w:rPr>
+          <w:rFonts w:ascii="AbsaraSansTF-Light" w:hAnsi="AbsaraSansTF-Light"/>
+          <w:sz w:val="20"/>
+          <w:szCs w:val="20"/>
+        </w:rPr>
+        <w:t>Crystal</w:t>
+      </w:r>
+      <w:r>
+        <w:rPr>
+          <w:rFonts w:ascii="AbsaraSansTF-Light" w:hAnsi="AbsaraSansTF-Light"/>
+          <w:sz w:val="20"/>
+          <w:szCs w:val="20"/>
+        </w:rPr>
+        <w:t xml:space="preserve"> and defines some of the terminology that you will see used throughout the documentation and code.</w:t>
+      </w:r>
+    </w:p>
+    <w:p>
+      <w:pPr>
+        <w:autoSpaceDE w:val="0"/>
+        <w:autoSpaceDN w:val="0"/>
+        <w:adjustRightInd w:val="0"/>
+        <w:spacing w:line="100" w:lineRule="exact"/>
+        <w:rPr>
+          <w:rFonts w:ascii="AbsaraSansTF-Light" w:hAnsi="AbsaraSansTF-Light"/>
+          <w:sz w:val="20"/>
+          <w:szCs w:val="20"/>
+        </w:rPr>
+      </w:pPr>
+    </w:p>
+    <w:p>
+      <w:pPr>
+        <w:pStyle w:val="ListParagraph"/>
+        <w:numPr>
+          <w:ilvl w:val="0"/>
+          <w:numId w:val="19"/>
+        </w:numPr>
+        <w:autoSpaceDE w:val="0"/>
+        <w:autoSpaceDN w:val="0"/>
+        <w:adjustRightInd w:val="0"/>
+        <w:ind w:left="567" w:hanging="425"/>
+        <w:rPr>
+          <w:rFonts w:ascii="AbsaraSansTF-Light" w:hAnsi="AbsaraSansTF-Light"/>
+          <w:sz w:val="20"/>
+          <w:szCs w:val="20"/>
+        </w:rPr>
+      </w:pPr>
+      <w:r>
+        <w:rPr>
+          <w:rFonts w:ascii="AbsaraSansTF-Light" w:hAnsi="AbsaraSansTF-Light"/>
+          <w:b/>
+          <w:bCs/>
+          <w:sz w:val="20"/>
+          <w:szCs w:val="20"/>
+        </w:rPr>
+        <w:t>Modules</w:t>
+      </w:r>
+      <w:r>
+        <w:rPr>
+          <w:rFonts w:ascii="AbsaraSansTF-Light" w:hAnsi="AbsaraSansTF-Light"/>
+          <w:sz w:val="20"/>
+          <w:szCs w:val="20"/>
+        </w:rPr>
+        <w:t xml:space="preserve">. Modules are packages of functionality that can be independently developed, tested, and (optionally) deployed. In many situations, modules are developed and maintained by separate teams. A typical </w:t>
+      </w:r>
+      <w:r>
+        <w:rPr>
+          <w:rFonts w:ascii="AbsaraSansTF-Light" w:hAnsi="AbsaraSansTF-Light"/>
+          <w:sz w:val="20"/>
+          <w:szCs w:val="20"/>
+        </w:rPr>
+        <w:t>Crystal</w:t>
+      </w:r>
+      <w:r>
+        <w:rPr>
+          <w:rFonts w:ascii="AbsaraSansTF-Light" w:hAnsi="AbsaraSansTF-Light"/>
+          <w:sz w:val="20"/>
+          <w:szCs w:val="20"/>
+        </w:rPr>
+        <w:t xml:space="preserve"> application is built from multiple modules. Modules can be used to represent specific business-related functionality (for example, profile management) and</w:t>
+      </w:r>
+      <w:r>
+        <w:rPr>
+          <w:rFonts w:ascii="AbsaraSansTF-Light" w:hAnsi="AbsaraSansTF-Light"/>
+          <w:sz w:val="20"/>
+          <w:szCs w:val="20"/>
+        </w:rPr>
+        <w:t xml:space="preserve"> </w:t>
+      </w:r>
+      <w:r>
+        <w:rPr>
+          <w:rFonts w:ascii="AbsaraSansTF-Light" w:hAnsi="AbsaraSansTF-Light"/>
+          <w:sz w:val="20"/>
+          <w:szCs w:val="20"/>
+        </w:rPr>
+        <w:t>encapsulate all the views, services, and data models required to implement that functionality. Modules can also be used to encapsulate common application infrastructure or services (for example, logging and exception management services) that can be reused across multiple applications.</w:t>
+      </w:r>
+    </w:p>
+    <w:p>
+      <w:pPr>
+        <w:autoSpaceDE w:val="0"/>
+        <w:autoSpaceDN w:val="0"/>
+        <w:adjustRightInd w:val="0"/>
+        <w:spacing w:line="100" w:lineRule="exact"/>
+        <w:rPr>
+          <w:rFonts w:ascii="AbsaraSansTF-Light" w:hAnsi="AbsaraSansTF-Light"/>
+          <w:sz w:val="20"/>
+          <w:szCs w:val="20"/>
+        </w:rPr>
+      </w:pPr>
+    </w:p>
+    <w:p>
+      <w:pPr>
+        <w:pStyle w:val="ListParagraph"/>
+        <w:numPr>
+          <w:ilvl w:val="0"/>
+          <w:numId w:val="19"/>
+        </w:numPr>
+        <w:autoSpaceDE w:val="0"/>
+        <w:autoSpaceDN w:val="0"/>
+        <w:adjustRightInd w:val="0"/>
+        <w:ind w:left="567" w:hanging="425"/>
+        <w:rPr>
+          <w:rFonts w:ascii="AbsaraSansTF-Light" w:hAnsi="AbsaraSansTF-Light"/>
+          <w:sz w:val="20"/>
+          <w:szCs w:val="20"/>
+        </w:rPr>
+      </w:pPr>
+      <w:r>
+        <w:rPr>
+          <w:rFonts w:ascii="AbsaraSansTF-Light" w:hAnsi="AbsaraSansTF-Light"/>
+          <w:b/>
+          <w:bCs/>
+          <w:sz w:val="20"/>
+          <w:szCs w:val="20"/>
+        </w:rPr>
+        <w:t>Module catalog</w:t>
+      </w:r>
+      <w:r>
+        <w:rPr>
+          <w:rFonts w:ascii="AbsaraSansTF-Light" w:hAnsi="AbsaraSansTF-Light"/>
+          <w:sz w:val="20"/>
+          <w:szCs w:val="20"/>
+        </w:rPr>
+        <w:t xml:space="preserve">. In a composite application, modules must be discovered and loaded at run time by the host application. In </w:t>
+      </w:r>
+      <w:r>
+        <w:rPr>
+          <w:rFonts w:ascii="AbsaraSansTF-Light" w:hAnsi="AbsaraSansTF-Light"/>
+          <w:sz w:val="20"/>
+          <w:szCs w:val="20"/>
+        </w:rPr>
+        <w:t>Crystal</w:t>
+      </w:r>
+      <w:r>
+        <w:rPr>
+          <w:rFonts w:ascii="AbsaraSansTF-Light" w:hAnsi="AbsaraSansTF-Light"/>
+          <w:sz w:val="20"/>
+          <w:szCs w:val="20"/>
+        </w:rPr>
+        <w:t xml:space="preserve">, a module catalog is used to specify which modules to are to be loaded, when they are loaded, and in what order. The module catalog is used by the </w:t>
+      </w:r>
+      <w:r>
+        <w:rPr>
+          <w:rFonts w:ascii="AbsaraSansTF-Light" w:hAnsi="AbsaraSansTF-Light"/>
+          <w:b/>
+          <w:bCs/>
+          <w:sz w:val="20"/>
+          <w:szCs w:val="20"/>
+        </w:rPr>
+        <w:t>ModuleManager</w:t>
+      </w:r>
+      <w:r>
+        <w:rPr>
+          <w:rFonts w:ascii="AbsaraSansTF-Light" w:hAnsi="AbsaraSansTF-Light"/>
+          <w:sz w:val="20"/>
+          <w:szCs w:val="20"/>
+        </w:rPr>
+        <w:t xml:space="preserve"> and </w:t>
+      </w:r>
+      <w:r>
+        <w:rPr>
+          <w:rFonts w:ascii="AbsaraSansTF-Light" w:hAnsi="AbsaraSansTF-Light"/>
+          <w:b/>
+          <w:bCs/>
+          <w:sz w:val="20"/>
+          <w:szCs w:val="20"/>
+        </w:rPr>
+        <w:t>ModuleLoader</w:t>
+      </w:r>
+      <w:r>
+        <w:rPr>
+          <w:rFonts w:ascii="AbsaraSansTF-Light" w:hAnsi="AbsaraSansTF-Light"/>
+          <w:sz w:val="20"/>
+          <w:szCs w:val="20"/>
+        </w:rPr>
+        <w:t xml:space="preserve"> components, which are responsible for downloading the modules if they are remote, loading the module's assemblies into the application domain, and for initializing the module. </w:t>
+      </w:r>
+      <w:r>
+        <w:rPr>
+          <w:rFonts w:ascii="AbsaraSansTF-Light" w:hAnsi="AbsaraSansTF-Light"/>
+          <w:sz w:val="20"/>
+          <w:szCs w:val="20"/>
+        </w:rPr>
+        <w:t>Crystal</w:t>
+      </w:r>
+      <w:r>
+        <w:rPr>
+          <w:rFonts w:ascii="AbsaraSansTF-Light" w:hAnsi="AbsaraSansTF-Light"/>
+          <w:sz w:val="20"/>
+          <w:szCs w:val="20"/>
+        </w:rPr>
+        <w:t xml:space="preserve"> allows the module catalog to be specified in different ways, including programmatically using code, declaratively using XAML, or using a configuration file. You can also implement a custom module catalog if you need to.</w:t>
+      </w:r>
+    </w:p>
+    <w:p>
+      <w:pPr>
+        <w:autoSpaceDE w:val="0"/>
+        <w:autoSpaceDN w:val="0"/>
+        <w:adjustRightInd w:val="0"/>
+        <w:spacing w:line="100" w:lineRule="exact"/>
+        <w:rPr>
+          <w:rFonts w:ascii="AbsaraSansTF-Light" w:hAnsi="AbsaraSansTF-Light"/>
+          <w:sz w:val="20"/>
+          <w:szCs w:val="20"/>
+        </w:rPr>
+      </w:pPr>
+    </w:p>
+    <w:p>
+      <w:pPr>
+        <w:pStyle w:val="ListParagraph"/>
+        <w:numPr>
+          <w:ilvl w:val="0"/>
+          <w:numId w:val="19"/>
+        </w:numPr>
+        <w:autoSpaceDE w:val="0"/>
+        <w:autoSpaceDN w:val="0"/>
+        <w:adjustRightInd w:val="0"/>
+        <w:ind w:left="567" w:hanging="425"/>
+        <w:rPr>
+          <w:rFonts w:ascii="AbsaraSansTF-Light" w:hAnsi="AbsaraSansTF-Light"/>
+          <w:sz w:val="20"/>
+          <w:szCs w:val="20"/>
+        </w:rPr>
+      </w:pPr>
+      <w:r>
+        <w:rPr>
+          <w:rFonts w:ascii="AbsaraSansTF-Light" w:hAnsi="AbsaraSansTF-Light"/>
+          <w:b/>
+          <w:bCs/>
+          <w:sz w:val="20"/>
+          <w:szCs w:val="20"/>
+        </w:rPr>
+        <w:t>Shell</w:t>
+      </w:r>
+      <w:r>
+        <w:rPr>
+          <w:rFonts w:ascii="AbsaraSansTF-Light" w:hAnsi="AbsaraSansTF-Light"/>
+          <w:sz w:val="20"/>
+          <w:szCs w:val="20"/>
+        </w:rPr>
+        <w:t>. The shell is the host application into which modules are loaded. The shell defines the overall layout and structure of the application, but it is typically unaware of the exact modules that it will host. It usually implements common application services and infrastructure, but most of the application's functionality and content is implemented within the modules. The shell also provides the top-level window or visual element that will then host the different UI components provided by the loaded modules.</w:t>
+      </w:r>
+    </w:p>
+    <w:p>
+      <w:pPr>
+        <w:autoSpaceDE w:val="0"/>
+        <w:autoSpaceDN w:val="0"/>
+        <w:adjustRightInd w:val="0"/>
+        <w:spacing w:line="100" w:lineRule="exact"/>
+        <w:rPr>
+          <w:rFonts w:ascii="AbsaraSansTF-Light" w:hAnsi="AbsaraSansTF-Light"/>
+          <w:sz w:val="20"/>
+          <w:szCs w:val="20"/>
+        </w:rPr>
+      </w:pPr>
+    </w:p>
+    <w:p>
+      <w:pPr>
+        <w:pStyle w:val="ListParagraph"/>
+        <w:numPr>
+          <w:ilvl w:val="0"/>
+          <w:numId w:val="19"/>
+        </w:numPr>
+        <w:autoSpaceDE w:val="0"/>
+        <w:autoSpaceDN w:val="0"/>
+        <w:adjustRightInd w:val="0"/>
+        <w:ind w:left="567" w:hanging="425"/>
+        <w:rPr>
+          <w:rFonts w:ascii="AbsaraSansTF-Light" w:hAnsi="AbsaraSansTF-Light"/>
+          <w:sz w:val="20"/>
+          <w:szCs w:val="20"/>
+        </w:rPr>
+      </w:pPr>
+      <w:r>
+        <w:rPr>
+          <w:rFonts w:ascii="AbsaraSansTF-Light" w:hAnsi="AbsaraSansTF-Light"/>
+          <w:b/>
+          <w:bCs/>
+          <w:sz w:val="20"/>
+          <w:szCs w:val="20"/>
+        </w:rPr>
+        <w:t>Views</w:t>
+      </w:r>
+      <w:r>
+        <w:rPr>
+          <w:rFonts w:ascii="AbsaraSansTF-Light" w:hAnsi="AbsaraSansTF-Light"/>
+          <w:sz w:val="20"/>
+          <w:szCs w:val="20"/>
+        </w:rPr>
+        <w:t>. Views are UI controls that encapsulate the UI for a particular feature or functional area of the application. Views are used in conjunction with the MVVM pattern, which is used to provide a clean separation of concerns between the UI and the application's presentation logic and data. Views are used to encapsulate the UI and define user interaction behavior, thereby allowing the view to be updated or replaced independently of the underlying application functionality. Views use data binding to interact with view model classes.</w:t>
+      </w:r>
+    </w:p>
+    <w:p>
+      <w:pPr>
+        <w:autoSpaceDE w:val="0"/>
+        <w:autoSpaceDN w:val="0"/>
+        <w:adjustRightInd w:val="0"/>
+        <w:spacing w:line="100" w:lineRule="exact"/>
+        <w:rPr>
+          <w:rFonts w:ascii="AbsaraSansTF-Light" w:hAnsi="AbsaraSansTF-Light"/>
+          <w:sz w:val="20"/>
+          <w:szCs w:val="20"/>
+        </w:rPr>
+      </w:pPr>
+    </w:p>
+    <w:p>
+      <w:pPr>
+        <w:pStyle w:val="ListParagraph"/>
+        <w:numPr>
+          <w:ilvl w:val="0"/>
+          <w:numId w:val="19"/>
+        </w:numPr>
+        <w:autoSpaceDE w:val="0"/>
+        <w:autoSpaceDN w:val="0"/>
+        <w:adjustRightInd w:val="0"/>
+        <w:ind w:left="567" w:hanging="425"/>
+        <w:rPr>
+          <w:rFonts w:ascii="AbsaraSansTF-Light" w:hAnsi="AbsaraSansTF-Light"/>
+          <w:sz w:val="20"/>
+          <w:szCs w:val="20"/>
+        </w:rPr>
+      </w:pPr>
+      <w:r>
+        <w:rPr>
+          <w:rFonts w:ascii="AbsaraSansTF-Light" w:hAnsi="AbsaraSansTF-Light"/>
+          <w:b/>
+          <w:bCs/>
+          <w:sz w:val="20"/>
+          <w:szCs w:val="20"/>
+        </w:rPr>
+        <w:t>View models</w:t>
+      </w:r>
+      <w:r>
+        <w:rPr>
+          <w:rFonts w:ascii="AbsaraSansTF-Light" w:hAnsi="AbsaraSansTF-Light"/>
+          <w:sz w:val="20"/>
+          <w:szCs w:val="20"/>
+        </w:rPr>
+        <w:t>. View models are classes that encapsulate the application's presentation logic and state. They are part of the MVVM pattern. View models encapsulate much of the application's functionality. View models define properties, commands, and events, to which controls in the view can data-bind.</w:t>
+      </w:r>
+    </w:p>
+    <w:p>
+      <w:pPr>
+        <w:autoSpaceDE w:val="0"/>
+        <w:autoSpaceDN w:val="0"/>
+        <w:adjustRightInd w:val="0"/>
+        <w:spacing w:line="100" w:lineRule="exact"/>
+        <w:rPr>
+          <w:rFonts w:ascii="AbsaraSansTF-Light" w:hAnsi="AbsaraSansTF-Light"/>
+          <w:sz w:val="20"/>
+          <w:szCs w:val="20"/>
+        </w:rPr>
+      </w:pPr>
+    </w:p>
+    <w:p>
+      <w:pPr>
+        <w:pStyle w:val="ListParagraph"/>
+        <w:numPr>
+          <w:ilvl w:val="0"/>
+          <w:numId w:val="19"/>
+        </w:numPr>
+        <w:autoSpaceDE w:val="0"/>
+        <w:autoSpaceDN w:val="0"/>
+        <w:adjustRightInd w:val="0"/>
+        <w:ind w:left="567" w:hanging="425"/>
+        <w:rPr>
+          <w:rFonts w:ascii="AbsaraSansTF-Light" w:hAnsi="AbsaraSansTF-Light"/>
+          <w:sz w:val="20"/>
+          <w:szCs w:val="20"/>
+        </w:rPr>
+      </w:pPr>
+      <w:r>
+        <w:rPr>
+          <w:rFonts w:ascii="AbsaraSansTF-Light" w:hAnsi="AbsaraSansTF-Light"/>
+          <w:b/>
+          <w:bCs/>
+          <w:sz w:val="20"/>
+          <w:szCs w:val="20"/>
+        </w:rPr>
+        <w:t>Models</w:t>
+      </w:r>
+      <w:r>
+        <w:rPr>
+          <w:rFonts w:ascii="AbsaraSansTF-Light" w:hAnsi="AbsaraSansTF-Light"/>
+          <w:sz w:val="20"/>
+          <w:szCs w:val="20"/>
+        </w:rPr>
+        <w:t>. Model classes encapsulate the application data and business logic. They are used as part of the MVVM pattern. Models encapsulate data and any associated validation and business rules to ensure data consistency and integrity.</w:t>
+      </w:r>
+    </w:p>
+    <w:p>
+      <w:pPr>
+        <w:autoSpaceDE w:val="0"/>
+        <w:autoSpaceDN w:val="0"/>
+        <w:adjustRightInd w:val="0"/>
+        <w:spacing w:line="100" w:lineRule="exact"/>
+        <w:rPr>
+          <w:rFonts w:ascii="AbsaraSansTF-Light" w:hAnsi="AbsaraSansTF-Light"/>
+          <w:sz w:val="20"/>
+          <w:szCs w:val="20"/>
+        </w:rPr>
+      </w:pPr>
+    </w:p>
+    <w:p>
+      <w:pPr>
+        <w:pStyle w:val="ListParagraph"/>
+        <w:numPr>
+          <w:ilvl w:val="0"/>
+          <w:numId w:val="19"/>
+        </w:numPr>
+        <w:autoSpaceDE w:val="0"/>
+        <w:autoSpaceDN w:val="0"/>
+        <w:adjustRightInd w:val="0"/>
+        <w:ind w:left="567" w:hanging="425"/>
+        <w:rPr>
+          <w:rFonts w:ascii="AbsaraSansTF-Light" w:hAnsi="AbsaraSansTF-Light"/>
+          <w:sz w:val="20"/>
+          <w:szCs w:val="20"/>
+        </w:rPr>
+      </w:pPr>
+      <w:r>
+        <w:rPr>
+          <w:rFonts w:ascii="AbsaraSansTF-Light" w:hAnsi="AbsaraSansTF-Light"/>
+          <w:b/>
+          <w:bCs/>
+          <w:sz w:val="20"/>
+          <w:szCs w:val="20"/>
+        </w:rPr>
+        <w:t>Commands</w:t>
+      </w:r>
+      <w:r>
+        <w:rPr>
+          <w:rFonts w:ascii="AbsaraSansTF-Light" w:hAnsi="AbsaraSansTF-Light"/>
+          <w:sz w:val="20"/>
+          <w:szCs w:val="20"/>
+        </w:rPr>
+        <w:t xml:space="preserve">. Commands are used to encapsulate application functionality in a way that allows them to be defined and tested independently of the application's UI. They can be defined as command objects or as command methods in the view model. </w:t>
+      </w:r>
+      <w:r>
+        <w:rPr>
+          <w:rFonts w:ascii="AbsaraSansTF-Light" w:hAnsi="AbsaraSansTF-Light"/>
+          <w:sz w:val="20"/>
+          <w:szCs w:val="20"/>
+        </w:rPr>
+        <w:t>Crystal</w:t>
+      </w:r>
+      <w:r>
+        <w:rPr>
+          <w:rFonts w:ascii="AbsaraSansTF-Light" w:hAnsi="AbsaraSansTF-Light"/>
+          <w:sz w:val="20"/>
+          <w:szCs w:val="20"/>
+        </w:rPr>
+        <w:t xml:space="preserve"> provides the </w:t>
+      </w:r>
+      <w:r>
+        <w:rPr>
+          <w:rFonts w:ascii="AbsaraSansTF-Light" w:hAnsi="AbsaraSansTF-Light"/>
+          <w:b/>
+          <w:bCs/>
+          <w:sz w:val="20"/>
+          <w:szCs w:val="20"/>
+        </w:rPr>
+        <w:t>DelegateCommand</w:t>
+      </w:r>
+      <w:r>
+        <w:rPr>
+          <w:rFonts w:ascii="AbsaraSansTF-Light" w:hAnsi="AbsaraSansTF-Light"/>
+          <w:sz w:val="20"/>
+          <w:szCs w:val="20"/>
+        </w:rPr>
+        <w:t xml:space="preserve"> class and the </w:t>
+      </w:r>
+      <w:r>
+        <w:rPr>
+          <w:rFonts w:ascii="AbsaraSansTF-Light" w:hAnsi="AbsaraSansTF-Light"/>
+          <w:b/>
+          <w:bCs/>
+          <w:sz w:val="20"/>
+          <w:szCs w:val="20"/>
+        </w:rPr>
+        <w:t>CompositeCommand</w:t>
+      </w:r>
+      <w:r>
+        <w:rPr>
+          <w:rFonts w:ascii="AbsaraSansTF-Light" w:hAnsi="AbsaraSansTF-Light"/>
+          <w:sz w:val="20"/>
+          <w:szCs w:val="20"/>
+        </w:rPr>
+        <w:t xml:space="preserve"> class. The latter is used to represent a collection of commands which are all invoked together.</w:t>
+      </w:r>
+    </w:p>
+    <w:p>
+      <w:pPr>
+        <w:autoSpaceDE w:val="0"/>
+        <w:autoSpaceDN w:val="0"/>
+        <w:adjustRightInd w:val="0"/>
+        <w:spacing w:line="100" w:lineRule="exact"/>
+        <w:rPr>
+          <w:rFonts w:ascii="AbsaraSansTF-Light" w:hAnsi="AbsaraSansTF-Light"/>
+          <w:sz w:val="20"/>
+          <w:szCs w:val="20"/>
+        </w:rPr>
+      </w:pPr>
+    </w:p>
+    <w:p>
+      <w:pPr>
+        <w:pStyle w:val="ListParagraph"/>
+        <w:numPr>
+          <w:ilvl w:val="0"/>
+          <w:numId w:val="19"/>
+        </w:numPr>
+        <w:autoSpaceDE w:val="0"/>
+        <w:autoSpaceDN w:val="0"/>
+        <w:adjustRightInd w:val="0"/>
+        <w:ind w:left="567" w:hanging="425"/>
+        <w:rPr>
+          <w:rFonts w:ascii="AbsaraSansTF-Light" w:hAnsi="AbsaraSansTF-Light"/>
+          <w:sz w:val="20"/>
+          <w:szCs w:val="20"/>
+        </w:rPr>
+      </w:pPr>
+      <w:r>
+        <w:rPr>
+          <w:rFonts w:ascii="AbsaraSansTF-Light" w:hAnsi="AbsaraSansTF-Light"/>
+          <w:b/>
+          <w:bCs/>
+          <w:sz w:val="20"/>
+          <w:szCs w:val="20"/>
+        </w:rPr>
+        <w:t>Regions</w:t>
+      </w:r>
+      <w:r>
+        <w:rPr>
+          <w:rFonts w:ascii="AbsaraSansTF-Light" w:hAnsi="AbsaraSansTF-Light"/>
+          <w:sz w:val="20"/>
+          <w:szCs w:val="20"/>
+        </w:rPr>
+        <w:t>. Regions are logical placeholders defined within the application's UI (in the shell or within views) into which views are displayed. Regions allow the layout of the application's UI to</w:t>
+      </w:r>
+      <w:r>
+        <w:rPr>
+          <w:rFonts w:ascii="AbsaraSansTF-Light" w:hAnsi="AbsaraSansTF-Light"/>
+          <w:sz w:val="20"/>
+          <w:szCs w:val="20"/>
+        </w:rPr>
+        <w:t xml:space="preserve"> </w:t>
+      </w:r>
+      <w:r>
+        <w:rPr>
+          <w:rFonts w:ascii="AbsaraSansTF-Light" w:hAnsi="AbsaraSansTF-Light"/>
+          <w:sz w:val="20"/>
+          <w:szCs w:val="20"/>
+        </w:rPr>
+        <w:t xml:space="preserve">be updated without requiring changes to the application logic. Many common controls can be used as a region, </w:t>
+      </w:r>
+      <w:r>
+        <w:rPr>
+          <w:rFonts w:ascii="AbsaraSansTF-Light" w:hAnsi="AbsaraSansTF-Light"/>
+          <w:sz w:val="20"/>
+          <w:szCs w:val="20"/>
+        </w:rPr>
+        <w:lastRenderedPageBreak/>
+        <w:t xml:space="preserve">allowing views to be automatically displayed within controls, such as a </w:t>
+      </w:r>
+      <w:r>
+        <w:rPr>
+          <w:rFonts w:ascii="AbsaraSansTF-Light" w:hAnsi="AbsaraSansTF-Light"/>
+          <w:b/>
+          <w:bCs/>
+          <w:sz w:val="20"/>
+          <w:szCs w:val="20"/>
+        </w:rPr>
+        <w:t>ContentControl</w:t>
+      </w:r>
+      <w:r>
+        <w:rPr>
+          <w:rFonts w:ascii="AbsaraSansTF-Light" w:hAnsi="AbsaraSansTF-Light"/>
+          <w:sz w:val="20"/>
+          <w:szCs w:val="20"/>
+        </w:rPr>
+        <w:t xml:space="preserve">, </w:t>
+      </w:r>
+      <w:r>
+        <w:rPr>
+          <w:rFonts w:ascii="AbsaraSansTF-Light" w:hAnsi="AbsaraSansTF-Light"/>
+          <w:b/>
+          <w:bCs/>
+          <w:sz w:val="20"/>
+          <w:szCs w:val="20"/>
+        </w:rPr>
+        <w:t>ItemsControl</w:t>
+      </w:r>
+      <w:r>
+        <w:rPr>
+          <w:rFonts w:ascii="AbsaraSansTF-Light" w:hAnsi="AbsaraSansTF-Light"/>
+          <w:sz w:val="20"/>
+          <w:szCs w:val="20"/>
+        </w:rPr>
+        <w:t xml:space="preserve">, </w:t>
+      </w:r>
+      <w:r>
+        <w:rPr>
+          <w:rFonts w:ascii="AbsaraSansTF-Light" w:hAnsi="AbsaraSansTF-Light"/>
+          <w:b/>
+          <w:bCs/>
+          <w:sz w:val="20"/>
+          <w:szCs w:val="20"/>
+        </w:rPr>
+        <w:t>ListBox</w:t>
+      </w:r>
+      <w:r>
+        <w:rPr>
+          <w:rFonts w:ascii="AbsaraSansTF-Light" w:hAnsi="AbsaraSansTF-Light"/>
+          <w:sz w:val="20"/>
+          <w:szCs w:val="20"/>
+        </w:rPr>
+        <w:t xml:space="preserve">, or </w:t>
+      </w:r>
+      <w:r>
+        <w:rPr>
+          <w:rFonts w:ascii="AbsaraSansTF-Light" w:hAnsi="AbsaraSansTF-Light"/>
+          <w:b/>
+          <w:bCs/>
+          <w:sz w:val="20"/>
+          <w:szCs w:val="20"/>
+        </w:rPr>
+        <w:t>TabControl</w:t>
+      </w:r>
+      <w:r>
+        <w:rPr>
+          <w:rFonts w:ascii="AbsaraSansTF-Light" w:hAnsi="AbsaraSansTF-Light"/>
+          <w:sz w:val="20"/>
+          <w:szCs w:val="20"/>
+        </w:rPr>
+        <w:t xml:space="preserve">. Views can be displayed within a region programmatically or automatically. </w:t>
+      </w:r>
+      <w:r>
+        <w:rPr>
+          <w:rFonts w:ascii="AbsaraSansTF-Light" w:hAnsi="AbsaraSansTF-Light"/>
+          <w:sz w:val="20"/>
+          <w:szCs w:val="20"/>
+        </w:rPr>
+        <w:t>Crystal</w:t>
+      </w:r>
+      <w:r>
+        <w:rPr>
+          <w:rFonts w:ascii="AbsaraSansTF-Light" w:hAnsi="AbsaraSansTF-Light"/>
+          <w:sz w:val="20"/>
+          <w:szCs w:val="20"/>
+        </w:rPr>
+        <w:t xml:space="preserve"> also provides support for implementing navigation with regions. Regions can be located by other components through the </w:t>
+      </w:r>
+      <w:r>
+        <w:rPr>
+          <w:rFonts w:ascii="AbsaraSansTF-Light" w:hAnsi="AbsaraSansTF-Light"/>
+          <w:b/>
+          <w:bCs/>
+          <w:sz w:val="20"/>
+          <w:szCs w:val="20"/>
+        </w:rPr>
+        <w:t>RegionManager</w:t>
+      </w:r>
+      <w:r>
+        <w:rPr>
+          <w:rFonts w:ascii="AbsaraSansTF-Light" w:hAnsi="AbsaraSansTF-Light"/>
+          <w:sz w:val="20"/>
+          <w:szCs w:val="20"/>
+        </w:rPr>
+        <w:t xml:space="preserve"> component, which uses </w:t>
+      </w:r>
+      <w:r>
+        <w:rPr>
+          <w:rFonts w:ascii="AbsaraSansTF-Light" w:hAnsi="AbsaraSansTF-Light"/>
+          <w:b/>
+          <w:bCs/>
+          <w:sz w:val="20"/>
+          <w:szCs w:val="20"/>
+        </w:rPr>
+        <w:t>RegionAdapter</w:t>
+      </w:r>
+      <w:r>
+        <w:rPr>
+          <w:rFonts w:ascii="AbsaraSansTF-Light" w:hAnsi="AbsaraSansTF-Light"/>
+          <w:sz w:val="20"/>
+          <w:szCs w:val="20"/>
+        </w:rPr>
+        <w:t xml:space="preserve"> and </w:t>
+      </w:r>
+      <w:r>
+        <w:rPr>
+          <w:rFonts w:ascii="AbsaraSansTF-Light" w:hAnsi="AbsaraSansTF-Light"/>
+          <w:b/>
+          <w:bCs/>
+          <w:sz w:val="20"/>
+          <w:szCs w:val="20"/>
+        </w:rPr>
+        <w:t>RegionBehavior</w:t>
+      </w:r>
+      <w:r>
+        <w:rPr>
+          <w:rFonts w:ascii="AbsaraSansTF-Light" w:hAnsi="AbsaraSansTF-Light"/>
+          <w:sz w:val="20"/>
+          <w:szCs w:val="20"/>
+        </w:rPr>
+        <w:t xml:space="preserve"> components to coordinate the display of views within specific regions.</w:t>
+      </w:r>
+    </w:p>
+    <w:p>
+      <w:pPr>
+        <w:autoSpaceDE w:val="0"/>
+        <w:autoSpaceDN w:val="0"/>
+        <w:adjustRightInd w:val="0"/>
+        <w:spacing w:line="100" w:lineRule="exact"/>
+        <w:rPr>
+          <w:rFonts w:ascii="AbsaraSansTF-Light" w:hAnsi="AbsaraSansTF-Light"/>
+          <w:sz w:val="20"/>
+          <w:szCs w:val="20"/>
+        </w:rPr>
+      </w:pPr>
+    </w:p>
+    <w:p>
+      <w:pPr>
+        <w:pStyle w:val="ListParagraph"/>
+        <w:numPr>
+          <w:ilvl w:val="0"/>
+          <w:numId w:val="19"/>
+        </w:numPr>
+        <w:autoSpaceDE w:val="0"/>
+        <w:autoSpaceDN w:val="0"/>
+        <w:adjustRightInd w:val="0"/>
+        <w:ind w:left="567" w:hanging="425"/>
+        <w:rPr>
+          <w:rFonts w:ascii="AbsaraSansTF-Light" w:hAnsi="AbsaraSansTF-Light"/>
+          <w:sz w:val="20"/>
+          <w:szCs w:val="20"/>
+        </w:rPr>
+      </w:pPr>
+      <w:r>
+        <w:rPr>
+          <w:rFonts w:ascii="AbsaraSansTF-Light" w:hAnsi="AbsaraSansTF-Light"/>
+          <w:b/>
+          <w:bCs/>
+          <w:sz w:val="20"/>
+          <w:szCs w:val="20"/>
+        </w:rPr>
+        <w:t>Navigation</w:t>
+      </w:r>
+      <w:r>
+        <w:rPr>
+          <w:rFonts w:ascii="AbsaraSansTF-Light" w:hAnsi="AbsaraSansTF-Light"/>
+          <w:sz w:val="20"/>
+          <w:szCs w:val="20"/>
+        </w:rPr>
+        <w:t xml:space="preserve">. Navigation is defined as the process by which the application coordinates changes to its UI as a result of the user's interaction with the application or internal application state changes. </w:t>
+      </w:r>
+      <w:r>
+        <w:rPr>
+          <w:rFonts w:ascii="AbsaraSansTF-Light" w:hAnsi="AbsaraSansTF-Light"/>
+          <w:sz w:val="20"/>
+          <w:szCs w:val="20"/>
+        </w:rPr>
+        <w:t>Crystal</w:t>
+      </w:r>
+      <w:r>
+        <w:rPr>
+          <w:rFonts w:ascii="AbsaraSansTF-Light" w:hAnsi="AbsaraSansTF-Light"/>
+          <w:sz w:val="20"/>
+          <w:szCs w:val="20"/>
+        </w:rPr>
+        <w:t xml:space="preserve"> supports two styles of navigation: state-based navigation, where the state of an existing view is updated to implement simple navigation scenarios, and view-switching navigation, where new views are created and old views replaced within the application's UI. View-switching navigation uses a Uniform Resource Identifier (URI)–based navigation mechanism in conjunction with </w:t>
+      </w:r>
+      <w:r>
+        <w:rPr>
+          <w:rFonts w:ascii="AbsaraSansTF-Light" w:hAnsi="AbsaraSansTF-Light"/>
+          <w:sz w:val="20"/>
+          <w:szCs w:val="20"/>
+        </w:rPr>
+        <w:t>Crystal</w:t>
+      </w:r>
+      <w:r>
+        <w:rPr>
+          <w:rFonts w:ascii="AbsaraSansTF-Light" w:hAnsi="AbsaraSansTF-Light"/>
+          <w:sz w:val="20"/>
+          <w:szCs w:val="20"/>
+        </w:rPr>
+        <w:t xml:space="preserve"> regions to allow flexible navigation schemes to be implemented.</w:t>
+      </w:r>
+    </w:p>
+    <w:p>
+      <w:pPr>
+        <w:autoSpaceDE w:val="0"/>
+        <w:autoSpaceDN w:val="0"/>
+        <w:adjustRightInd w:val="0"/>
+        <w:spacing w:line="100" w:lineRule="exact"/>
+        <w:rPr>
+          <w:rFonts w:ascii="AbsaraSansTF-Light" w:hAnsi="AbsaraSansTF-Light"/>
+          <w:sz w:val="20"/>
+          <w:szCs w:val="20"/>
+        </w:rPr>
+      </w:pPr>
+    </w:p>
+    <w:p>
+      <w:pPr>
+        <w:pStyle w:val="ListParagraph"/>
+        <w:numPr>
+          <w:ilvl w:val="0"/>
+          <w:numId w:val="19"/>
+        </w:numPr>
+        <w:autoSpaceDE w:val="0"/>
+        <w:autoSpaceDN w:val="0"/>
+        <w:adjustRightInd w:val="0"/>
+        <w:ind w:left="567" w:hanging="425"/>
+        <w:rPr>
+          <w:rFonts w:ascii="AbsaraSansTF-Light" w:hAnsi="AbsaraSansTF-Light"/>
+          <w:sz w:val="20"/>
+          <w:szCs w:val="20"/>
+        </w:rPr>
+      </w:pPr>
+      <w:r>
+        <w:rPr>
+          <w:rFonts w:ascii="AbsaraSansTF-Light" w:hAnsi="AbsaraSansTF-Light"/>
+          <w:b/>
+          <w:bCs/>
+          <w:sz w:val="20"/>
+          <w:szCs w:val="20"/>
+        </w:rPr>
+        <w:t>EventAggregator</w:t>
+      </w:r>
+      <w:r>
+        <w:rPr>
+          <w:rFonts w:ascii="AbsaraSansTF-Light" w:hAnsi="AbsaraSansTF-Light"/>
+          <w:sz w:val="20"/>
+          <w:szCs w:val="20"/>
+        </w:rPr>
+        <w:t xml:space="preserve">. Components in a composite application often need to communicate with other components and services in the application in a loosely coupled way. To support this, </w:t>
+      </w:r>
+      <w:r>
+        <w:rPr>
+          <w:rFonts w:ascii="AbsaraSansTF-Light" w:hAnsi="AbsaraSansTF-Light"/>
+          <w:sz w:val="20"/>
+          <w:szCs w:val="20"/>
+        </w:rPr>
+        <w:t>Crystal</w:t>
+      </w:r>
+      <w:r>
+        <w:rPr>
+          <w:rFonts w:ascii="AbsaraSansTF-Light" w:hAnsi="AbsaraSansTF-Light"/>
+          <w:sz w:val="20"/>
+          <w:szCs w:val="20"/>
+        </w:rPr>
+        <w:t xml:space="preserve"> provides the </w:t>
+      </w:r>
+      <w:r>
+        <w:rPr>
+          <w:rFonts w:ascii="AbsaraSansTF-Light" w:hAnsi="AbsaraSansTF-Light"/>
+          <w:b/>
+          <w:bCs/>
+          <w:sz w:val="20"/>
+          <w:szCs w:val="20"/>
+        </w:rPr>
+        <w:t>EventAggregator</w:t>
+      </w:r>
+      <w:r>
+        <w:rPr>
+          <w:rFonts w:ascii="AbsaraSansTF-Light" w:hAnsi="AbsaraSansTF-Light"/>
+          <w:sz w:val="20"/>
+          <w:szCs w:val="20"/>
+        </w:rPr>
+        <w:t xml:space="preserve"> component, which implements a pub-sub event mechanism, thereby allowing components to publish events and other components to subscribe to those events without either of them requiring a reference to the other. The EventAggregator is often used to allow components defined in different modules to communicate with each other.</w:t>
+      </w:r>
+    </w:p>
+    <w:p>
+      <w:pPr>
+        <w:autoSpaceDE w:val="0"/>
+        <w:autoSpaceDN w:val="0"/>
+        <w:adjustRightInd w:val="0"/>
+        <w:spacing w:line="100" w:lineRule="exact"/>
+        <w:rPr>
+          <w:rFonts w:ascii="AbsaraSansTF-Light" w:hAnsi="AbsaraSansTF-Light"/>
+          <w:sz w:val="20"/>
+          <w:szCs w:val="20"/>
+        </w:rPr>
+      </w:pPr>
+    </w:p>
+    <w:p>
+      <w:pPr>
+        <w:pStyle w:val="ListParagraph"/>
+        <w:numPr>
+          <w:ilvl w:val="0"/>
+          <w:numId w:val="19"/>
+        </w:numPr>
+        <w:autoSpaceDE w:val="0"/>
+        <w:autoSpaceDN w:val="0"/>
+        <w:adjustRightInd w:val="0"/>
+        <w:ind w:left="567" w:hanging="425"/>
+        <w:rPr>
+          <w:rFonts w:ascii="AbsaraSansTF-Light" w:hAnsi="AbsaraSansTF-Light"/>
+          <w:sz w:val="20"/>
+          <w:szCs w:val="20"/>
+        </w:rPr>
+      </w:pPr>
+      <w:r>
+        <w:rPr>
+          <w:rFonts w:ascii="AbsaraSansTF-Light" w:hAnsi="AbsaraSansTF-Light"/>
+          <w:b/>
+          <w:bCs/>
+          <w:sz w:val="20"/>
+          <w:szCs w:val="20"/>
+        </w:rPr>
+        <w:t>Dependency injection container</w:t>
+      </w:r>
+      <w:r>
+        <w:rPr>
+          <w:rFonts w:ascii="AbsaraSansTF-Light" w:hAnsi="AbsaraSansTF-Light"/>
+          <w:sz w:val="20"/>
+          <w:szCs w:val="20"/>
+        </w:rPr>
+        <w:t xml:space="preserve">. The Dependency Injection (DI) pattern is used throughout </w:t>
+      </w:r>
+      <w:r>
+        <w:rPr>
+          <w:rFonts w:ascii="AbsaraSansTF-Light" w:hAnsi="AbsaraSansTF-Light"/>
+          <w:sz w:val="20"/>
+          <w:szCs w:val="20"/>
+        </w:rPr>
+        <w:t>Crystal</w:t>
+      </w:r>
+      <w:r>
+        <w:rPr>
+          <w:rFonts w:ascii="AbsaraSansTF-Light" w:hAnsi="AbsaraSansTF-Light"/>
+          <w:sz w:val="20"/>
+          <w:szCs w:val="20"/>
+        </w:rPr>
+        <w:t xml:space="preserve"> to allow the dependencies between components to be managed. Dependency injection allows component dependencies to be fulfilled at run time, and it supports extensibility and testability. </w:t>
+      </w:r>
+      <w:r>
+        <w:rPr>
+          <w:rFonts w:ascii="AbsaraSansTF-Light" w:hAnsi="AbsaraSansTF-Light"/>
+          <w:sz w:val="20"/>
+          <w:szCs w:val="20"/>
+        </w:rPr>
+        <w:t>Crystal</w:t>
+      </w:r>
+      <w:r>
+        <w:rPr>
+          <w:rFonts w:ascii="AbsaraSansTF-Light" w:hAnsi="AbsaraSansTF-Light"/>
+          <w:sz w:val="20"/>
+          <w:szCs w:val="20"/>
+        </w:rPr>
+        <w:t xml:space="preserve"> is designed to work with Unity or MEF, or with any other dependency injection containers via the </w:t>
+      </w:r>
+      <w:r>
+        <w:rPr>
+          <w:rFonts w:ascii="AbsaraSansTF-Light" w:hAnsi="AbsaraSansTF-Light"/>
+          <w:b/>
+          <w:bCs/>
+          <w:sz w:val="20"/>
+          <w:szCs w:val="20"/>
+        </w:rPr>
+        <w:t>ServiceLocator</w:t>
+      </w:r>
+      <w:r>
+        <w:rPr>
+          <w:rFonts w:ascii="AbsaraSansTF-Light" w:hAnsi="AbsaraSansTF-Light"/>
+          <w:sz w:val="20"/>
+          <w:szCs w:val="20"/>
+        </w:rPr>
+        <w:t>.</w:t>
+      </w:r>
+    </w:p>
+    <w:p>
+      <w:pPr>
+        <w:autoSpaceDE w:val="0"/>
+        <w:autoSpaceDN w:val="0"/>
+        <w:adjustRightInd w:val="0"/>
+        <w:spacing w:line="100" w:lineRule="exact"/>
+        <w:rPr>
+          <w:rFonts w:ascii="AbsaraSansTF-Light" w:hAnsi="AbsaraSansTF-Light"/>
+          <w:sz w:val="20"/>
+          <w:szCs w:val="20"/>
+        </w:rPr>
+      </w:pPr>
+    </w:p>
+    <w:p>
+      <w:pPr>
+        <w:pStyle w:val="ListParagraph"/>
+        <w:numPr>
+          <w:ilvl w:val="0"/>
+          <w:numId w:val="19"/>
+        </w:numPr>
+        <w:autoSpaceDE w:val="0"/>
+        <w:autoSpaceDN w:val="0"/>
+        <w:adjustRightInd w:val="0"/>
+        <w:ind w:left="567" w:hanging="425"/>
+        <w:rPr>
+          <w:rFonts w:ascii="AbsaraSansTF-Light" w:hAnsi="AbsaraSansTF-Light"/>
+          <w:sz w:val="20"/>
+          <w:szCs w:val="20"/>
+        </w:rPr>
+      </w:pPr>
+      <w:r>
+        <w:rPr>
+          <w:rFonts w:ascii="AbsaraSansTF-Light" w:hAnsi="AbsaraSansTF-Light"/>
+          <w:b/>
+          <w:bCs/>
+          <w:sz w:val="20"/>
+          <w:szCs w:val="20"/>
+        </w:rPr>
+        <w:t>Services</w:t>
+      </w:r>
+      <w:r>
+        <w:rPr>
+          <w:rFonts w:ascii="AbsaraSansTF-Light" w:hAnsi="AbsaraSansTF-Light"/>
+          <w:sz w:val="20"/>
+          <w:szCs w:val="20"/>
+        </w:rPr>
+        <w:t>. Services are components that encapsulate non-UI related functionality, such as logging, exception management, and data access. Services can be defined by the application or within a module. Services are often registered with the dependency injection container so that they can be located or constructed as required and used by other components that depend on them.</w:t>
+      </w:r>
+    </w:p>
+    <w:p>
+      <w:pPr>
+        <w:autoSpaceDE w:val="0"/>
+        <w:autoSpaceDN w:val="0"/>
+        <w:adjustRightInd w:val="0"/>
+        <w:spacing w:line="100" w:lineRule="exact"/>
+        <w:rPr>
+          <w:rFonts w:ascii="AbsaraSansTF-Light" w:hAnsi="AbsaraSansTF-Light"/>
+          <w:sz w:val="20"/>
+          <w:szCs w:val="20"/>
+        </w:rPr>
+      </w:pPr>
+    </w:p>
+    <w:p>
+      <w:pPr>
+        <w:pStyle w:val="ListParagraph"/>
+        <w:numPr>
+          <w:ilvl w:val="0"/>
+          <w:numId w:val="19"/>
+        </w:numPr>
+        <w:autoSpaceDE w:val="0"/>
+        <w:autoSpaceDN w:val="0"/>
+        <w:adjustRightInd w:val="0"/>
+        <w:ind w:left="567" w:hanging="425"/>
+        <w:rPr>
+          <w:rFonts w:ascii="AbsaraSansTF-Light" w:hAnsi="AbsaraSansTF-Light"/>
+          <w:sz w:val="20"/>
+          <w:szCs w:val="20"/>
+        </w:rPr>
+      </w:pPr>
+      <w:r>
+        <w:rPr>
+          <w:rFonts w:ascii="AbsaraSansTF-Light" w:hAnsi="AbsaraSansTF-Light"/>
+          <w:b/>
+          <w:bCs/>
+          <w:sz w:val="20"/>
+          <w:szCs w:val="20"/>
+        </w:rPr>
+        <w:t>Controllers</w:t>
+      </w:r>
+      <w:r>
+        <w:rPr>
+          <w:rFonts w:ascii="AbsaraSansTF-Light" w:hAnsi="AbsaraSansTF-Light"/>
+          <w:sz w:val="20"/>
+          <w:szCs w:val="20"/>
+        </w:rPr>
+        <w:t xml:space="preserve">. Controllers are classes that are used to coordinate the construction and initialization of views that are to be displayed in a region within the application's UI. Controllers encapsulate the presentation logic that determines which views are to be displayed. The controller will use </w:t>
+      </w:r>
+      <w:r>
+        <w:rPr>
+          <w:rFonts w:ascii="AbsaraSansTF-Light" w:hAnsi="AbsaraSansTF-Light"/>
+          <w:sz w:val="20"/>
+          <w:szCs w:val="20"/>
+        </w:rPr>
+        <w:t>Crystal</w:t>
+      </w:r>
+      <w:r>
+        <w:rPr>
+          <w:rFonts w:ascii="AbsaraSansTF-Light" w:hAnsi="AbsaraSansTF-Light"/>
+          <w:sz w:val="20"/>
+          <w:szCs w:val="20"/>
+        </w:rPr>
+        <w:t>'s view-switching navigation mechanism, which provides an extensible URI-based navigation mechanism to coordinate the construction and placement of views within regions. The Application Controller pattern defines an abstraction that maps to this responsibility.</w:t>
+      </w:r>
+    </w:p>
+    <w:p>
+      <w:pPr>
+        <w:autoSpaceDE w:val="0"/>
+        <w:autoSpaceDN w:val="0"/>
+        <w:adjustRightInd w:val="0"/>
+        <w:spacing w:line="100" w:lineRule="exact"/>
+        <w:rPr>
+          <w:rFonts w:ascii="AbsaraSansTF-Light" w:hAnsi="AbsaraSansTF-Light"/>
+          <w:sz w:val="20"/>
+          <w:szCs w:val="20"/>
+        </w:rPr>
+      </w:pPr>
+    </w:p>
+    <w:p>
+      <w:pPr>
+        <w:pStyle w:val="ListParagraph"/>
+        <w:numPr>
+          <w:ilvl w:val="0"/>
+          <w:numId w:val="19"/>
+        </w:numPr>
+        <w:autoSpaceDE w:val="0"/>
+        <w:autoSpaceDN w:val="0"/>
+        <w:adjustRightInd w:val="0"/>
+        <w:ind w:left="567" w:hanging="425"/>
+        <w:rPr>
+          <w:rFonts w:ascii="AbsaraSansTF-Light" w:hAnsi="AbsaraSansTF-Light"/>
+          <w:sz w:val="20"/>
+          <w:szCs w:val="20"/>
+        </w:rPr>
+      </w:pPr>
+      <w:r>
+        <w:rPr>
+          <w:rFonts w:ascii="AbsaraSansTF-Light" w:hAnsi="AbsaraSansTF-Light"/>
+          <w:b/>
+          <w:bCs/>
+          <w:sz w:val="20"/>
+          <w:szCs w:val="20"/>
+        </w:rPr>
+        <w:t>Bootstrapper</w:t>
+      </w:r>
+      <w:r>
+        <w:rPr>
+          <w:rFonts w:ascii="AbsaraSansTF-Light" w:hAnsi="AbsaraSansTF-Light"/>
+          <w:sz w:val="20"/>
+          <w:szCs w:val="20"/>
+        </w:rPr>
+        <w:t xml:space="preserve">. The Bootstrapper component is used by the application to initialize the various </w:t>
+      </w:r>
+      <w:r>
+        <w:rPr>
+          <w:rFonts w:ascii="AbsaraSansTF-Light" w:hAnsi="AbsaraSansTF-Light"/>
+          <w:sz w:val="20"/>
+          <w:szCs w:val="20"/>
+        </w:rPr>
+        <w:t>Crystal</w:t>
+      </w:r>
+      <w:r>
+        <w:rPr>
+          <w:rFonts w:ascii="AbsaraSansTF-Light" w:hAnsi="AbsaraSansTF-Light"/>
+          <w:sz w:val="20"/>
+          <w:szCs w:val="20"/>
+        </w:rPr>
+        <w:t xml:space="preserve"> components and services. It is used to initialize the dependency injection container to register any application-level components and services with it. It is also used to configure and initialize the module catalog and the shell's view and view model or presenter.</w:t>
+      </w:r>
+    </w:p>
+    <w:p>
+      <w:pPr>
+        <w:autoSpaceDE w:val="0"/>
+        <w:autoSpaceDN w:val="0"/>
+        <w:adjustRightInd w:val="0"/>
+        <w:spacing w:line="100" w:lineRule="exact"/>
+        <w:rPr>
+          <w:rFonts w:ascii="AbsaraSansTF-Light" w:hAnsi="AbsaraSansTF-Light"/>
+          <w:sz w:val="20"/>
+          <w:szCs w:val="20"/>
+        </w:rPr>
+      </w:pPr>
+    </w:p>
+    <w:p>
+      <w:pPr>
+        <w:pStyle w:val="ListParagraph"/>
+        <w:numPr>
+          <w:ilvl w:val="0"/>
+          <w:numId w:val="19"/>
+        </w:numPr>
+        <w:autoSpaceDE w:val="0"/>
+        <w:autoSpaceDN w:val="0"/>
+        <w:adjustRightInd w:val="0"/>
+        <w:ind w:left="567" w:hanging="425"/>
+        <w:rPr>
+          <w:rFonts w:ascii="AbsaraSansTF-Light" w:hAnsi="AbsaraSansTF-Light"/>
+          <w:sz w:val="20"/>
+          <w:szCs w:val="20"/>
+        </w:rPr>
+      </w:pPr>
+      <w:r>
+        <w:rPr>
+          <w:rFonts w:ascii="AbsaraSansTF-Light" w:hAnsi="AbsaraSansTF-Light"/>
+          <w:b/>
+          <w:bCs/>
+          <w:sz w:val="20"/>
+          <w:szCs w:val="20"/>
+        </w:rPr>
+        <w:t>Crystal Application</w:t>
+      </w:r>
+      <w:r>
+        <w:rPr>
+          <w:rFonts w:ascii="AbsaraSansTF-Light" w:hAnsi="AbsaraSansTF-Light"/>
+          <w:sz w:val="20"/>
+          <w:szCs w:val="20"/>
+        </w:rPr>
+        <w:t>. A desktop application built with .NET / WPF utilizes full or partial components and supports the modular composite patterns.</w:t>
+      </w:r>
+    </w:p>
+    <w:p>
+      <w:pPr>
+        <w:autoSpaceDE w:val="0"/>
+        <w:autoSpaceDN w:val="0"/>
+        <w:adjustRightInd w:val="0"/>
+        <w:rPr>
+          <w:rFonts w:ascii="AbsaraSansTF-Light" w:hAnsi="AbsaraSansTF-Light"/>
+          <w:sz w:val="20"/>
+          <w:szCs w:val="20"/>
+        </w:rPr>
+      </w:pPr>
+    </w:p>
+    <w:p>
+      <w:pPr>
+        <w:autoSpaceDE w:val="0"/>
+        <w:autoSpaceDN w:val="0"/>
+        <w:adjustRightInd w:val="0"/>
+        <w:rPr>
+          <w:rFonts w:ascii="AbsaraSansTF-Light" w:hAnsi="AbsaraSansTF-Light"/>
+          <w:sz w:val="20"/>
+          <w:szCs w:val="20"/>
+        </w:rPr>
+      </w:pPr>
+      <w:r>
+        <w:rPr>
+          <w:rFonts w:ascii="AbsaraSansTF-Light" w:hAnsi="AbsaraSansTF-Light"/>
+          <w:sz w:val="20"/>
+          <w:szCs w:val="20"/>
+        </w:rPr>
+        <w:t>Crystal</w:t>
+      </w:r>
+      <w:r>
+        <w:rPr>
+          <w:rFonts w:ascii="AbsaraSansTF-Light" w:hAnsi="AbsaraSansTF-Light"/>
+          <w:sz w:val="20"/>
+          <w:szCs w:val="20"/>
+        </w:rPr>
+        <w:t xml:space="preserve"> is designed so that you can use any of the preceding capabilities and design patterns individually, or all together, depending on your requirements and your application scenario. You can use the MVVM pattern, modularity, regions, commands, or events in any combination without having to adopt all of them. Of course, if you want to take full advantage of the benefits that separation of concerns and loose coupling offers, you will typically use many of </w:t>
+      </w:r>
+      <w:r>
+        <w:rPr>
+          <w:rFonts w:ascii="AbsaraSansTF-Light" w:hAnsi="AbsaraSansTF-Light"/>
+          <w:sz w:val="20"/>
+          <w:szCs w:val="20"/>
+        </w:rPr>
+        <w:t>Crystal</w:t>
+      </w:r>
+      <w:r>
+        <w:rPr>
+          <w:rFonts w:ascii="AbsaraSansTF-Light" w:hAnsi="AbsaraSansTF-Light"/>
+          <w:sz w:val="20"/>
+          <w:szCs w:val="20"/>
+        </w:rPr>
+        <w:t xml:space="preserve">'s capabilities and design patterns in conjunction with each other. The following illustration shows a typical </w:t>
+      </w:r>
+      <w:r>
+        <w:rPr>
+          <w:rFonts w:ascii="AbsaraSansTF-Light" w:hAnsi="AbsaraSansTF-Light"/>
+          <w:sz w:val="20"/>
+          <w:szCs w:val="20"/>
+        </w:rPr>
+        <w:t>Crystal</w:t>
+      </w:r>
+      <w:r>
+        <w:rPr>
+          <w:rFonts w:ascii="AbsaraSansTF-Light" w:hAnsi="AbsaraSansTF-Light"/>
+          <w:sz w:val="20"/>
+          <w:szCs w:val="20"/>
+        </w:rPr>
+        <w:t xml:space="preserve"> application architecture and shows how all the various capabilities of </w:t>
+      </w:r>
+      <w:r>
+        <w:rPr>
+          <w:rFonts w:ascii="AbsaraSansTF-Light" w:hAnsi="AbsaraSansTF-Light"/>
+          <w:sz w:val="20"/>
+          <w:szCs w:val="20"/>
+        </w:rPr>
+        <w:t>Crystal</w:t>
+      </w:r>
+      <w:r>
+        <w:rPr>
+          <w:rFonts w:ascii="AbsaraSansTF-Light" w:hAnsi="AbsaraSansTF-Light"/>
+          <w:sz w:val="20"/>
+          <w:szCs w:val="20"/>
+        </w:rPr>
+        <w:t xml:space="preserve"> can work together within a multi-module composite application.</w:t>
+      </w:r>
+    </w:p>
+    <w:p>
+      <w:pPr>
+        <w:autoSpaceDE w:val="0"/>
+        <w:autoSpaceDN w:val="0"/>
+        <w:adjustRightInd w:val="0"/>
+        <w:rPr>
+          <w:rFonts w:ascii="AbsaraSansTF-Light" w:hAnsi="AbsaraSansTF-Light"/>
+          <w:sz w:val="20"/>
+          <w:szCs w:val="20"/>
+        </w:rPr>
+      </w:pPr>
+    </w:p>
+    <w:p>
+      <w:pPr>
+        <w:autoSpaceDE w:val="0"/>
+        <w:autoSpaceDN w:val="0"/>
+        <w:adjustRightInd w:val="0"/>
+        <w:rPr>
+          <w:rFonts w:ascii="AbsaraSansTF-Light" w:hAnsi="AbsaraSansTF-Light"/>
+          <w:sz w:val="20"/>
+          <w:szCs w:val="20"/>
+        </w:rPr>
+      </w:pPr>
+      <w:r>
+        <w:object w:dxaOrig="9679" w:dyaOrig="6481" w14:anchorId="12ED9E41">
+          <v:shape id="_x0000_i1026" type="#_x0000_t75" style="width:453.45pt;height:303.65pt" o:ole="">
+            <v:imagedata r:id="rId11" o:title=""/>
+          </v:shape>
+          <o:OLEObject Type="Embed" ProgID="Visio.Drawing.15" ShapeID="_x0000_i1026" DrawAspect="Content" ObjectID="_1679345747" r:id="rId12"/>
+        </w:object>
+      </w:r>
+    </w:p>
+    <w:p>
+      <w:pPr>
+        <w:autoSpaceDE w:val="0"/>
+        <w:autoSpaceDN w:val="0"/>
+        <w:adjustRightInd w:val="0"/>
+        <w:rPr>
+          <w:rFonts w:ascii="AbsaraSansTF-Light" w:hAnsi="AbsaraSansTF-Light"/>
+          <w:sz w:val="20"/>
+          <w:szCs w:val="20"/>
+        </w:rPr>
+      </w:pPr>
+      <w:r>
+        <w:rPr>
+          <w:rFonts w:ascii="AbsaraSansTF-Light" w:hAnsi="AbsaraSansTF-Light"/>
+          <w:sz w:val="20"/>
+          <w:szCs w:val="20"/>
+        </w:rPr>
+        <w:t xml:space="preserve">Figure 3. </w:t>
+      </w:r>
+      <w:r>
+        <w:rPr>
+          <w:rFonts w:ascii="AbsaraSansTF-Light" w:hAnsi="AbsaraSansTF-Light"/>
+          <w:sz w:val="20"/>
+          <w:szCs w:val="20"/>
+        </w:rPr>
+        <w:t xml:space="preserve">Typical composite application architecture with the </w:t>
+      </w:r>
+      <w:r>
+        <w:rPr>
+          <w:rFonts w:ascii="AbsaraSansTF-Light" w:hAnsi="AbsaraSansTF-Light"/>
+          <w:sz w:val="20"/>
+          <w:szCs w:val="20"/>
+        </w:rPr>
+        <w:t>Crystal</w:t>
+      </w:r>
+      <w:r>
+        <w:rPr>
+          <w:rFonts w:ascii="AbsaraSansTF-Light" w:hAnsi="AbsaraSansTF-Light"/>
+          <w:sz w:val="20"/>
+          <w:szCs w:val="20"/>
+        </w:rPr>
+        <w:t xml:space="preserve"> Library</w:t>
+      </w:r>
+    </w:p>
+    <w:p>
+      <w:pPr>
+        <w:autoSpaceDE w:val="0"/>
+        <w:autoSpaceDN w:val="0"/>
+        <w:adjustRightInd w:val="0"/>
+        <w:rPr>
+          <w:rFonts w:ascii="AbsaraSansTF-Light" w:hAnsi="AbsaraSansTF-Light"/>
+          <w:sz w:val="20"/>
+          <w:szCs w:val="20"/>
+        </w:rPr>
+      </w:pPr>
+    </w:p>
+    <w:p>
+      <w:pPr>
+        <w:autoSpaceDE w:val="0"/>
+        <w:autoSpaceDN w:val="0"/>
+        <w:adjustRightInd w:val="0"/>
+        <w:rPr>
+          <w:rFonts w:ascii="AbsaraSansTF-Light" w:hAnsi="AbsaraSansTF-Light"/>
+          <w:sz w:val="20"/>
+          <w:szCs w:val="20"/>
+        </w:rPr>
+      </w:pPr>
+      <w:r>
+        <w:rPr>
+          <w:rFonts w:ascii="AbsaraSansTF-Light" w:hAnsi="AbsaraSansTF-Light"/>
+          <w:sz w:val="20"/>
+          <w:szCs w:val="20"/>
+        </w:rPr>
+        <w:t xml:space="preserve">Most </w:t>
+      </w:r>
+      <w:r>
+        <w:rPr>
+          <w:rFonts w:ascii="AbsaraSansTF-Light" w:hAnsi="AbsaraSansTF-Light"/>
+          <w:sz w:val="20"/>
+          <w:szCs w:val="20"/>
+        </w:rPr>
+        <w:t>Crystal</w:t>
+      </w:r>
+      <w:r>
+        <w:rPr>
+          <w:rFonts w:ascii="AbsaraSansTF-Light" w:hAnsi="AbsaraSansTF-Light"/>
+          <w:sz w:val="20"/>
+          <w:szCs w:val="20"/>
+        </w:rPr>
+        <w:t xml:space="preserve"> applications consist of a shell application that defines regions for displaying top-level views and shared services that can be accessed by the loaded modules. The shell defines a suitable catalog to specify which modules are to be loaded at startup time, as appropriate. A dependency injection container is also defined, which allows component dependencies to be fulfilled at run time. Shared services and components are registered with the container by the Bootstrapper when the application starts.</w:t>
+      </w:r>
+    </w:p>
+    <w:p>
+      <w:pPr>
+        <w:autoSpaceDE w:val="0"/>
+        <w:autoSpaceDN w:val="0"/>
+        <w:adjustRightInd w:val="0"/>
+        <w:spacing w:line="100" w:lineRule="exact"/>
+        <w:rPr>
+          <w:rFonts w:ascii="AbsaraSansTF-Light" w:hAnsi="AbsaraSansTF-Light"/>
+          <w:sz w:val="20"/>
+          <w:szCs w:val="20"/>
+        </w:rPr>
+      </w:pPr>
+    </w:p>
+    <w:p>
+      <w:pPr>
+        <w:autoSpaceDE w:val="0"/>
+        <w:autoSpaceDN w:val="0"/>
+        <w:adjustRightInd w:val="0"/>
+        <w:rPr>
+          <w:rFonts w:ascii="AbsaraSansTF-Light" w:hAnsi="AbsaraSansTF-Light"/>
+          <w:sz w:val="20"/>
+          <w:szCs w:val="20"/>
+        </w:rPr>
+      </w:pPr>
+      <w:r>
+        <w:rPr>
+          <w:rFonts w:ascii="AbsaraSansTF-Light" w:hAnsi="AbsaraSansTF-Light"/>
+          <w:sz w:val="20"/>
+          <w:szCs w:val="20"/>
+        </w:rPr>
+        <w:t>Individual modules encapsulate a portion of the overall application's functionality and, using a separated presentation pattern such as MVVM, define views, view models, models, and service components.</w:t>
+      </w:r>
+    </w:p>
+    <w:p>
+      <w:pPr>
+        <w:autoSpaceDE w:val="0"/>
+        <w:autoSpaceDN w:val="0"/>
+        <w:adjustRightInd w:val="0"/>
+        <w:rPr>
+          <w:rFonts w:ascii="AbsaraSansTF-Light" w:hAnsi="AbsaraSansTF-Light"/>
+          <w:sz w:val="20"/>
+          <w:szCs w:val="20"/>
+        </w:rPr>
+      </w:pPr>
+      <w:r>
+        <w:rPr>
+          <w:rFonts w:ascii="AbsaraSansTF-Light" w:hAnsi="AbsaraSansTF-Light"/>
+          <w:sz w:val="20"/>
+          <w:szCs w:val="20"/>
+        </w:rPr>
+        <w:t>When the modules are loaded, views defined within the modules are displayed within the regions defined by the shell. After initialization completes, the user then navigates within the application using</w:t>
+      </w:r>
+      <w:r>
+        <w:rPr>
+          <w:rFonts w:ascii="AbsaraSansTF-Light" w:hAnsi="AbsaraSansTF-Light"/>
+          <w:sz w:val="20"/>
+          <w:szCs w:val="20"/>
+        </w:rPr>
+        <w:t xml:space="preserve"> </w:t>
+      </w:r>
+      <w:r>
+        <w:rPr>
+          <w:rFonts w:ascii="AbsaraSansTF-Light" w:hAnsi="AbsaraSansTF-Light"/>
+          <w:sz w:val="20"/>
+          <w:szCs w:val="20"/>
+        </w:rPr>
+        <w:t>state-based or view-switching navigation to coordinate the visual update or display of new views within the application's regions.</w:t>
+      </w:r>
+    </w:p>
+    <w:p>
+      <w:pPr>
+        <w:autoSpaceDE w:val="0"/>
+        <w:autoSpaceDN w:val="0"/>
+        <w:adjustRightInd w:val="0"/>
+        <w:rPr>
+          <w:rFonts w:ascii="AbsaraSansTF-Light" w:hAnsi="AbsaraSansTF-Light"/>
+          <w:sz w:val="20"/>
+          <w:szCs w:val="20"/>
+        </w:rPr>
+      </w:pPr>
+    </w:p>
+    <w:p>
+      <w:pPr>
         <w:pStyle w:val="ListParagraph"/>
         <w:numPr>
           <w:ilvl w:val="0"/>
@@ -4044,1591 +6384,6 @@
           <w:rFonts w:ascii="AbsaraSans-Bold" w:hAnsi="AbsaraSans-Bold"/>
           <w:color w:val="0070C0"/>
         </w:rPr>
-        <w:t>Key Concepts</w:t>
-      </w:r>
-    </w:p>
-    <w:p>
-      <w:pPr>
-        <w:autoSpaceDE w:val="0"/>
-        <w:autoSpaceDN w:val="0"/>
-        <w:adjustRightInd w:val="0"/>
-        <w:rPr>
-          <w:rFonts w:ascii="AbsaraSansTF-Light" w:hAnsi="AbsaraSansTF-Light"/>
-          <w:sz w:val="20"/>
-          <w:szCs w:val="20"/>
-        </w:rPr>
-      </w:pPr>
-    </w:p>
-    <w:p>
-      <w:pPr>
-        <w:autoSpaceDE w:val="0"/>
-        <w:autoSpaceDN w:val="0"/>
-        <w:adjustRightInd w:val="0"/>
-        <w:rPr>
-          <w:rFonts w:ascii="AbsaraSansTF-Light" w:hAnsi="AbsaraSansTF-Light"/>
-          <w:sz w:val="20"/>
-          <w:szCs w:val="20"/>
-        </w:rPr>
-      </w:pPr>
-      <w:r>
-        <w:rPr>
-          <w:rFonts w:ascii="AbsaraSansTF-Light" w:hAnsi="AbsaraSansTF-Light"/>
-          <w:sz w:val="20"/>
-          <w:szCs w:val="20"/>
-        </w:rPr>
-        <w:t>Crystal</w:t>
-      </w:r>
-      <w:r>
-        <w:rPr>
-          <w:rFonts w:ascii="AbsaraSansTF-Light" w:hAnsi="AbsaraSansTF-Light"/>
-          <w:sz w:val="20"/>
-          <w:szCs w:val="20"/>
-        </w:rPr>
-        <w:t xml:space="preserve"> provides capabilities and design patterns that may be unfamiliar to you, especially if you're new to design patterns and composite application development. This section provides a brief overview of the main concepts behind </w:t>
-      </w:r>
-      <w:r>
-        <w:rPr>
-          <w:rFonts w:ascii="AbsaraSansTF-Light" w:hAnsi="AbsaraSansTF-Light"/>
-          <w:sz w:val="20"/>
-          <w:szCs w:val="20"/>
-        </w:rPr>
-        <w:t>Crystal</w:t>
-      </w:r>
-      <w:r>
-        <w:rPr>
-          <w:rFonts w:ascii="AbsaraSansTF-Light" w:hAnsi="AbsaraSansTF-Light"/>
-          <w:sz w:val="20"/>
-          <w:szCs w:val="20"/>
-        </w:rPr>
-        <w:t xml:space="preserve"> and defines some of the terminology that you will see used throughout the documentation and code.</w:t>
-      </w:r>
-    </w:p>
-    <w:p>
-      <w:pPr>
-        <w:autoSpaceDE w:val="0"/>
-        <w:autoSpaceDN w:val="0"/>
-        <w:adjustRightInd w:val="0"/>
-        <w:spacing w:line="100" w:lineRule="exact"/>
-        <w:rPr>
-          <w:rFonts w:ascii="AbsaraSansTF-Light" w:hAnsi="AbsaraSansTF-Light"/>
-          <w:sz w:val="20"/>
-          <w:szCs w:val="20"/>
-        </w:rPr>
-      </w:pPr>
-    </w:p>
-    <w:p>
-      <w:pPr>
-        <w:pStyle w:val="ListParagraph"/>
-        <w:numPr>
-          <w:ilvl w:val="0"/>
-          <w:numId w:val="19"/>
-        </w:numPr>
-        <w:autoSpaceDE w:val="0"/>
-        <w:autoSpaceDN w:val="0"/>
-        <w:adjustRightInd w:val="0"/>
-        <w:ind w:left="567" w:hanging="425"/>
-        <w:rPr>
-          <w:rFonts w:ascii="AbsaraSansTF-Light" w:hAnsi="AbsaraSansTF-Light"/>
-          <w:sz w:val="20"/>
-          <w:szCs w:val="20"/>
-        </w:rPr>
-      </w:pPr>
-      <w:r>
-        <w:rPr>
-          <w:rFonts w:ascii="AbsaraSansTF-Light" w:hAnsi="AbsaraSansTF-Light"/>
-          <w:b/>
-          <w:bCs/>
-          <w:sz w:val="20"/>
-          <w:szCs w:val="20"/>
-        </w:rPr>
-        <w:t>Modules</w:t>
-      </w:r>
-      <w:r>
-        <w:rPr>
-          <w:rFonts w:ascii="AbsaraSansTF-Light" w:hAnsi="AbsaraSansTF-Light"/>
-          <w:sz w:val="20"/>
-          <w:szCs w:val="20"/>
-        </w:rPr>
-        <w:t xml:space="preserve">. Modules are packages of functionality that can be independently developed, tested, and (optionally) deployed. In many situations, modules are developed and maintained by separate teams. A typical </w:t>
-      </w:r>
-      <w:r>
-        <w:rPr>
-          <w:rFonts w:ascii="AbsaraSansTF-Light" w:hAnsi="AbsaraSansTF-Light"/>
-          <w:sz w:val="20"/>
-          <w:szCs w:val="20"/>
-        </w:rPr>
-        <w:t>Crystal</w:t>
-      </w:r>
-      <w:r>
-        <w:rPr>
-          <w:rFonts w:ascii="AbsaraSansTF-Light" w:hAnsi="AbsaraSansTF-Light"/>
-          <w:sz w:val="20"/>
-          <w:szCs w:val="20"/>
-        </w:rPr>
-        <w:t xml:space="preserve"> application is built from multiple modules. Modules can be used to represent specific business-related functionality (for example, profile management) and</w:t>
-      </w:r>
-      <w:r>
-        <w:rPr>
-          <w:rFonts w:ascii="AbsaraSansTF-Light" w:hAnsi="AbsaraSansTF-Light"/>
-          <w:sz w:val="20"/>
-          <w:szCs w:val="20"/>
-        </w:rPr>
-        <w:t xml:space="preserve"> </w:t>
-      </w:r>
-      <w:r>
-        <w:rPr>
-          <w:rFonts w:ascii="AbsaraSansTF-Light" w:hAnsi="AbsaraSansTF-Light"/>
-          <w:sz w:val="20"/>
-          <w:szCs w:val="20"/>
-        </w:rPr>
-        <w:t xml:space="preserve">encapsulate all the views, services, and data models required to implement that functionality. Modules can also be used to </w:t>
-      </w:r>
-      <w:r>
-        <w:rPr>
-          <w:rFonts w:ascii="AbsaraSansTF-Light" w:hAnsi="AbsaraSansTF-Light"/>
-          <w:sz w:val="20"/>
-          <w:szCs w:val="20"/>
-        </w:rPr>
-        <w:lastRenderedPageBreak/>
-        <w:t>encapsulate common application infrastructure or services (for example, logging and exception management services) that can be reused across multiple applications.</w:t>
-      </w:r>
-    </w:p>
-    <w:p>
-      <w:pPr>
-        <w:autoSpaceDE w:val="0"/>
-        <w:autoSpaceDN w:val="0"/>
-        <w:adjustRightInd w:val="0"/>
-        <w:spacing w:line="100" w:lineRule="exact"/>
-        <w:rPr>
-          <w:rFonts w:ascii="AbsaraSansTF-Light" w:hAnsi="AbsaraSansTF-Light"/>
-          <w:sz w:val="20"/>
-          <w:szCs w:val="20"/>
-        </w:rPr>
-      </w:pPr>
-    </w:p>
-    <w:p>
-      <w:pPr>
-        <w:pStyle w:val="ListParagraph"/>
-        <w:numPr>
-          <w:ilvl w:val="0"/>
-          <w:numId w:val="19"/>
-        </w:numPr>
-        <w:autoSpaceDE w:val="0"/>
-        <w:autoSpaceDN w:val="0"/>
-        <w:adjustRightInd w:val="0"/>
-        <w:ind w:left="567" w:hanging="425"/>
-        <w:rPr>
-          <w:rFonts w:ascii="AbsaraSansTF-Light" w:hAnsi="AbsaraSansTF-Light"/>
-          <w:sz w:val="20"/>
-          <w:szCs w:val="20"/>
-        </w:rPr>
-      </w:pPr>
-      <w:r>
-        <w:rPr>
-          <w:rFonts w:ascii="AbsaraSansTF-Light" w:hAnsi="AbsaraSansTF-Light"/>
-          <w:b/>
-          <w:bCs/>
-          <w:sz w:val="20"/>
-          <w:szCs w:val="20"/>
-        </w:rPr>
-        <w:t>Module catalog</w:t>
-      </w:r>
-      <w:r>
-        <w:rPr>
-          <w:rFonts w:ascii="AbsaraSansTF-Light" w:hAnsi="AbsaraSansTF-Light"/>
-          <w:sz w:val="20"/>
-          <w:szCs w:val="20"/>
-        </w:rPr>
-        <w:t xml:space="preserve">. In a composite application, modules must be discovered and loaded at run time by the host application. In </w:t>
-      </w:r>
-      <w:r>
-        <w:rPr>
-          <w:rFonts w:ascii="AbsaraSansTF-Light" w:hAnsi="AbsaraSansTF-Light"/>
-          <w:sz w:val="20"/>
-          <w:szCs w:val="20"/>
-        </w:rPr>
-        <w:t>Crystal</w:t>
-      </w:r>
-      <w:r>
-        <w:rPr>
-          <w:rFonts w:ascii="AbsaraSansTF-Light" w:hAnsi="AbsaraSansTF-Light"/>
-          <w:sz w:val="20"/>
-          <w:szCs w:val="20"/>
-        </w:rPr>
-        <w:t xml:space="preserve">, a module catalog is used to specify which modules to are to be loaded, when they are loaded, and in what order. The module catalog is used by the </w:t>
-      </w:r>
-      <w:r>
-        <w:rPr>
-          <w:rFonts w:ascii="AbsaraSansTF-Light" w:hAnsi="AbsaraSansTF-Light"/>
-          <w:b/>
-          <w:bCs/>
-          <w:sz w:val="20"/>
-          <w:szCs w:val="20"/>
-        </w:rPr>
-        <w:t>ModuleManager</w:t>
-      </w:r>
-      <w:r>
-        <w:rPr>
-          <w:rFonts w:ascii="AbsaraSansTF-Light" w:hAnsi="AbsaraSansTF-Light"/>
-          <w:sz w:val="20"/>
-          <w:szCs w:val="20"/>
-        </w:rPr>
-        <w:t xml:space="preserve"> and </w:t>
-      </w:r>
-      <w:r>
-        <w:rPr>
-          <w:rFonts w:ascii="AbsaraSansTF-Light" w:hAnsi="AbsaraSansTF-Light"/>
-          <w:b/>
-          <w:bCs/>
-          <w:sz w:val="20"/>
-          <w:szCs w:val="20"/>
-        </w:rPr>
-        <w:t>ModuleLoader</w:t>
-      </w:r>
-      <w:r>
-        <w:rPr>
-          <w:rFonts w:ascii="AbsaraSansTF-Light" w:hAnsi="AbsaraSansTF-Light"/>
-          <w:sz w:val="20"/>
-          <w:szCs w:val="20"/>
-        </w:rPr>
-        <w:t xml:space="preserve"> components, which are responsible for downloading the modules if they are remote, loading the module's assemblies into the application domain, and for initializing the module. </w:t>
-      </w:r>
-      <w:r>
-        <w:rPr>
-          <w:rFonts w:ascii="AbsaraSansTF-Light" w:hAnsi="AbsaraSansTF-Light"/>
-          <w:sz w:val="20"/>
-          <w:szCs w:val="20"/>
-        </w:rPr>
-        <w:t>Crystal</w:t>
-      </w:r>
-      <w:r>
-        <w:rPr>
-          <w:rFonts w:ascii="AbsaraSansTF-Light" w:hAnsi="AbsaraSansTF-Light"/>
-          <w:sz w:val="20"/>
-          <w:szCs w:val="20"/>
-        </w:rPr>
-        <w:t xml:space="preserve"> allows the module catalog to be specified in different ways, including programmatically using code, declaratively using XAML, or using a configuration file. You can also implement a custom module catalog if you need to.</w:t>
-      </w:r>
-    </w:p>
-    <w:p>
-      <w:pPr>
-        <w:autoSpaceDE w:val="0"/>
-        <w:autoSpaceDN w:val="0"/>
-        <w:adjustRightInd w:val="0"/>
-        <w:spacing w:line="100" w:lineRule="exact"/>
-        <w:rPr>
-          <w:rFonts w:ascii="AbsaraSansTF-Light" w:hAnsi="AbsaraSansTF-Light"/>
-          <w:sz w:val="20"/>
-          <w:szCs w:val="20"/>
-        </w:rPr>
-      </w:pPr>
-    </w:p>
-    <w:p>
-      <w:pPr>
-        <w:pStyle w:val="ListParagraph"/>
-        <w:numPr>
-          <w:ilvl w:val="0"/>
-          <w:numId w:val="19"/>
-        </w:numPr>
-        <w:autoSpaceDE w:val="0"/>
-        <w:autoSpaceDN w:val="0"/>
-        <w:adjustRightInd w:val="0"/>
-        <w:ind w:left="567" w:hanging="425"/>
-        <w:rPr>
-          <w:rFonts w:ascii="AbsaraSansTF-Light" w:hAnsi="AbsaraSansTF-Light"/>
-          <w:sz w:val="20"/>
-          <w:szCs w:val="20"/>
-        </w:rPr>
-      </w:pPr>
-      <w:r>
-        <w:rPr>
-          <w:rFonts w:ascii="AbsaraSansTF-Light" w:hAnsi="AbsaraSansTF-Light"/>
-          <w:b/>
-          <w:bCs/>
-          <w:sz w:val="20"/>
-          <w:szCs w:val="20"/>
-        </w:rPr>
-        <w:t>Shell</w:t>
-      </w:r>
-      <w:r>
-        <w:rPr>
-          <w:rFonts w:ascii="AbsaraSansTF-Light" w:hAnsi="AbsaraSansTF-Light"/>
-          <w:sz w:val="20"/>
-          <w:szCs w:val="20"/>
-        </w:rPr>
-        <w:t>. The shell is the host application into which modules are loaded. The shell defines the overall layout and structure of the application, but it is typically unaware of the exact modules that it will host. It usually implements common application services and infrastructure, but most of the application's functionality and content is implemented within the modules. The shell also provides the top-level window or visual element that will then host the different UI components provided by the loaded modules.</w:t>
-      </w:r>
-    </w:p>
-    <w:p>
-      <w:pPr>
-        <w:autoSpaceDE w:val="0"/>
-        <w:autoSpaceDN w:val="0"/>
-        <w:adjustRightInd w:val="0"/>
-        <w:spacing w:line="100" w:lineRule="exact"/>
-        <w:rPr>
-          <w:rFonts w:ascii="AbsaraSansTF-Light" w:hAnsi="AbsaraSansTF-Light"/>
-          <w:sz w:val="20"/>
-          <w:szCs w:val="20"/>
-        </w:rPr>
-      </w:pPr>
-    </w:p>
-    <w:p>
-      <w:pPr>
-        <w:pStyle w:val="ListParagraph"/>
-        <w:numPr>
-          <w:ilvl w:val="0"/>
-          <w:numId w:val="19"/>
-        </w:numPr>
-        <w:autoSpaceDE w:val="0"/>
-        <w:autoSpaceDN w:val="0"/>
-        <w:adjustRightInd w:val="0"/>
-        <w:ind w:left="567" w:hanging="425"/>
-        <w:rPr>
-          <w:rFonts w:ascii="AbsaraSansTF-Light" w:hAnsi="AbsaraSansTF-Light"/>
-          <w:sz w:val="20"/>
-          <w:szCs w:val="20"/>
-        </w:rPr>
-      </w:pPr>
-      <w:r>
-        <w:rPr>
-          <w:rFonts w:ascii="AbsaraSansTF-Light" w:hAnsi="AbsaraSansTF-Light"/>
-          <w:b/>
-          <w:bCs/>
-          <w:sz w:val="20"/>
-          <w:szCs w:val="20"/>
-        </w:rPr>
-        <w:t>Views</w:t>
-      </w:r>
-      <w:r>
-        <w:rPr>
-          <w:rFonts w:ascii="AbsaraSansTF-Light" w:hAnsi="AbsaraSansTF-Light"/>
-          <w:sz w:val="20"/>
-          <w:szCs w:val="20"/>
-        </w:rPr>
-        <w:t>. Views are UI controls that encapsulate the UI for a particular feature or functional area of the application. Views are used in conjunction with the MVVM pattern, which is used to provide a clean separation of concerns between the UI and the application's presentation logic and data. Views are used to encapsulate the UI and define user interaction behavior, thereby allowing the view to be updated or replaced independently of the underlying application functionality. Views use data binding to interact with view model classes.</w:t>
-      </w:r>
-    </w:p>
-    <w:p>
-      <w:pPr>
-        <w:autoSpaceDE w:val="0"/>
-        <w:autoSpaceDN w:val="0"/>
-        <w:adjustRightInd w:val="0"/>
-        <w:spacing w:line="100" w:lineRule="exact"/>
-        <w:rPr>
-          <w:rFonts w:ascii="AbsaraSansTF-Light" w:hAnsi="AbsaraSansTF-Light"/>
-          <w:sz w:val="20"/>
-          <w:szCs w:val="20"/>
-        </w:rPr>
-      </w:pPr>
-    </w:p>
-    <w:p>
-      <w:pPr>
-        <w:pStyle w:val="ListParagraph"/>
-        <w:numPr>
-          <w:ilvl w:val="0"/>
-          <w:numId w:val="19"/>
-        </w:numPr>
-        <w:autoSpaceDE w:val="0"/>
-        <w:autoSpaceDN w:val="0"/>
-        <w:adjustRightInd w:val="0"/>
-        <w:ind w:left="567" w:hanging="425"/>
-        <w:rPr>
-          <w:rFonts w:ascii="AbsaraSansTF-Light" w:hAnsi="AbsaraSansTF-Light"/>
-          <w:sz w:val="20"/>
-          <w:szCs w:val="20"/>
-        </w:rPr>
-      </w:pPr>
-      <w:r>
-        <w:rPr>
-          <w:rFonts w:ascii="AbsaraSansTF-Light" w:hAnsi="AbsaraSansTF-Light"/>
-          <w:b/>
-          <w:bCs/>
-          <w:sz w:val="20"/>
-          <w:szCs w:val="20"/>
-        </w:rPr>
-        <w:t>View models</w:t>
-      </w:r>
-      <w:r>
-        <w:rPr>
-          <w:rFonts w:ascii="AbsaraSansTF-Light" w:hAnsi="AbsaraSansTF-Light"/>
-          <w:sz w:val="20"/>
-          <w:szCs w:val="20"/>
-        </w:rPr>
-        <w:t>. View models are classes that encapsulate the application's presentation logic and state. They are part of the MVVM pattern. View models encapsulate much of the application's functionality. View models define properties, commands, and events, to which controls in the view can data-bind.</w:t>
-      </w:r>
-    </w:p>
-    <w:p>
-      <w:pPr>
-        <w:autoSpaceDE w:val="0"/>
-        <w:autoSpaceDN w:val="0"/>
-        <w:adjustRightInd w:val="0"/>
-        <w:spacing w:line="100" w:lineRule="exact"/>
-        <w:rPr>
-          <w:rFonts w:ascii="AbsaraSansTF-Light" w:hAnsi="AbsaraSansTF-Light"/>
-          <w:sz w:val="20"/>
-          <w:szCs w:val="20"/>
-        </w:rPr>
-      </w:pPr>
-    </w:p>
-    <w:p>
-      <w:pPr>
-        <w:pStyle w:val="ListParagraph"/>
-        <w:numPr>
-          <w:ilvl w:val="0"/>
-          <w:numId w:val="19"/>
-        </w:numPr>
-        <w:autoSpaceDE w:val="0"/>
-        <w:autoSpaceDN w:val="0"/>
-        <w:adjustRightInd w:val="0"/>
-        <w:ind w:left="567" w:hanging="425"/>
-        <w:rPr>
-          <w:rFonts w:ascii="AbsaraSansTF-Light" w:hAnsi="AbsaraSansTF-Light"/>
-          <w:sz w:val="20"/>
-          <w:szCs w:val="20"/>
-        </w:rPr>
-      </w:pPr>
-      <w:r>
-        <w:rPr>
-          <w:rFonts w:ascii="AbsaraSansTF-Light" w:hAnsi="AbsaraSansTF-Light"/>
-          <w:b/>
-          <w:bCs/>
-          <w:sz w:val="20"/>
-          <w:szCs w:val="20"/>
-        </w:rPr>
-        <w:t>Models</w:t>
-      </w:r>
-      <w:r>
-        <w:rPr>
-          <w:rFonts w:ascii="AbsaraSansTF-Light" w:hAnsi="AbsaraSansTF-Light"/>
-          <w:sz w:val="20"/>
-          <w:szCs w:val="20"/>
-        </w:rPr>
-        <w:t>. Model classes encapsulate the application data and business logic. They are used as part of the MVVM pattern. Models encapsulate data and any associated validation and business rules to ensure data consistency and integrity.</w:t>
-      </w:r>
-    </w:p>
-    <w:p>
-      <w:pPr>
-        <w:autoSpaceDE w:val="0"/>
-        <w:autoSpaceDN w:val="0"/>
-        <w:adjustRightInd w:val="0"/>
-        <w:spacing w:line="100" w:lineRule="exact"/>
-        <w:rPr>
-          <w:rFonts w:ascii="AbsaraSansTF-Light" w:hAnsi="AbsaraSansTF-Light"/>
-          <w:sz w:val="20"/>
-          <w:szCs w:val="20"/>
-        </w:rPr>
-      </w:pPr>
-    </w:p>
-    <w:p>
-      <w:pPr>
-        <w:pStyle w:val="ListParagraph"/>
-        <w:numPr>
-          <w:ilvl w:val="0"/>
-          <w:numId w:val="19"/>
-        </w:numPr>
-        <w:autoSpaceDE w:val="0"/>
-        <w:autoSpaceDN w:val="0"/>
-        <w:adjustRightInd w:val="0"/>
-        <w:ind w:left="567" w:hanging="425"/>
-        <w:rPr>
-          <w:rFonts w:ascii="AbsaraSansTF-Light" w:hAnsi="AbsaraSansTF-Light"/>
-          <w:sz w:val="20"/>
-          <w:szCs w:val="20"/>
-        </w:rPr>
-      </w:pPr>
-      <w:r>
-        <w:rPr>
-          <w:rFonts w:ascii="AbsaraSansTF-Light" w:hAnsi="AbsaraSansTF-Light"/>
-          <w:b/>
-          <w:bCs/>
-          <w:sz w:val="20"/>
-          <w:szCs w:val="20"/>
-        </w:rPr>
-        <w:t>Commands</w:t>
-      </w:r>
-      <w:r>
-        <w:rPr>
-          <w:rFonts w:ascii="AbsaraSansTF-Light" w:hAnsi="AbsaraSansTF-Light"/>
-          <w:sz w:val="20"/>
-          <w:szCs w:val="20"/>
-        </w:rPr>
-        <w:t xml:space="preserve">. Commands are used to encapsulate application functionality in a way that allows them to be defined and tested independently of the application's UI. They can be defined as command objects or as command methods in the view model. </w:t>
-      </w:r>
-      <w:r>
-        <w:rPr>
-          <w:rFonts w:ascii="AbsaraSansTF-Light" w:hAnsi="AbsaraSansTF-Light"/>
-          <w:sz w:val="20"/>
-          <w:szCs w:val="20"/>
-        </w:rPr>
-        <w:t>Crystal</w:t>
-      </w:r>
-      <w:r>
-        <w:rPr>
-          <w:rFonts w:ascii="AbsaraSansTF-Light" w:hAnsi="AbsaraSansTF-Light"/>
-          <w:sz w:val="20"/>
-          <w:szCs w:val="20"/>
-        </w:rPr>
-        <w:t xml:space="preserve"> provides the </w:t>
-      </w:r>
-      <w:r>
-        <w:rPr>
-          <w:rFonts w:ascii="AbsaraSansTF-Light" w:hAnsi="AbsaraSansTF-Light"/>
-          <w:b/>
-          <w:bCs/>
-          <w:sz w:val="20"/>
-          <w:szCs w:val="20"/>
-        </w:rPr>
-        <w:t>DelegateCommand</w:t>
-      </w:r>
-      <w:r>
-        <w:rPr>
-          <w:rFonts w:ascii="AbsaraSansTF-Light" w:hAnsi="AbsaraSansTF-Light"/>
-          <w:sz w:val="20"/>
-          <w:szCs w:val="20"/>
-        </w:rPr>
-        <w:t xml:space="preserve"> class and the </w:t>
-      </w:r>
-      <w:r>
-        <w:rPr>
-          <w:rFonts w:ascii="AbsaraSansTF-Light" w:hAnsi="AbsaraSansTF-Light"/>
-          <w:b/>
-          <w:bCs/>
-          <w:sz w:val="20"/>
-          <w:szCs w:val="20"/>
-        </w:rPr>
-        <w:t>CompositeCommand</w:t>
-      </w:r>
-      <w:r>
-        <w:rPr>
-          <w:rFonts w:ascii="AbsaraSansTF-Light" w:hAnsi="AbsaraSansTF-Light"/>
-          <w:sz w:val="20"/>
-          <w:szCs w:val="20"/>
-        </w:rPr>
-        <w:t xml:space="preserve"> class. The latter is used to represent a collection of commands which are all invoked together.</w:t>
-      </w:r>
-    </w:p>
-    <w:p>
-      <w:pPr>
-        <w:autoSpaceDE w:val="0"/>
-        <w:autoSpaceDN w:val="0"/>
-        <w:adjustRightInd w:val="0"/>
-        <w:spacing w:line="100" w:lineRule="exact"/>
-        <w:rPr>
-          <w:rFonts w:ascii="AbsaraSansTF-Light" w:hAnsi="AbsaraSansTF-Light"/>
-          <w:sz w:val="20"/>
-          <w:szCs w:val="20"/>
-        </w:rPr>
-      </w:pPr>
-    </w:p>
-    <w:p>
-      <w:pPr>
-        <w:pStyle w:val="ListParagraph"/>
-        <w:numPr>
-          <w:ilvl w:val="0"/>
-          <w:numId w:val="19"/>
-        </w:numPr>
-        <w:autoSpaceDE w:val="0"/>
-        <w:autoSpaceDN w:val="0"/>
-        <w:adjustRightInd w:val="0"/>
-        <w:ind w:left="567" w:hanging="425"/>
-        <w:rPr>
-          <w:rFonts w:ascii="AbsaraSansTF-Light" w:hAnsi="AbsaraSansTF-Light"/>
-          <w:sz w:val="20"/>
-          <w:szCs w:val="20"/>
-        </w:rPr>
-      </w:pPr>
-      <w:r>
-        <w:rPr>
-          <w:rFonts w:ascii="AbsaraSansTF-Light" w:hAnsi="AbsaraSansTF-Light"/>
-          <w:b/>
-          <w:bCs/>
-          <w:sz w:val="20"/>
-          <w:szCs w:val="20"/>
-        </w:rPr>
-        <w:t>Regions</w:t>
-      </w:r>
-      <w:r>
-        <w:rPr>
-          <w:rFonts w:ascii="AbsaraSansTF-Light" w:hAnsi="AbsaraSansTF-Light"/>
-          <w:sz w:val="20"/>
-          <w:szCs w:val="20"/>
-        </w:rPr>
-        <w:t>. Regions are logical placeholders defined within the application's UI (in the shell or within views) into which views are displayed. Regions allow the layout of the application's UI to</w:t>
-      </w:r>
-      <w:r>
-        <w:rPr>
-          <w:rFonts w:ascii="AbsaraSansTF-Light" w:hAnsi="AbsaraSansTF-Light"/>
-          <w:sz w:val="20"/>
-          <w:szCs w:val="20"/>
-        </w:rPr>
-        <w:t xml:space="preserve"> </w:t>
-      </w:r>
-      <w:r>
-        <w:rPr>
-          <w:rFonts w:ascii="AbsaraSansTF-Light" w:hAnsi="AbsaraSansTF-Light"/>
-          <w:sz w:val="20"/>
-          <w:szCs w:val="20"/>
-        </w:rPr>
-        <w:t xml:space="preserve">be updated without requiring changes to the application logic. Many common controls can be used as a region, allowing views to be automatically displayed within controls, such as a </w:t>
-      </w:r>
-      <w:r>
-        <w:rPr>
-          <w:rFonts w:ascii="AbsaraSansTF-Light" w:hAnsi="AbsaraSansTF-Light"/>
-          <w:b/>
-          <w:bCs/>
-          <w:sz w:val="20"/>
-          <w:szCs w:val="20"/>
-        </w:rPr>
-        <w:t>ContentControl</w:t>
-      </w:r>
-      <w:r>
-        <w:rPr>
-          <w:rFonts w:ascii="AbsaraSansTF-Light" w:hAnsi="AbsaraSansTF-Light"/>
-          <w:sz w:val="20"/>
-          <w:szCs w:val="20"/>
-        </w:rPr>
-        <w:t xml:space="preserve">, </w:t>
-      </w:r>
-      <w:r>
-        <w:rPr>
-          <w:rFonts w:ascii="AbsaraSansTF-Light" w:hAnsi="AbsaraSansTF-Light"/>
-          <w:b/>
-          <w:bCs/>
-          <w:sz w:val="20"/>
-          <w:szCs w:val="20"/>
-        </w:rPr>
-        <w:t>ItemsControl</w:t>
-      </w:r>
-      <w:r>
-        <w:rPr>
-          <w:rFonts w:ascii="AbsaraSansTF-Light" w:hAnsi="AbsaraSansTF-Light"/>
-          <w:sz w:val="20"/>
-          <w:szCs w:val="20"/>
-        </w:rPr>
-        <w:t xml:space="preserve">, </w:t>
-      </w:r>
-      <w:r>
-        <w:rPr>
-          <w:rFonts w:ascii="AbsaraSansTF-Light" w:hAnsi="AbsaraSansTF-Light"/>
-          <w:b/>
-          <w:bCs/>
-          <w:sz w:val="20"/>
-          <w:szCs w:val="20"/>
-        </w:rPr>
-        <w:t>ListBox</w:t>
-      </w:r>
-      <w:r>
-        <w:rPr>
-          <w:rFonts w:ascii="AbsaraSansTF-Light" w:hAnsi="AbsaraSansTF-Light"/>
-          <w:sz w:val="20"/>
-          <w:szCs w:val="20"/>
-        </w:rPr>
-        <w:t xml:space="preserve">, or </w:t>
-      </w:r>
-      <w:r>
-        <w:rPr>
-          <w:rFonts w:ascii="AbsaraSansTF-Light" w:hAnsi="AbsaraSansTF-Light"/>
-          <w:b/>
-          <w:bCs/>
-          <w:sz w:val="20"/>
-          <w:szCs w:val="20"/>
-        </w:rPr>
-        <w:t>TabControl</w:t>
-      </w:r>
-      <w:r>
-        <w:rPr>
-          <w:rFonts w:ascii="AbsaraSansTF-Light" w:hAnsi="AbsaraSansTF-Light"/>
-          <w:sz w:val="20"/>
-          <w:szCs w:val="20"/>
-        </w:rPr>
-        <w:t xml:space="preserve">. Views can be displayed within a region programmatically or automatically. </w:t>
-      </w:r>
-      <w:r>
-        <w:rPr>
-          <w:rFonts w:ascii="AbsaraSansTF-Light" w:hAnsi="AbsaraSansTF-Light"/>
-          <w:sz w:val="20"/>
-          <w:szCs w:val="20"/>
-        </w:rPr>
-        <w:t>Crystal</w:t>
-      </w:r>
-      <w:r>
-        <w:rPr>
-          <w:rFonts w:ascii="AbsaraSansTF-Light" w:hAnsi="AbsaraSansTF-Light"/>
-          <w:sz w:val="20"/>
-          <w:szCs w:val="20"/>
-        </w:rPr>
-        <w:t xml:space="preserve"> also provides support for implementing navigation with regions. Regions can be located by other components through the </w:t>
-      </w:r>
-      <w:r>
-        <w:rPr>
-          <w:rFonts w:ascii="AbsaraSansTF-Light" w:hAnsi="AbsaraSansTF-Light"/>
-          <w:b/>
-          <w:bCs/>
-          <w:sz w:val="20"/>
-          <w:szCs w:val="20"/>
-        </w:rPr>
-        <w:t>RegionManager</w:t>
-      </w:r>
-      <w:r>
-        <w:rPr>
-          <w:rFonts w:ascii="AbsaraSansTF-Light" w:hAnsi="AbsaraSansTF-Light"/>
-          <w:sz w:val="20"/>
-          <w:szCs w:val="20"/>
-        </w:rPr>
-        <w:t xml:space="preserve"> component, which uses </w:t>
-      </w:r>
-      <w:r>
-        <w:rPr>
-          <w:rFonts w:ascii="AbsaraSansTF-Light" w:hAnsi="AbsaraSansTF-Light"/>
-          <w:b/>
-          <w:bCs/>
-          <w:sz w:val="20"/>
-          <w:szCs w:val="20"/>
-        </w:rPr>
-        <w:t>RegionAdapter</w:t>
-      </w:r>
-      <w:r>
-        <w:rPr>
-          <w:rFonts w:ascii="AbsaraSansTF-Light" w:hAnsi="AbsaraSansTF-Light"/>
-          <w:sz w:val="20"/>
-          <w:szCs w:val="20"/>
-        </w:rPr>
-        <w:t xml:space="preserve"> and </w:t>
-      </w:r>
-      <w:r>
-        <w:rPr>
-          <w:rFonts w:ascii="AbsaraSansTF-Light" w:hAnsi="AbsaraSansTF-Light"/>
-          <w:b/>
-          <w:bCs/>
-          <w:sz w:val="20"/>
-          <w:szCs w:val="20"/>
-        </w:rPr>
-        <w:t>RegionBehavior</w:t>
-      </w:r>
-      <w:r>
-        <w:rPr>
-          <w:rFonts w:ascii="AbsaraSansTF-Light" w:hAnsi="AbsaraSansTF-Light"/>
-          <w:sz w:val="20"/>
-          <w:szCs w:val="20"/>
-        </w:rPr>
-        <w:t xml:space="preserve"> components to coordinate the display of views within specific regions.</w:t>
-      </w:r>
-    </w:p>
-    <w:p>
-      <w:pPr>
-        <w:autoSpaceDE w:val="0"/>
-        <w:autoSpaceDN w:val="0"/>
-        <w:adjustRightInd w:val="0"/>
-        <w:spacing w:line="100" w:lineRule="exact"/>
-        <w:rPr>
-          <w:rFonts w:ascii="AbsaraSansTF-Light" w:hAnsi="AbsaraSansTF-Light"/>
-          <w:sz w:val="20"/>
-          <w:szCs w:val="20"/>
-        </w:rPr>
-      </w:pPr>
-    </w:p>
-    <w:p>
-      <w:pPr>
-        <w:pStyle w:val="ListParagraph"/>
-        <w:numPr>
-          <w:ilvl w:val="0"/>
-          <w:numId w:val="19"/>
-        </w:numPr>
-        <w:autoSpaceDE w:val="0"/>
-        <w:autoSpaceDN w:val="0"/>
-        <w:adjustRightInd w:val="0"/>
-        <w:ind w:left="567" w:hanging="425"/>
-        <w:rPr>
-          <w:rFonts w:ascii="AbsaraSansTF-Light" w:hAnsi="AbsaraSansTF-Light"/>
-          <w:sz w:val="20"/>
-          <w:szCs w:val="20"/>
-        </w:rPr>
-      </w:pPr>
-      <w:r>
-        <w:rPr>
-          <w:rFonts w:ascii="AbsaraSansTF-Light" w:hAnsi="AbsaraSansTF-Light"/>
-          <w:b/>
-          <w:bCs/>
-          <w:sz w:val="20"/>
-          <w:szCs w:val="20"/>
-        </w:rPr>
-        <w:t>Navigation</w:t>
-      </w:r>
-      <w:r>
-        <w:rPr>
-          <w:rFonts w:ascii="AbsaraSansTF-Light" w:hAnsi="AbsaraSansTF-Light"/>
-          <w:sz w:val="20"/>
-          <w:szCs w:val="20"/>
-        </w:rPr>
-        <w:t xml:space="preserve">. Navigation is defined as the process by which the application coordinates changes to its UI as a result of the user's interaction with the application or internal application state changes. </w:t>
-      </w:r>
-      <w:r>
-        <w:rPr>
-          <w:rFonts w:ascii="AbsaraSansTF-Light" w:hAnsi="AbsaraSansTF-Light"/>
-          <w:sz w:val="20"/>
-          <w:szCs w:val="20"/>
-        </w:rPr>
-        <w:t>Crystal</w:t>
-      </w:r>
-      <w:r>
-        <w:rPr>
-          <w:rFonts w:ascii="AbsaraSansTF-Light" w:hAnsi="AbsaraSansTF-Light"/>
-          <w:sz w:val="20"/>
-          <w:szCs w:val="20"/>
-        </w:rPr>
-        <w:t xml:space="preserve"> supports two styles of navigation: state-based navigation, where the state of an existing view is updated to implement simple navigation scenarios, and view-switching navigation, where new views are created and old views replaced within the application's UI. View-switching navigation uses a Uniform Resource Identifier (URI)–based navigation mechanism in conjunction with </w:t>
-      </w:r>
-      <w:r>
-        <w:rPr>
-          <w:rFonts w:ascii="AbsaraSansTF-Light" w:hAnsi="AbsaraSansTF-Light"/>
-          <w:sz w:val="20"/>
-          <w:szCs w:val="20"/>
-        </w:rPr>
-        <w:t>Crystal</w:t>
-      </w:r>
-      <w:r>
-        <w:rPr>
-          <w:rFonts w:ascii="AbsaraSansTF-Light" w:hAnsi="AbsaraSansTF-Light"/>
-          <w:sz w:val="20"/>
-          <w:szCs w:val="20"/>
-        </w:rPr>
-        <w:t xml:space="preserve"> regions to allow flexible navigation schemes to be implemented.</w:t>
-      </w:r>
-    </w:p>
-    <w:p>
-      <w:pPr>
-        <w:autoSpaceDE w:val="0"/>
-        <w:autoSpaceDN w:val="0"/>
-        <w:adjustRightInd w:val="0"/>
-        <w:spacing w:line="100" w:lineRule="exact"/>
-        <w:rPr>
-          <w:rFonts w:ascii="AbsaraSansTF-Light" w:hAnsi="AbsaraSansTF-Light"/>
-          <w:sz w:val="20"/>
-          <w:szCs w:val="20"/>
-        </w:rPr>
-      </w:pPr>
-    </w:p>
-    <w:p>
-      <w:pPr>
-        <w:pStyle w:val="ListParagraph"/>
-        <w:numPr>
-          <w:ilvl w:val="0"/>
-          <w:numId w:val="19"/>
-        </w:numPr>
-        <w:autoSpaceDE w:val="0"/>
-        <w:autoSpaceDN w:val="0"/>
-        <w:adjustRightInd w:val="0"/>
-        <w:ind w:left="567" w:hanging="425"/>
-        <w:rPr>
-          <w:rFonts w:ascii="AbsaraSansTF-Light" w:hAnsi="AbsaraSansTF-Light"/>
-          <w:sz w:val="20"/>
-          <w:szCs w:val="20"/>
-        </w:rPr>
-      </w:pPr>
-      <w:r>
-        <w:rPr>
-          <w:rFonts w:ascii="AbsaraSansTF-Light" w:hAnsi="AbsaraSansTF-Light"/>
-          <w:b/>
-          <w:bCs/>
-          <w:sz w:val="20"/>
-          <w:szCs w:val="20"/>
-        </w:rPr>
-        <w:t>EventAggregator</w:t>
-      </w:r>
-      <w:r>
-        <w:rPr>
-          <w:rFonts w:ascii="AbsaraSansTF-Light" w:hAnsi="AbsaraSansTF-Light"/>
-          <w:sz w:val="20"/>
-          <w:szCs w:val="20"/>
-        </w:rPr>
-        <w:t xml:space="preserve">. Components in a composite application often need to communicate with other components and services in the application in a loosely coupled way. To support this, </w:t>
-      </w:r>
-      <w:r>
-        <w:rPr>
-          <w:rFonts w:ascii="AbsaraSansTF-Light" w:hAnsi="AbsaraSansTF-Light"/>
-          <w:sz w:val="20"/>
-          <w:szCs w:val="20"/>
-        </w:rPr>
-        <w:t>Crystal</w:t>
-      </w:r>
-      <w:r>
-        <w:rPr>
-          <w:rFonts w:ascii="AbsaraSansTF-Light" w:hAnsi="AbsaraSansTF-Light"/>
-          <w:sz w:val="20"/>
-          <w:szCs w:val="20"/>
-        </w:rPr>
-        <w:t xml:space="preserve"> provides the </w:t>
-      </w:r>
-      <w:r>
-        <w:rPr>
-          <w:rFonts w:ascii="AbsaraSansTF-Light" w:hAnsi="AbsaraSansTF-Light"/>
-          <w:b/>
-          <w:bCs/>
-          <w:sz w:val="20"/>
-          <w:szCs w:val="20"/>
-        </w:rPr>
-        <w:t>EventAggregator</w:t>
-      </w:r>
-      <w:r>
-        <w:rPr>
-          <w:rFonts w:ascii="AbsaraSansTF-Light" w:hAnsi="AbsaraSansTF-Light"/>
-          <w:sz w:val="20"/>
-          <w:szCs w:val="20"/>
-        </w:rPr>
-        <w:t xml:space="preserve"> component, which implements a pub-sub event mechanism, thereby allowing components to publish events and other components to subscribe to those events without either of them requiring a reference to the other. The EventAggregator is often used to allow components defined in different modules to communicate with each other.</w:t>
-      </w:r>
-    </w:p>
-    <w:p>
-      <w:pPr>
-        <w:autoSpaceDE w:val="0"/>
-        <w:autoSpaceDN w:val="0"/>
-        <w:adjustRightInd w:val="0"/>
-        <w:spacing w:line="100" w:lineRule="exact"/>
-        <w:rPr>
-          <w:rFonts w:ascii="AbsaraSansTF-Light" w:hAnsi="AbsaraSansTF-Light"/>
-          <w:sz w:val="20"/>
-          <w:szCs w:val="20"/>
-        </w:rPr>
-      </w:pPr>
-    </w:p>
-    <w:p>
-      <w:pPr>
-        <w:pStyle w:val="ListParagraph"/>
-        <w:numPr>
-          <w:ilvl w:val="0"/>
-          <w:numId w:val="19"/>
-        </w:numPr>
-        <w:autoSpaceDE w:val="0"/>
-        <w:autoSpaceDN w:val="0"/>
-        <w:adjustRightInd w:val="0"/>
-        <w:ind w:left="567" w:hanging="425"/>
-        <w:rPr>
-          <w:rFonts w:ascii="AbsaraSansTF-Light" w:hAnsi="AbsaraSansTF-Light"/>
-          <w:sz w:val="20"/>
-          <w:szCs w:val="20"/>
-        </w:rPr>
-      </w:pPr>
-      <w:r>
-        <w:rPr>
-          <w:rFonts w:ascii="AbsaraSansTF-Light" w:hAnsi="AbsaraSansTF-Light"/>
-          <w:b/>
-          <w:bCs/>
-          <w:sz w:val="20"/>
-          <w:szCs w:val="20"/>
-        </w:rPr>
-        <w:t>Dependency injection container</w:t>
-      </w:r>
-      <w:r>
-        <w:rPr>
-          <w:rFonts w:ascii="AbsaraSansTF-Light" w:hAnsi="AbsaraSansTF-Light"/>
-          <w:sz w:val="20"/>
-          <w:szCs w:val="20"/>
-        </w:rPr>
-        <w:t xml:space="preserve">. The Dependency Injection (DI) pattern is used throughout </w:t>
-      </w:r>
-      <w:r>
-        <w:rPr>
-          <w:rFonts w:ascii="AbsaraSansTF-Light" w:hAnsi="AbsaraSansTF-Light"/>
-          <w:sz w:val="20"/>
-          <w:szCs w:val="20"/>
-        </w:rPr>
-        <w:t>Crystal</w:t>
-      </w:r>
-      <w:r>
-        <w:rPr>
-          <w:rFonts w:ascii="AbsaraSansTF-Light" w:hAnsi="AbsaraSansTF-Light"/>
-          <w:sz w:val="20"/>
-          <w:szCs w:val="20"/>
-        </w:rPr>
-        <w:t xml:space="preserve"> to allow the dependencies between components to be managed. Dependency injection allows component dependencies to be fulfilled at run time, and it supports extensibility and testability. </w:t>
-      </w:r>
-      <w:r>
-        <w:rPr>
-          <w:rFonts w:ascii="AbsaraSansTF-Light" w:hAnsi="AbsaraSansTF-Light"/>
-          <w:sz w:val="20"/>
-          <w:szCs w:val="20"/>
-        </w:rPr>
-        <w:lastRenderedPageBreak/>
-        <w:t>Crystal</w:t>
-      </w:r>
-      <w:r>
-        <w:rPr>
-          <w:rFonts w:ascii="AbsaraSansTF-Light" w:hAnsi="AbsaraSansTF-Light"/>
-          <w:sz w:val="20"/>
-          <w:szCs w:val="20"/>
-        </w:rPr>
-        <w:t xml:space="preserve"> is designed to work with Unity or MEF, or with any other dependency injection containers via the </w:t>
-      </w:r>
-      <w:r>
-        <w:rPr>
-          <w:rFonts w:ascii="AbsaraSansTF-Light" w:hAnsi="AbsaraSansTF-Light"/>
-          <w:b/>
-          <w:bCs/>
-          <w:sz w:val="20"/>
-          <w:szCs w:val="20"/>
-        </w:rPr>
-        <w:t>ServiceLocator</w:t>
-      </w:r>
-      <w:r>
-        <w:rPr>
-          <w:rFonts w:ascii="AbsaraSansTF-Light" w:hAnsi="AbsaraSansTF-Light"/>
-          <w:sz w:val="20"/>
-          <w:szCs w:val="20"/>
-        </w:rPr>
-        <w:t>.</w:t>
-      </w:r>
-    </w:p>
-    <w:p>
-      <w:pPr>
-        <w:autoSpaceDE w:val="0"/>
-        <w:autoSpaceDN w:val="0"/>
-        <w:adjustRightInd w:val="0"/>
-        <w:spacing w:line="100" w:lineRule="exact"/>
-        <w:rPr>
-          <w:rFonts w:ascii="AbsaraSansTF-Light" w:hAnsi="AbsaraSansTF-Light"/>
-          <w:sz w:val="20"/>
-          <w:szCs w:val="20"/>
-        </w:rPr>
-      </w:pPr>
-    </w:p>
-    <w:p>
-      <w:pPr>
-        <w:pStyle w:val="ListParagraph"/>
-        <w:numPr>
-          <w:ilvl w:val="0"/>
-          <w:numId w:val="19"/>
-        </w:numPr>
-        <w:autoSpaceDE w:val="0"/>
-        <w:autoSpaceDN w:val="0"/>
-        <w:adjustRightInd w:val="0"/>
-        <w:ind w:left="567" w:hanging="425"/>
-        <w:rPr>
-          <w:rFonts w:ascii="AbsaraSansTF-Light" w:hAnsi="AbsaraSansTF-Light"/>
-          <w:sz w:val="20"/>
-          <w:szCs w:val="20"/>
-        </w:rPr>
-      </w:pPr>
-      <w:r>
-        <w:rPr>
-          <w:rFonts w:ascii="AbsaraSansTF-Light" w:hAnsi="AbsaraSansTF-Light"/>
-          <w:b/>
-          <w:bCs/>
-          <w:sz w:val="20"/>
-          <w:szCs w:val="20"/>
-        </w:rPr>
-        <w:t>Services</w:t>
-      </w:r>
-      <w:r>
-        <w:rPr>
-          <w:rFonts w:ascii="AbsaraSansTF-Light" w:hAnsi="AbsaraSansTF-Light"/>
-          <w:sz w:val="20"/>
-          <w:szCs w:val="20"/>
-        </w:rPr>
-        <w:t>. Services are components that encapsulate non-UI related functionality, such as logging, exception management, and data access. Services can be defined by the application or within a module. Services are often registered with the dependency injection container so that they can be located or constructed as required and used by other components that depend on them.</w:t>
-      </w:r>
-    </w:p>
-    <w:p>
-      <w:pPr>
-        <w:autoSpaceDE w:val="0"/>
-        <w:autoSpaceDN w:val="0"/>
-        <w:adjustRightInd w:val="0"/>
-        <w:spacing w:line="100" w:lineRule="exact"/>
-        <w:rPr>
-          <w:rFonts w:ascii="AbsaraSansTF-Light" w:hAnsi="AbsaraSansTF-Light"/>
-          <w:sz w:val="20"/>
-          <w:szCs w:val="20"/>
-        </w:rPr>
-      </w:pPr>
-    </w:p>
-    <w:p>
-      <w:pPr>
-        <w:pStyle w:val="ListParagraph"/>
-        <w:numPr>
-          <w:ilvl w:val="0"/>
-          <w:numId w:val="19"/>
-        </w:numPr>
-        <w:autoSpaceDE w:val="0"/>
-        <w:autoSpaceDN w:val="0"/>
-        <w:adjustRightInd w:val="0"/>
-        <w:ind w:left="567" w:hanging="425"/>
-        <w:rPr>
-          <w:rFonts w:ascii="AbsaraSansTF-Light" w:hAnsi="AbsaraSansTF-Light"/>
-          <w:sz w:val="20"/>
-          <w:szCs w:val="20"/>
-        </w:rPr>
-      </w:pPr>
-      <w:r>
-        <w:rPr>
-          <w:rFonts w:ascii="AbsaraSansTF-Light" w:hAnsi="AbsaraSansTF-Light"/>
-          <w:b/>
-          <w:bCs/>
-          <w:sz w:val="20"/>
-          <w:szCs w:val="20"/>
-        </w:rPr>
-        <w:t>Controllers</w:t>
-      </w:r>
-      <w:r>
-        <w:rPr>
-          <w:rFonts w:ascii="AbsaraSansTF-Light" w:hAnsi="AbsaraSansTF-Light"/>
-          <w:sz w:val="20"/>
-          <w:szCs w:val="20"/>
-        </w:rPr>
-        <w:t xml:space="preserve">. Controllers are classes that are used to coordinate the construction and initialization of views that are to be displayed in a region within the application's UI. Controllers encapsulate the presentation logic that determines which views are to be displayed. The controller will use </w:t>
-      </w:r>
-      <w:r>
-        <w:rPr>
-          <w:rFonts w:ascii="AbsaraSansTF-Light" w:hAnsi="AbsaraSansTF-Light"/>
-          <w:sz w:val="20"/>
-          <w:szCs w:val="20"/>
-        </w:rPr>
-        <w:t>Crystal</w:t>
-      </w:r>
-      <w:r>
-        <w:rPr>
-          <w:rFonts w:ascii="AbsaraSansTF-Light" w:hAnsi="AbsaraSansTF-Light"/>
-          <w:sz w:val="20"/>
-          <w:szCs w:val="20"/>
-        </w:rPr>
-        <w:t>'s view-switching navigation mechanism, which provides an extensible URI-based navigation mechanism to coordinate the construction and placement of views within regions. The Application Controller pattern defines an abstraction that maps to this responsibility.</w:t>
-      </w:r>
-    </w:p>
-    <w:p>
-      <w:pPr>
-        <w:autoSpaceDE w:val="0"/>
-        <w:autoSpaceDN w:val="0"/>
-        <w:adjustRightInd w:val="0"/>
-        <w:spacing w:line="100" w:lineRule="exact"/>
-        <w:rPr>
-          <w:rFonts w:ascii="AbsaraSansTF-Light" w:hAnsi="AbsaraSansTF-Light"/>
-          <w:sz w:val="20"/>
-          <w:szCs w:val="20"/>
-        </w:rPr>
-      </w:pPr>
-    </w:p>
-    <w:p>
-      <w:pPr>
-        <w:pStyle w:val="ListParagraph"/>
-        <w:numPr>
-          <w:ilvl w:val="0"/>
-          <w:numId w:val="19"/>
-        </w:numPr>
-        <w:autoSpaceDE w:val="0"/>
-        <w:autoSpaceDN w:val="0"/>
-        <w:adjustRightInd w:val="0"/>
-        <w:ind w:left="567" w:hanging="425"/>
-        <w:rPr>
-          <w:rFonts w:ascii="AbsaraSansTF-Light" w:hAnsi="AbsaraSansTF-Light"/>
-          <w:sz w:val="20"/>
-          <w:szCs w:val="20"/>
-        </w:rPr>
-      </w:pPr>
-      <w:r>
-        <w:rPr>
-          <w:rFonts w:ascii="AbsaraSansTF-Light" w:hAnsi="AbsaraSansTF-Light"/>
-          <w:b/>
-          <w:bCs/>
-          <w:sz w:val="20"/>
-          <w:szCs w:val="20"/>
-        </w:rPr>
-        <w:t>Bootstrapper</w:t>
-      </w:r>
-      <w:r>
-        <w:rPr>
-          <w:rFonts w:ascii="AbsaraSansTF-Light" w:hAnsi="AbsaraSansTF-Light"/>
-          <w:sz w:val="20"/>
-          <w:szCs w:val="20"/>
-        </w:rPr>
-        <w:t xml:space="preserve">. The Bootstrapper component is used by the application to initialize the various </w:t>
-      </w:r>
-      <w:r>
-        <w:rPr>
-          <w:rFonts w:ascii="AbsaraSansTF-Light" w:hAnsi="AbsaraSansTF-Light"/>
-          <w:sz w:val="20"/>
-          <w:szCs w:val="20"/>
-        </w:rPr>
-        <w:t>Crystal</w:t>
-      </w:r>
-      <w:r>
-        <w:rPr>
-          <w:rFonts w:ascii="AbsaraSansTF-Light" w:hAnsi="AbsaraSansTF-Light"/>
-          <w:sz w:val="20"/>
-          <w:szCs w:val="20"/>
-        </w:rPr>
-        <w:t xml:space="preserve"> components and services. It is used to initialize the dependency injection container to register any application-level components and services with it. It is also used to configure and initialize the module catalog and the shell's view and view model or presenter.</w:t>
-      </w:r>
-    </w:p>
-    <w:p>
-      <w:pPr>
-        <w:autoSpaceDE w:val="0"/>
-        <w:autoSpaceDN w:val="0"/>
-        <w:adjustRightInd w:val="0"/>
-        <w:spacing w:line="100" w:lineRule="exact"/>
-        <w:rPr>
-          <w:rFonts w:ascii="AbsaraSansTF-Light" w:hAnsi="AbsaraSansTF-Light"/>
-          <w:sz w:val="20"/>
-          <w:szCs w:val="20"/>
-        </w:rPr>
-      </w:pPr>
-    </w:p>
-    <w:p>
-      <w:pPr>
-        <w:pStyle w:val="ListParagraph"/>
-        <w:numPr>
-          <w:ilvl w:val="0"/>
-          <w:numId w:val="19"/>
-        </w:numPr>
-        <w:autoSpaceDE w:val="0"/>
-        <w:autoSpaceDN w:val="0"/>
-        <w:adjustRightInd w:val="0"/>
-        <w:ind w:left="567" w:hanging="425"/>
-        <w:rPr>
-          <w:rFonts w:ascii="AbsaraSansTF-Light" w:hAnsi="AbsaraSansTF-Light"/>
-          <w:sz w:val="20"/>
-          <w:szCs w:val="20"/>
-        </w:rPr>
-      </w:pPr>
-      <w:r>
-        <w:rPr>
-          <w:rFonts w:ascii="AbsaraSansTF-Light" w:hAnsi="AbsaraSansTF-Light"/>
-          <w:b/>
-          <w:bCs/>
-          <w:sz w:val="20"/>
-          <w:szCs w:val="20"/>
-        </w:rPr>
-        <w:t>Crystal Application</w:t>
-      </w:r>
-      <w:r>
-        <w:rPr>
-          <w:rFonts w:ascii="AbsaraSansTF-Light" w:hAnsi="AbsaraSansTF-Light"/>
-          <w:sz w:val="20"/>
-          <w:szCs w:val="20"/>
-        </w:rPr>
-        <w:t>. A desktop application built with .NET / WPF utilizes full or partial components and supports the modular composite patterns.</w:t>
-      </w:r>
-    </w:p>
-    <w:p>
-      <w:pPr>
-        <w:autoSpaceDE w:val="0"/>
-        <w:autoSpaceDN w:val="0"/>
-        <w:adjustRightInd w:val="0"/>
-        <w:rPr>
-          <w:rFonts w:ascii="AbsaraSansTF-Light" w:hAnsi="AbsaraSansTF-Light"/>
-          <w:sz w:val="20"/>
-          <w:szCs w:val="20"/>
-        </w:rPr>
-      </w:pPr>
-    </w:p>
-    <w:p>
-      <w:pPr>
-        <w:autoSpaceDE w:val="0"/>
-        <w:autoSpaceDN w:val="0"/>
-        <w:adjustRightInd w:val="0"/>
-        <w:rPr>
-          <w:rFonts w:ascii="AbsaraSansTF-Light" w:hAnsi="AbsaraSansTF-Light"/>
-          <w:sz w:val="20"/>
-          <w:szCs w:val="20"/>
-        </w:rPr>
-      </w:pPr>
-      <w:r>
-        <w:rPr>
-          <w:rFonts w:ascii="AbsaraSansTF-Light" w:hAnsi="AbsaraSansTF-Light"/>
-          <w:sz w:val="20"/>
-          <w:szCs w:val="20"/>
-        </w:rPr>
-        <w:t>Crystal</w:t>
-      </w:r>
-      <w:r>
-        <w:rPr>
-          <w:rFonts w:ascii="AbsaraSansTF-Light" w:hAnsi="AbsaraSansTF-Light"/>
-          <w:sz w:val="20"/>
-          <w:szCs w:val="20"/>
-        </w:rPr>
-        <w:t xml:space="preserve"> is designed so that you can use any of the preceding capabilities and design patterns individually, or all together, depending on your requirements and your application scenario. You can use the MVVM pattern, modularity, regions, commands, or events in any combination without having to adopt all of them. Of course, if you want to take full advantage of the benefits that separation of concerns and loose coupling offers, you will typically use many of </w:t>
-      </w:r>
-      <w:r>
-        <w:rPr>
-          <w:rFonts w:ascii="AbsaraSansTF-Light" w:hAnsi="AbsaraSansTF-Light"/>
-          <w:sz w:val="20"/>
-          <w:szCs w:val="20"/>
-        </w:rPr>
-        <w:t>Crystal</w:t>
-      </w:r>
-      <w:r>
-        <w:rPr>
-          <w:rFonts w:ascii="AbsaraSansTF-Light" w:hAnsi="AbsaraSansTF-Light"/>
-          <w:sz w:val="20"/>
-          <w:szCs w:val="20"/>
-        </w:rPr>
-        <w:t xml:space="preserve">'s capabilities and design patterns in conjunction with each other. The following illustration shows a typical </w:t>
-      </w:r>
-      <w:r>
-        <w:rPr>
-          <w:rFonts w:ascii="AbsaraSansTF-Light" w:hAnsi="AbsaraSansTF-Light"/>
-          <w:sz w:val="20"/>
-          <w:szCs w:val="20"/>
-        </w:rPr>
-        <w:t>Crystal</w:t>
-      </w:r>
-      <w:r>
-        <w:rPr>
-          <w:rFonts w:ascii="AbsaraSansTF-Light" w:hAnsi="AbsaraSansTF-Light"/>
-          <w:sz w:val="20"/>
-          <w:szCs w:val="20"/>
-        </w:rPr>
-        <w:t xml:space="preserve"> application architecture and shows how all the various capabilities of </w:t>
-      </w:r>
-      <w:r>
-        <w:rPr>
-          <w:rFonts w:ascii="AbsaraSansTF-Light" w:hAnsi="AbsaraSansTF-Light"/>
-          <w:sz w:val="20"/>
-          <w:szCs w:val="20"/>
-        </w:rPr>
-        <w:t>Crystal</w:t>
-      </w:r>
-      <w:r>
-        <w:rPr>
-          <w:rFonts w:ascii="AbsaraSansTF-Light" w:hAnsi="AbsaraSansTF-Light"/>
-          <w:sz w:val="20"/>
-          <w:szCs w:val="20"/>
-        </w:rPr>
-        <w:t xml:space="preserve"> can work together within a multi-module composite application.</w:t>
-      </w:r>
-    </w:p>
-    <w:p>
-      <w:pPr>
-        <w:autoSpaceDE w:val="0"/>
-        <w:autoSpaceDN w:val="0"/>
-        <w:adjustRightInd w:val="0"/>
-        <w:rPr>
-          <w:rFonts w:ascii="AbsaraSansTF-Light" w:hAnsi="AbsaraSansTF-Light"/>
-          <w:sz w:val="20"/>
-          <w:szCs w:val="20"/>
-        </w:rPr>
-      </w:pPr>
-    </w:p>
-    <w:p>
-      <w:pPr>
-        <w:autoSpaceDE w:val="0"/>
-        <w:autoSpaceDN w:val="0"/>
-        <w:adjustRightInd w:val="0"/>
-        <w:rPr>
-          <w:rFonts w:ascii="AbsaraSansTF-Light" w:hAnsi="AbsaraSansTF-Light"/>
-          <w:sz w:val="20"/>
-          <w:szCs w:val="20"/>
-        </w:rPr>
-      </w:pPr>
-      <w:r>
-        <w:object w:dxaOrig="9679" w:dyaOrig="6481" w14:anchorId="12ED9E41">
-          <v:shape id="_x0000_i1149" type="#_x0000_t75" style="width:453.45pt;height:303.65pt" o:ole="">
-            <v:imagedata r:id="rId11" o:title=""/>
-          </v:shape>
-          <o:OLEObject Type="Embed" ProgID="Visio.Drawing.15" ShapeID="_x0000_i1149" DrawAspect="Content" ObjectID="_1676719072" r:id="rId12"/>
-        </w:object>
-      </w:r>
-    </w:p>
-    <w:p>
-      <w:pPr>
-        <w:autoSpaceDE w:val="0"/>
-        <w:autoSpaceDN w:val="0"/>
-        <w:adjustRightInd w:val="0"/>
-        <w:rPr>
-          <w:rFonts w:ascii="AbsaraSansTF-Light" w:hAnsi="AbsaraSansTF-Light"/>
-          <w:sz w:val="20"/>
-          <w:szCs w:val="20"/>
-        </w:rPr>
-      </w:pPr>
-      <w:r>
-        <w:rPr>
-          <w:rFonts w:ascii="AbsaraSansTF-Light" w:hAnsi="AbsaraSansTF-Light"/>
-          <w:sz w:val="20"/>
-          <w:szCs w:val="20"/>
-        </w:rPr>
-        <w:t xml:space="preserve">Figure 3. </w:t>
-      </w:r>
-      <w:r>
-        <w:rPr>
-          <w:rFonts w:ascii="AbsaraSansTF-Light" w:hAnsi="AbsaraSansTF-Light"/>
-          <w:sz w:val="20"/>
-          <w:szCs w:val="20"/>
-        </w:rPr>
-        <w:t xml:space="preserve">Typical composite application architecture with the </w:t>
-      </w:r>
-      <w:r>
-        <w:rPr>
-          <w:rFonts w:ascii="AbsaraSansTF-Light" w:hAnsi="AbsaraSansTF-Light"/>
-          <w:sz w:val="20"/>
-          <w:szCs w:val="20"/>
-        </w:rPr>
-        <w:t>Crystal</w:t>
-      </w:r>
-      <w:r>
-        <w:rPr>
-          <w:rFonts w:ascii="AbsaraSansTF-Light" w:hAnsi="AbsaraSansTF-Light"/>
-          <w:sz w:val="20"/>
-          <w:szCs w:val="20"/>
-        </w:rPr>
-        <w:t xml:space="preserve"> Library</w:t>
-      </w:r>
-    </w:p>
-    <w:p>
-      <w:pPr>
-        <w:autoSpaceDE w:val="0"/>
-        <w:autoSpaceDN w:val="0"/>
-        <w:adjustRightInd w:val="0"/>
-        <w:rPr>
-          <w:rFonts w:ascii="AbsaraSansTF-Light" w:hAnsi="AbsaraSansTF-Light"/>
-          <w:sz w:val="20"/>
-          <w:szCs w:val="20"/>
-        </w:rPr>
-      </w:pPr>
-    </w:p>
-    <w:p>
-      <w:pPr>
-        <w:autoSpaceDE w:val="0"/>
-        <w:autoSpaceDN w:val="0"/>
-        <w:adjustRightInd w:val="0"/>
-        <w:rPr>
-          <w:rFonts w:ascii="AbsaraSansTF-Light" w:hAnsi="AbsaraSansTF-Light"/>
-          <w:sz w:val="20"/>
-          <w:szCs w:val="20"/>
-        </w:rPr>
-      </w:pPr>
-      <w:r>
-        <w:rPr>
-          <w:rFonts w:ascii="AbsaraSansTF-Light" w:hAnsi="AbsaraSansTF-Light"/>
-          <w:sz w:val="20"/>
-          <w:szCs w:val="20"/>
-        </w:rPr>
-        <w:t xml:space="preserve">Most </w:t>
-      </w:r>
-      <w:r>
-        <w:rPr>
-          <w:rFonts w:ascii="AbsaraSansTF-Light" w:hAnsi="AbsaraSansTF-Light"/>
-          <w:sz w:val="20"/>
-          <w:szCs w:val="20"/>
-        </w:rPr>
-        <w:t>Crystal</w:t>
-      </w:r>
-      <w:r>
-        <w:rPr>
-          <w:rFonts w:ascii="AbsaraSansTF-Light" w:hAnsi="AbsaraSansTF-Light"/>
-          <w:sz w:val="20"/>
-          <w:szCs w:val="20"/>
-        </w:rPr>
-        <w:t xml:space="preserve"> applications consist of a shell application that defines regions for displaying top-level views and shared services that can be accessed by the loaded modules. The shell defines a suitable catalog to specify which modules are to be loaded at startup time, as appropriate. A dependency injection container is also </w:t>
-      </w:r>
-      <w:r>
-        <w:rPr>
-          <w:rFonts w:ascii="AbsaraSansTF-Light" w:hAnsi="AbsaraSansTF-Light"/>
-          <w:sz w:val="20"/>
-          <w:szCs w:val="20"/>
-        </w:rPr>
-        <w:lastRenderedPageBreak/>
-        <w:t>defined, which allows component dependencies to be fulfilled at run time. Shared services and components are registered with the container by the Bootstrapper when the application starts.</w:t>
-      </w:r>
-    </w:p>
-    <w:p>
-      <w:pPr>
-        <w:autoSpaceDE w:val="0"/>
-        <w:autoSpaceDN w:val="0"/>
-        <w:adjustRightInd w:val="0"/>
-        <w:spacing w:line="100" w:lineRule="exact"/>
-        <w:rPr>
-          <w:rFonts w:ascii="AbsaraSansTF-Light" w:hAnsi="AbsaraSansTF-Light"/>
-          <w:sz w:val="20"/>
-          <w:szCs w:val="20"/>
-        </w:rPr>
-      </w:pPr>
-    </w:p>
-    <w:p>
-      <w:pPr>
-        <w:autoSpaceDE w:val="0"/>
-        <w:autoSpaceDN w:val="0"/>
-        <w:adjustRightInd w:val="0"/>
-        <w:rPr>
-          <w:rFonts w:ascii="AbsaraSansTF-Light" w:hAnsi="AbsaraSansTF-Light"/>
-          <w:sz w:val="20"/>
-          <w:szCs w:val="20"/>
-        </w:rPr>
-      </w:pPr>
-      <w:r>
-        <w:rPr>
-          <w:rFonts w:ascii="AbsaraSansTF-Light" w:hAnsi="AbsaraSansTF-Light"/>
-          <w:sz w:val="20"/>
-          <w:szCs w:val="20"/>
-        </w:rPr>
-        <w:t>Individual modules encapsulate a portion of the overall application's functionality and, using a separated presentation pattern such as MVVM, define views, view models, models, and service components.</w:t>
-      </w:r>
-    </w:p>
-    <w:p>
-      <w:pPr>
-        <w:autoSpaceDE w:val="0"/>
-        <w:autoSpaceDN w:val="0"/>
-        <w:adjustRightInd w:val="0"/>
-        <w:rPr>
-          <w:rFonts w:ascii="AbsaraSansTF-Light" w:hAnsi="AbsaraSansTF-Light"/>
-          <w:sz w:val="20"/>
-          <w:szCs w:val="20"/>
-        </w:rPr>
-      </w:pPr>
-      <w:r>
-        <w:rPr>
-          <w:rFonts w:ascii="AbsaraSansTF-Light" w:hAnsi="AbsaraSansTF-Light"/>
-          <w:sz w:val="20"/>
-          <w:szCs w:val="20"/>
-        </w:rPr>
-        <w:t>When the modules are loaded, views defined within the modules are displayed within the regions defined by the shell. After initialization completes, the user then navigates within the application using</w:t>
-      </w:r>
-      <w:r>
-        <w:rPr>
-          <w:rFonts w:ascii="AbsaraSansTF-Light" w:hAnsi="AbsaraSansTF-Light"/>
-          <w:sz w:val="20"/>
-          <w:szCs w:val="20"/>
-        </w:rPr>
-        <w:t xml:space="preserve"> </w:t>
-      </w:r>
-      <w:r>
-        <w:rPr>
-          <w:rFonts w:ascii="AbsaraSansTF-Light" w:hAnsi="AbsaraSansTF-Light"/>
-          <w:sz w:val="20"/>
-          <w:szCs w:val="20"/>
-        </w:rPr>
-        <w:t>state-based or view-switching navigation to coordinate the visual update or display of new views within the application's regions.</w:t>
-      </w:r>
-    </w:p>
-    <w:p>
-      <w:pPr>
-        <w:autoSpaceDE w:val="0"/>
-        <w:autoSpaceDN w:val="0"/>
-        <w:adjustRightInd w:val="0"/>
-        <w:rPr>
-          <w:rFonts w:ascii="AbsaraSansTF-Light" w:hAnsi="AbsaraSansTF-Light"/>
-          <w:sz w:val="20"/>
-          <w:szCs w:val="20"/>
-        </w:rPr>
-      </w:pPr>
-    </w:p>
-    <w:p>
-      <w:pPr>
-        <w:pStyle w:val="ListParagraph"/>
-        <w:numPr>
-          <w:ilvl w:val="0"/>
-          <w:numId w:val="20"/>
-        </w:numPr>
-        <w:autoSpaceDE w:val="0"/>
-        <w:autoSpaceDN w:val="0"/>
-        <w:adjustRightInd w:val="0"/>
-        <w:ind w:left="1134" w:hanging="1134"/>
-        <w:rPr>
-          <w:rFonts w:ascii="AbsaraSans-Bold" w:hAnsi="AbsaraSans-Bold"/>
-          <w:color w:val="0070C0"/>
-        </w:rPr>
-      </w:pPr>
-      <w:r>
-        <w:rPr>
-          <w:rFonts w:ascii="AbsaraSans-Bold" w:hAnsi="AbsaraSans-Bold"/>
-          <w:color w:val="0070C0"/>
-        </w:rPr>
         <w:t xml:space="preserve">Using </w:t>
       </w:r>
       <w:r>
@@ -6017,7 +6772,16 @@
           <w:sz w:val="20"/>
           <w:szCs w:val="20"/>
         </w:rPr>
-        <w:t>The application shell provides the basic layout for the application. This layout is defined using regions that modules can use to place views. Views, like shells, can use regions to define discoverable areas that content can be added to, as shown in the following illustration. Shells typically set the appearance for the entire application and contain the styles that are used throughout the application.</w:t>
+        <w:t xml:space="preserve">The application shell provides the basic layout for the application. This layout is defined using regions that modules can use to place views. Views, like shells, can use regions to define discoverable areas that content </w:t>
+      </w:r>
+      <w:r>
+        <w:rPr>
+          <w:rFonts w:ascii="AbsaraSansTF-Light" w:hAnsi="AbsaraSansTF-Light"/>
+          <w:sz w:val="20"/>
+          <w:szCs w:val="20"/>
+        </w:rPr>
+        <w:lastRenderedPageBreak/>
+        <w:t>can be added to, as shown in the following illustration. Shells typically set the appearance for the entire application and contain the styles that are used throughout the application.</w:t>
       </w:r>
     </w:p>
     <w:p>
@@ -6326,23 +7090,7 @@
           <w:sz w:val="20"/>
           <w:szCs w:val="20"/>
         </w:rPr>
-        <w:t xml:space="preserve">, and registers exceptions for </w:t>
-      </w:r>
-      <w:r>
-        <w:rPr>
-          <w:rFonts w:ascii="AbsaraSansTF-Light" w:hAnsi="AbsaraSansTF-Light"/>
-          <w:sz w:val="20"/>
-          <w:szCs w:val="20"/>
-        </w:rPr>
-        <w:t>type</w:t>
-      </w:r>
-      <w:r>
-        <w:rPr>
-          <w:rFonts w:ascii="AbsaraSansTF-Light" w:hAnsi="AbsaraSansTF-Light"/>
-          <w:sz w:val="20"/>
-          <w:szCs w:val="20"/>
-        </w:rPr>
-        <w:t xml:space="preserve"> resolutions.</w:t>
+        <w:t>, and registers exceptions for type resolutions.</w:t>
       </w:r>
     </w:p>
     <w:p>
@@ -6364,16 +7112,16 @@
         <w:adjustRightInd w:val="0"/>
         <w:rPr>
           <w:rFonts w:ascii="Consolas" w:hAnsi="Consolas" w:cs="Consolas"/>
-          <w:sz w:val="16"/>
-          <w:szCs w:val="16"/>
+          <w:sz w:val="17"/>
+          <w:szCs w:val="17"/>
           <w:lang w:val="en-CA" w:eastAsia="en-US"/>
         </w:rPr>
       </w:pPr>
       <w:r>
         <w:rPr>
           <w:rFonts w:ascii="Consolas" w:hAnsi="Consolas" w:cs="Consolas"/>
-          <w:sz w:val="16"/>
-          <w:szCs w:val="16"/>
+          <w:sz w:val="17"/>
+          <w:szCs w:val="17"/>
           <w:lang w:val="en-CA" w:eastAsia="en-US"/>
         </w:rPr>
         <w:t xml:space="preserve">public abstract class </w:t>
@@ -6382,8 +7130,8 @@
       <w:r>
         <w:rPr>
           <w:rFonts w:ascii="Consolas" w:hAnsi="Consolas" w:cs="Consolas"/>
-          <w:sz w:val="16"/>
-          <w:szCs w:val="16"/>
+          <w:sz w:val="17"/>
+          <w:szCs w:val="17"/>
           <w:lang w:val="en-CA" w:eastAsia="en-US"/>
         </w:rPr>
         <w:t>CrystalApplication :</w:t>
@@ -6392,180 +7140,224 @@
       <w:r>
         <w:rPr>
           <w:rFonts w:ascii="Consolas" w:hAnsi="Consolas" w:cs="Consolas"/>
-          <w:sz w:val="16"/>
-          <w:szCs w:val="16"/>
+          <w:sz w:val="17"/>
+          <w:szCs w:val="17"/>
           <w:lang w:val="en-CA" w:eastAsia="en-US"/>
         </w:rPr>
-        <w:t xml:space="preserve"> CrystalApplicationBase</w:t>
-      </w:r>
-      <w:r>
+        <w:t xml:space="preserve"> CrystalApplicationBase {</w:t>
+      </w:r>
+    </w:p>
+    <w:p>
+      <w:pPr>
+        <w:autoSpaceDE w:val="0"/>
+        <w:autoSpaceDN w:val="0"/>
+        <w:adjustRightInd w:val="0"/>
         <w:rPr>
           <w:rFonts w:ascii="Consolas" w:hAnsi="Consolas" w:cs="Consolas"/>
-          <w:sz w:val="16"/>
-          <w:szCs w:val="16"/>
+          <w:sz w:val="17"/>
+          <w:szCs w:val="17"/>
           <w:lang w:val="en-CA" w:eastAsia="en-US"/>
         </w:rPr>
+      </w:pPr>
+      <w:r>
+        <w:rPr>
+          <w:rFonts w:ascii="Consolas" w:hAnsi="Consolas" w:cs="Consolas"/>
+          <w:sz w:val="17"/>
+          <w:szCs w:val="17"/>
+          <w:lang w:val="en-CA" w:eastAsia="en-US"/>
+        </w:rPr>
+        <w:t xml:space="preserve">  protected override IContainerExtension </w:t>
+      </w:r>
+      <w:proofErr w:type="gramStart"/>
+      <w:r>
+        <w:rPr>
+          <w:rFonts w:ascii="Consolas" w:hAnsi="Consolas" w:cs="Consolas"/>
+          <w:sz w:val="17"/>
+          <w:szCs w:val="17"/>
+          <w:lang w:val="en-CA" w:eastAsia="en-US"/>
+        </w:rPr>
+        <w:t>CreateContainerExtension(</w:t>
+      </w:r>
+      <w:proofErr w:type="gramEnd"/>
+      <w:r>
+        <w:rPr>
+          <w:rFonts w:ascii="Consolas" w:hAnsi="Consolas" w:cs="Consolas"/>
+          <w:sz w:val="17"/>
+          <w:szCs w:val="17"/>
+          <w:lang w:val="en-CA" w:eastAsia="en-US"/>
+        </w:rPr>
+        <w:t xml:space="preserve">)=&gt; </w:t>
+      </w:r>
+    </w:p>
+    <w:p>
+      <w:pPr>
+        <w:autoSpaceDE w:val="0"/>
+        <w:autoSpaceDN w:val="0"/>
+        <w:adjustRightInd w:val="0"/>
+        <w:rPr>
+          <w:rFonts w:ascii="Consolas" w:hAnsi="Consolas" w:cs="Consolas"/>
+          <w:sz w:val="17"/>
+          <w:szCs w:val="17"/>
+          <w:lang w:val="en-CA" w:eastAsia="en-US"/>
+        </w:rPr>
+      </w:pPr>
+      <w:r>
+        <w:rPr>
+          <w:rFonts w:ascii="Consolas" w:hAnsi="Consolas" w:cs="Consolas"/>
+          <w:sz w:val="17"/>
+          <w:szCs w:val="17"/>
+          <w:lang w:val="en-CA" w:eastAsia="en-US"/>
+        </w:rPr>
+        <w:t xml:space="preserve">    </w:t>
+      </w:r>
+      <w:r>
+        <w:rPr>
+          <w:rFonts w:ascii="Consolas" w:hAnsi="Consolas" w:cs="Consolas"/>
+          <w:sz w:val="17"/>
+          <w:szCs w:val="17"/>
+          <w:lang w:val="en-CA" w:eastAsia="en-US"/>
+        </w:rPr>
+        <w:t xml:space="preserve">new </w:t>
+      </w:r>
+      <w:proofErr w:type="gramStart"/>
+      <w:r>
+        <w:rPr>
+          <w:rFonts w:ascii="Consolas" w:hAnsi="Consolas" w:cs="Consolas"/>
+          <w:sz w:val="17"/>
+          <w:szCs w:val="17"/>
+          <w:lang w:val="en-CA" w:eastAsia="en-US"/>
+        </w:rPr>
+        <w:t>UnityContainerExtension(</w:t>
+      </w:r>
+      <w:proofErr w:type="gramEnd"/>
+      <w:r>
+        <w:rPr>
+          <w:rFonts w:ascii="Consolas" w:hAnsi="Consolas" w:cs="Consolas"/>
+          <w:sz w:val="17"/>
+          <w:szCs w:val="17"/>
+          <w:lang w:val="en-CA" w:eastAsia="en-US"/>
+        </w:rPr>
+        <w:t>);</w:t>
+      </w:r>
+    </w:p>
+    <w:p>
+      <w:pPr>
+        <w:autoSpaceDE w:val="0"/>
+        <w:autoSpaceDN w:val="0"/>
+        <w:adjustRightInd w:val="0"/>
+        <w:rPr>
+          <w:rFonts w:ascii="Consolas" w:hAnsi="Consolas" w:cs="Consolas"/>
+          <w:sz w:val="17"/>
+          <w:szCs w:val="17"/>
+          <w:lang w:val="en-CA" w:eastAsia="en-US"/>
+        </w:rPr>
+      </w:pPr>
+      <w:r>
+        <w:rPr>
+          <w:rFonts w:ascii="Consolas" w:hAnsi="Consolas" w:cs="Consolas"/>
+          <w:sz w:val="17"/>
+          <w:szCs w:val="17"/>
+          <w:lang w:val="en-CA" w:eastAsia="en-US"/>
+        </w:rPr>
+        <w:t xml:space="preserve">  protected override void </w:t>
+      </w:r>
+      <w:proofErr w:type="gramStart"/>
+      <w:r>
+        <w:rPr>
+          <w:rFonts w:ascii="Consolas" w:hAnsi="Consolas" w:cs="Consolas"/>
+          <w:sz w:val="17"/>
+          <w:szCs w:val="17"/>
+          <w:lang w:val="en-CA" w:eastAsia="en-US"/>
+        </w:rPr>
+        <w:t>RegisterFrameworkExceptionTypes(</w:t>
+      </w:r>
+      <w:proofErr w:type="gramEnd"/>
+      <w:r>
+        <w:rPr>
+          <w:rFonts w:ascii="Consolas" w:hAnsi="Consolas" w:cs="Consolas"/>
+          <w:sz w:val="17"/>
+          <w:szCs w:val="17"/>
+          <w:lang w:val="en-CA" w:eastAsia="en-US"/>
+        </w:rPr>
+        <w:t xml:space="preserve">)=&gt; </w:t>
+      </w:r>
+      <w:r>
+        <w:rPr>
+          <w:rFonts w:ascii="Consolas" w:hAnsi="Consolas" w:cs="Consolas"/>
+          <w:sz w:val="17"/>
+          <w:szCs w:val="17"/>
+          <w:lang w:val="en-CA" w:eastAsia="en-US"/>
+        </w:rPr>
         <w:t xml:space="preserve"> </w:t>
       </w:r>
-      <w:r>
+    </w:p>
+    <w:p>
+      <w:pPr>
+        <w:autoSpaceDE w:val="0"/>
+        <w:autoSpaceDN w:val="0"/>
+        <w:adjustRightInd w:val="0"/>
         <w:rPr>
           <w:rFonts w:ascii="Consolas" w:hAnsi="Consolas" w:cs="Consolas"/>
-          <w:sz w:val="16"/>
-          <w:szCs w:val="16"/>
+          <w:sz w:val="17"/>
+          <w:szCs w:val="17"/>
           <w:lang w:val="en-CA" w:eastAsia="en-US"/>
         </w:rPr>
-        <w:t>{</w:t>
-      </w:r>
-    </w:p>
-    <w:p>
-      <w:pPr>
-        <w:autoSpaceDE w:val="0"/>
-        <w:autoSpaceDN w:val="0"/>
-        <w:adjustRightInd w:val="0"/>
+      </w:pPr>
+      <w:r>
         <w:rPr>
           <w:rFonts w:ascii="Consolas" w:hAnsi="Consolas" w:cs="Consolas"/>
-          <w:sz w:val="16"/>
-          <w:szCs w:val="16"/>
+          <w:sz w:val="17"/>
+          <w:szCs w:val="17"/>
           <w:lang w:val="en-CA" w:eastAsia="en-US"/>
         </w:rPr>
-      </w:pPr>
+        <w:t xml:space="preserve">    </w:t>
+      </w:r>
       <w:r>
         <w:rPr>
           <w:rFonts w:ascii="Consolas" w:hAnsi="Consolas" w:cs="Consolas"/>
-          <w:sz w:val="16"/>
-          <w:szCs w:val="16"/>
+          <w:sz w:val="17"/>
+          <w:szCs w:val="17"/>
           <w:lang w:val="en-CA" w:eastAsia="en-US"/>
         </w:rPr>
-        <w:t xml:space="preserve">  </w:t>
-      </w:r>
+        <w:t>ExceptionExtensions.RegisterFrameworkExceptionType(</w:t>
+      </w:r>
+      <w:proofErr w:type="gramStart"/>
       <w:r>
         <w:rPr>
           <w:rFonts w:ascii="Consolas" w:hAnsi="Consolas" w:cs="Consolas"/>
-          <w:sz w:val="16"/>
-          <w:szCs w:val="16"/>
+          <w:sz w:val="17"/>
+          <w:szCs w:val="17"/>
           <w:lang w:val="en-CA" w:eastAsia="en-US"/>
         </w:rPr>
-        <w:t xml:space="preserve">protected override IContainerExtension </w:t>
-      </w:r>
-      <w:proofErr w:type="gramStart"/>
+        <w:t>typeof(</w:t>
+      </w:r>
+      <w:proofErr w:type="gramEnd"/>
       <w:r>
         <w:rPr>
           <w:rFonts w:ascii="Consolas" w:hAnsi="Consolas" w:cs="Consolas"/>
-          <w:sz w:val="16"/>
-          <w:szCs w:val="16"/>
+          <w:sz w:val="17"/>
+          <w:szCs w:val="17"/>
           <w:lang w:val="en-CA" w:eastAsia="en-US"/>
         </w:rPr>
-        <w:t>CreateContainerExtension(</w:t>
-      </w:r>
-      <w:proofErr w:type="gramEnd"/>
+        <w:t>ResolutionFailedException));</w:t>
+      </w:r>
+    </w:p>
+    <w:p>
+      <w:pPr>
+        <w:autoSpaceDE w:val="0"/>
+        <w:autoSpaceDN w:val="0"/>
+        <w:adjustRightInd w:val="0"/>
+        <w:rPr>
+          <w:rFonts w:ascii="AbsaraSansTF-Light" w:hAnsi="AbsaraSansTF-Light"/>
+          <w:sz w:val="17"/>
+          <w:szCs w:val="17"/>
+        </w:rPr>
+      </w:pPr>
       <w:r>
         <w:rPr>
           <w:rFonts w:ascii="Consolas" w:hAnsi="Consolas" w:cs="Consolas"/>
-          <w:sz w:val="16"/>
-          <w:szCs w:val="16"/>
-          <w:lang w:val="en-CA" w:eastAsia="en-US"/>
-        </w:rPr>
-        <w:t>)=&gt; new UnityContainerExtension();</w:t>
-      </w:r>
-    </w:p>
-    <w:p>
-      <w:pPr>
-        <w:autoSpaceDE w:val="0"/>
-        <w:autoSpaceDN w:val="0"/>
-        <w:adjustRightInd w:val="0"/>
-        <w:rPr>
-          <w:rFonts w:ascii="Consolas" w:hAnsi="Consolas" w:cs="Consolas"/>
-          <w:sz w:val="16"/>
-          <w:szCs w:val="16"/>
-          <w:lang w:val="en-CA" w:eastAsia="en-US"/>
-        </w:rPr>
-      </w:pPr>
-      <w:r>
-        <w:rPr>
-          <w:rFonts w:ascii="Consolas" w:hAnsi="Consolas" w:cs="Consolas"/>
-          <w:sz w:val="16"/>
-          <w:szCs w:val="16"/>
-          <w:lang w:val="en-CA" w:eastAsia="en-US"/>
-        </w:rPr>
-        <w:t xml:space="preserve">  </w:t>
-      </w:r>
-      <w:r>
-        <w:rPr>
-          <w:rFonts w:ascii="Consolas" w:hAnsi="Consolas" w:cs="Consolas"/>
-          <w:sz w:val="16"/>
-          <w:szCs w:val="16"/>
-          <w:lang w:val="en-CA" w:eastAsia="en-US"/>
-        </w:rPr>
-        <w:t xml:space="preserve">protected override void </w:t>
-      </w:r>
-      <w:proofErr w:type="gramStart"/>
-      <w:r>
-        <w:rPr>
-          <w:rFonts w:ascii="Consolas" w:hAnsi="Consolas" w:cs="Consolas"/>
-          <w:sz w:val="16"/>
-          <w:szCs w:val="16"/>
-          <w:lang w:val="en-CA" w:eastAsia="en-US"/>
-        </w:rPr>
-        <w:t>RegisterFrameworkExceptionTypes(</w:t>
-      </w:r>
-      <w:proofErr w:type="gramEnd"/>
-      <w:r>
-        <w:rPr>
-          <w:rFonts w:ascii="Consolas" w:hAnsi="Consolas" w:cs="Consolas"/>
-          <w:sz w:val="16"/>
-          <w:szCs w:val="16"/>
-          <w:lang w:val="en-CA" w:eastAsia="en-US"/>
-        </w:rPr>
-        <w:t xml:space="preserve">) </w:t>
-      </w:r>
-    </w:p>
-    <w:p>
-      <w:pPr>
-        <w:autoSpaceDE w:val="0"/>
-        <w:autoSpaceDN w:val="0"/>
-        <w:adjustRightInd w:val="0"/>
-        <w:rPr>
-          <w:rFonts w:ascii="Consolas" w:hAnsi="Consolas" w:cs="Consolas"/>
-          <w:sz w:val="16"/>
-          <w:szCs w:val="16"/>
-          <w:lang w:val="en-CA" w:eastAsia="en-US"/>
-        </w:rPr>
-      </w:pPr>
-      <w:r>
-        <w:rPr>
-          <w:rFonts w:ascii="Consolas" w:hAnsi="Consolas" w:cs="Consolas"/>
-          <w:sz w:val="16"/>
-          <w:szCs w:val="16"/>
-          <w:lang w:val="en-CA" w:eastAsia="en-US"/>
-        </w:rPr>
-        <w:t xml:space="preserve">           </w:t>
-      </w:r>
-      <w:r>
-        <w:rPr>
-          <w:rFonts w:ascii="Consolas" w:hAnsi="Consolas" w:cs="Consolas"/>
-          <w:sz w:val="16"/>
-          <w:szCs w:val="16"/>
-          <w:lang w:val="en-CA" w:eastAsia="en-US"/>
-        </w:rPr>
-        <w:t>=&gt; ExceptionExtensions.RegisterFrameworkExceptionType(typeof(ResolutionFailedException));</w:t>
-      </w:r>
-    </w:p>
-    <w:p>
-      <w:pPr>
-        <w:autoSpaceDE w:val="0"/>
-        <w:autoSpaceDN w:val="0"/>
-        <w:adjustRightInd w:val="0"/>
-        <w:rPr>
-          <w:rFonts w:ascii="AbsaraSansTF-Light" w:hAnsi="AbsaraSansTF-Light"/>
-          <w:sz w:val="16"/>
-          <w:szCs w:val="16"/>
-        </w:rPr>
-      </w:pPr>
-      <w:r>
-        <w:rPr>
-          <w:rFonts w:ascii="Consolas" w:hAnsi="Consolas" w:cs="Consolas"/>
-          <w:sz w:val="16"/>
-          <w:szCs w:val="16"/>
+          <w:sz w:val="17"/>
+          <w:szCs w:val="17"/>
           <w:lang w:val="en-CA" w:eastAsia="en-US"/>
         </w:rPr>
         <w:t>}</w:t>
@@ -6714,7 +7506,6 @@
           <w:sz w:val="20"/>
           <w:szCs w:val="20"/>
         </w:rPr>
-        <w:lastRenderedPageBreak/>
         <w:t>By default, the bootstrapper logs events using the .NET Framework Trace class. Most applications will want to supply their own logging services, such as Enterprise Library logging. Applications can supply their logging service in their bootstrapper.</w:t>
       </w:r>
     </w:p>
@@ -7376,6 +8167,191 @@
 <file path=word/numbering.xml><?xml version="1.0" encoding="utf-8"?>
 <w:numbering xmlns:wpc="http://schemas.microsoft.com/office/word/2010/wordprocessingCanvas" xmlns:cx="http://schemas.microsoft.com/office/drawing/2014/chartex" xmlns:cx1="http://schemas.microsoft.com/office/drawing/2015/9/8/chartex" xmlns:cx2="http://schemas.microsoft.com/office/drawing/2015/10/21/chartex" xmlns:cx3="http://schemas.microsoft.com/office/drawing/2016/5/9/chartex" xmlns:cx4="http://schemas.microsoft.com/office/drawing/2016/5/10/chartex" xmlns:cx5="http://schemas.microsoft.com/office/drawing/2016/5/11/chartex" xmlns:cx6="http://schemas.microsoft.com/office/drawing/2016/5/12/chartex" xmlns:cx7="http://schemas.microsoft.com/office/drawing/2016/5/13/chartex" xmlns:cx8="http://schemas.microsoft.com/office/drawing/2016/5/14/chartex" xmlns:mc="http://schemas.openxmlformats.org/markup-compatibility/2006" xmlns:aink="http://schemas.microsoft.com/office/drawing/2016/ink" xmlns:am3d="http://schemas.microsoft.com/office/drawing/2017/model3d" xmlns:o="urn:schemas-microsoft-com:office:office" xmlns:r="http://schemas.openxmlformats.org/officeDocument/2006/relationships" xmlns:m="http://schemas.openxmlformats.org/officeDocument/2006/math" xmlns:v="urn:schemas-microsoft-com:vml" xmlns:wp14="http://schemas.microsoft.com/office/word/2010/wordprocessingDrawing" xmlns:wp="http://schemas.openxmlformats.org/drawingml/2006/wordprocessingDrawing" xmlns:w10="urn:schemas-microsoft-com:office:word" xmlns:w="http://schemas.openxmlformats.org/wordprocessingml/2006/main" xmlns:w14="http://schemas.microsoft.com/office/word/2010/wordml" xmlns:w15="http://schemas.microsoft.com/office/word/2012/wordml" xmlns:w16cex="http://schemas.microsoft.com/office/word/2018/wordml/cex" xmlns:w16cid="http://schemas.microsoft.com/office/word/2016/wordml/cid" xmlns:w16="http://schemas.microsoft.com/office/word/2018/wordml" xmlns:w16se="http://schemas.microsoft.com/office/word/2015/wordml/symex" xmlns:wpg="http://schemas.microsoft.com/office/word/2010/wordprocessingGroup" xmlns:wpi="http://schemas.microsoft.com/office/word/2010/wordprocessingInk" xmlns:wne="http://schemas.microsoft.com/office/word/2006/wordml" xmlns:wps="http://schemas.microsoft.com/office/word/2010/wordprocessingShape" mc:Ignorable="w14 w15 w16se w16cid w16 w16cex wp14">
   <w:abstractNum w:abstractNumId="0" w15:restartNumberingAfterBreak="0">
+    <w:nsid w:val="FFFFFF7C"/>
+    <w:multiLevelType w:val="singleLevel"/>
+    <w:tmpl w:val="C1A091B6"/>
+    <w:lvl w:ilvl="0">
+      <w:start w:val="1"/>
+      <w:numFmt w:val="decimal"/>
+      <w:lvlText w:val="%1."/>
+      <w:lvlJc w:val="left"/>
+      <w:pPr>
+        <w:tabs>
+          <w:tab w:val="num" w:pos="1492"/>
+        </w:tabs>
+        <w:ind w:left="1492" w:hanging="360"/>
+      </w:pPr>
+    </w:lvl>
+  </w:abstractNum>
+  <w:abstractNum w:abstractNumId="1" w15:restartNumberingAfterBreak="0">
+    <w:nsid w:val="FFFFFF7D"/>
+    <w:multiLevelType w:val="singleLevel"/>
+    <w:tmpl w:val="E4EA8F02"/>
+    <w:lvl w:ilvl="0">
+      <w:start w:val="1"/>
+      <w:numFmt w:val="decimal"/>
+      <w:lvlText w:val="%1."/>
+      <w:lvlJc w:val="left"/>
+      <w:pPr>
+        <w:tabs>
+          <w:tab w:val="num" w:pos="1209"/>
+        </w:tabs>
+        <w:ind w:left="1209" w:hanging="360"/>
+      </w:pPr>
+    </w:lvl>
+  </w:abstractNum>
+  <w:abstractNum w:abstractNumId="2" w15:restartNumberingAfterBreak="0">
+    <w:nsid w:val="FFFFFF7E"/>
+    <w:multiLevelType w:val="singleLevel"/>
+    <w:tmpl w:val="45FEA42E"/>
+    <w:lvl w:ilvl="0">
+      <w:start w:val="1"/>
+      <w:numFmt w:val="decimal"/>
+      <w:lvlText w:val="%1."/>
+      <w:lvlJc w:val="left"/>
+      <w:pPr>
+        <w:tabs>
+          <w:tab w:val="num" w:pos="926"/>
+        </w:tabs>
+        <w:ind w:left="926" w:hanging="360"/>
+      </w:pPr>
+    </w:lvl>
+  </w:abstractNum>
+  <w:abstractNum w:abstractNumId="3" w15:restartNumberingAfterBreak="0">
+    <w:nsid w:val="FFFFFF7F"/>
+    <w:multiLevelType w:val="singleLevel"/>
+    <w:tmpl w:val="D5688888"/>
+    <w:lvl w:ilvl="0">
+      <w:start w:val="1"/>
+      <w:numFmt w:val="decimal"/>
+      <w:lvlText w:val="%1."/>
+      <w:lvlJc w:val="left"/>
+      <w:pPr>
+        <w:tabs>
+          <w:tab w:val="num" w:pos="643"/>
+        </w:tabs>
+        <w:ind w:left="643" w:hanging="360"/>
+      </w:pPr>
+    </w:lvl>
+  </w:abstractNum>
+  <w:abstractNum w:abstractNumId="4" w15:restartNumberingAfterBreak="0">
+    <w:nsid w:val="FFFFFF80"/>
+    <w:multiLevelType w:val="singleLevel"/>
+    <w:tmpl w:val="BFAA54F0"/>
+    <w:lvl w:ilvl="0">
+      <w:start w:val="1"/>
+      <w:numFmt w:val="bullet"/>
+      <w:lvlText w:val=""/>
+      <w:lvlJc w:val="left"/>
+      <w:pPr>
+        <w:tabs>
+          <w:tab w:val="num" w:pos="1492"/>
+        </w:tabs>
+        <w:ind w:left="1492" w:hanging="360"/>
+      </w:pPr>
+      <w:rPr>
+        <w:rFonts w:ascii="Symbol" w:hAnsi="Symbol" w:hint="default"/>
+      </w:rPr>
+    </w:lvl>
+  </w:abstractNum>
+  <w:abstractNum w:abstractNumId="5" w15:restartNumberingAfterBreak="0">
+    <w:nsid w:val="FFFFFF81"/>
+    <w:multiLevelType w:val="singleLevel"/>
+    <w:tmpl w:val="8C1EEB98"/>
+    <w:lvl w:ilvl="0">
+      <w:start w:val="1"/>
+      <w:numFmt w:val="bullet"/>
+      <w:lvlText w:val=""/>
+      <w:lvlJc w:val="left"/>
+      <w:pPr>
+        <w:tabs>
+          <w:tab w:val="num" w:pos="1209"/>
+        </w:tabs>
+        <w:ind w:left="1209" w:hanging="360"/>
+      </w:pPr>
+      <w:rPr>
+        <w:rFonts w:ascii="Symbol" w:hAnsi="Symbol" w:hint="default"/>
+      </w:rPr>
+    </w:lvl>
+  </w:abstractNum>
+  <w:abstractNum w:abstractNumId="6" w15:restartNumberingAfterBreak="0">
+    <w:nsid w:val="FFFFFF82"/>
+    <w:multiLevelType w:val="singleLevel"/>
+    <w:tmpl w:val="E0002494"/>
+    <w:lvl w:ilvl="0">
+      <w:start w:val="1"/>
+      <w:numFmt w:val="bullet"/>
+      <w:lvlText w:val=""/>
+      <w:lvlJc w:val="left"/>
+      <w:pPr>
+        <w:tabs>
+          <w:tab w:val="num" w:pos="926"/>
+        </w:tabs>
+        <w:ind w:left="926" w:hanging="360"/>
+      </w:pPr>
+      <w:rPr>
+        <w:rFonts w:ascii="Symbol" w:hAnsi="Symbol" w:hint="default"/>
+      </w:rPr>
+    </w:lvl>
+  </w:abstractNum>
+  <w:abstractNum w:abstractNumId="7" w15:restartNumberingAfterBreak="0">
+    <w:nsid w:val="FFFFFF83"/>
+    <w:multiLevelType w:val="singleLevel"/>
+    <w:tmpl w:val="9E84A866"/>
+    <w:lvl w:ilvl="0">
+      <w:start w:val="1"/>
+      <w:numFmt w:val="bullet"/>
+      <w:lvlText w:val=""/>
+      <w:lvlJc w:val="left"/>
+      <w:pPr>
+        <w:tabs>
+          <w:tab w:val="num" w:pos="643"/>
+        </w:tabs>
+        <w:ind w:left="643" w:hanging="360"/>
+      </w:pPr>
+      <w:rPr>
+        <w:rFonts w:ascii="Symbol" w:hAnsi="Symbol" w:hint="default"/>
+      </w:rPr>
+    </w:lvl>
+  </w:abstractNum>
+  <w:abstractNum w:abstractNumId="8" w15:restartNumberingAfterBreak="0">
+    <w:nsid w:val="FFFFFF88"/>
+    <w:multiLevelType w:val="singleLevel"/>
+    <w:tmpl w:val="E0DC19FA"/>
+    <w:lvl w:ilvl="0">
+      <w:start w:val="1"/>
+      <w:numFmt w:val="decimal"/>
+      <w:lvlText w:val="%1."/>
+      <w:lvlJc w:val="left"/>
+      <w:pPr>
+        <w:tabs>
+          <w:tab w:val="num" w:pos="360"/>
+        </w:tabs>
+        <w:ind w:left="360" w:hanging="360"/>
+      </w:pPr>
+    </w:lvl>
+  </w:abstractNum>
+  <w:abstractNum w:abstractNumId="9" w15:restartNumberingAfterBreak="0">
+    <w:nsid w:val="FFFFFF89"/>
+    <w:multiLevelType w:val="singleLevel"/>
+    <w:tmpl w:val="11927C14"/>
+    <w:lvl w:ilvl="0">
+      <w:start w:val="1"/>
+      <w:numFmt w:val="bullet"/>
+      <w:lvlText w:val=""/>
+      <w:lvlJc w:val="left"/>
+      <w:pPr>
+        <w:tabs>
+          <w:tab w:val="num" w:pos="360"/>
+        </w:tabs>
+        <w:ind w:left="360" w:hanging="360"/>
+      </w:pPr>
+      <w:rPr>
+        <w:rFonts w:ascii="Symbol" w:hAnsi="Symbol" w:hint="default"/>
+      </w:rPr>
+    </w:lvl>
+  </w:abstractNum>
+  <w:abstractNum w:abstractNumId="10" w15:restartNumberingAfterBreak="0">
     <w:nsid w:val="05C34B1C"/>
     <w:multiLevelType w:val="hybridMultilevel"/>
     <w:tmpl w:val="6268C0DA"/>
@@ -7464,7 +8440,7 @@
       </w:pPr>
     </w:lvl>
   </w:abstractNum>
-  <w:abstractNum w:abstractNumId="1" w15:restartNumberingAfterBreak="0">
+  <w:abstractNum w:abstractNumId="11" w15:restartNumberingAfterBreak="0">
     <w:nsid w:val="17AA1738"/>
     <w:multiLevelType w:val="hybridMultilevel"/>
     <w:tmpl w:val="5854F51C"/>
@@ -7553,7 +8529,7 @@
       </w:pPr>
     </w:lvl>
   </w:abstractNum>
-  <w:abstractNum w:abstractNumId="2" w15:restartNumberingAfterBreak="0">
+  <w:abstractNum w:abstractNumId="12" w15:restartNumberingAfterBreak="0">
     <w:nsid w:val="1FC73DED"/>
     <w:multiLevelType w:val="hybridMultilevel"/>
     <w:tmpl w:val="B7A4AD80"/>
@@ -7642,7 +8618,7 @@
       </w:pPr>
     </w:lvl>
   </w:abstractNum>
-  <w:abstractNum w:abstractNumId="3" w15:restartNumberingAfterBreak="0">
+  <w:abstractNum w:abstractNumId="13" w15:restartNumberingAfterBreak="0">
     <w:nsid w:val="1FEB2CE5"/>
     <w:multiLevelType w:val="hybridMultilevel"/>
     <w:tmpl w:val="7A709BFE"/>
@@ -7731,7 +8707,7 @@
       </w:pPr>
     </w:lvl>
   </w:abstractNum>
-  <w:abstractNum w:abstractNumId="4" w15:restartNumberingAfterBreak="0">
+  <w:abstractNum w:abstractNumId="14" w15:restartNumberingAfterBreak="0">
     <w:nsid w:val="2165482B"/>
     <w:multiLevelType w:val="hybridMultilevel"/>
     <w:tmpl w:val="94C6F3E2"/>
@@ -7844,7 +8820,7 @@
       </w:rPr>
     </w:lvl>
   </w:abstractNum>
-  <w:abstractNum w:abstractNumId="5" w15:restartNumberingAfterBreak="0">
+  <w:abstractNum w:abstractNumId="15" w15:restartNumberingAfterBreak="0">
     <w:nsid w:val="24E35218"/>
     <w:multiLevelType w:val="hybridMultilevel"/>
     <w:tmpl w:val="6B02CC60"/>
@@ -7933,7 +8909,7 @@
       </w:pPr>
     </w:lvl>
   </w:abstractNum>
-  <w:abstractNum w:abstractNumId="6" w15:restartNumberingAfterBreak="0">
+  <w:abstractNum w:abstractNumId="16" w15:restartNumberingAfterBreak="0">
     <w:nsid w:val="28D104D2"/>
     <w:multiLevelType w:val="hybridMultilevel"/>
     <w:tmpl w:val="F6640AB6"/>
@@ -8046,7 +9022,7 @@
       </w:rPr>
     </w:lvl>
   </w:abstractNum>
-  <w:abstractNum w:abstractNumId="7" w15:restartNumberingAfterBreak="0">
+  <w:abstractNum w:abstractNumId="17" w15:restartNumberingAfterBreak="0">
     <w:nsid w:val="2EB51431"/>
     <w:multiLevelType w:val="hybridMultilevel"/>
     <w:tmpl w:val="B0EE4828"/>
@@ -8159,7 +9135,7 @@
       </w:rPr>
     </w:lvl>
   </w:abstractNum>
-  <w:abstractNum w:abstractNumId="8" w15:restartNumberingAfterBreak="0">
+  <w:abstractNum w:abstractNumId="18" w15:restartNumberingAfterBreak="0">
     <w:nsid w:val="37F864B4"/>
     <w:multiLevelType w:val="hybridMultilevel"/>
     <w:tmpl w:val="34BED842"/>
@@ -8272,7 +9248,7 @@
       </w:rPr>
     </w:lvl>
   </w:abstractNum>
-  <w:abstractNum w:abstractNumId="9" w15:restartNumberingAfterBreak="0">
+  <w:abstractNum w:abstractNumId="19" w15:restartNumberingAfterBreak="0">
     <w:nsid w:val="402F0C57"/>
     <w:multiLevelType w:val="hybridMultilevel"/>
     <w:tmpl w:val="24E4CA1C"/>
@@ -8361,7 +9337,7 @@
       </w:pPr>
     </w:lvl>
   </w:abstractNum>
-  <w:abstractNum w:abstractNumId="10" w15:restartNumberingAfterBreak="0">
+  <w:abstractNum w:abstractNumId="20" w15:restartNumberingAfterBreak="0">
     <w:nsid w:val="462C4447"/>
     <w:multiLevelType w:val="hybridMultilevel"/>
     <w:tmpl w:val="1ACE8F9E"/>
@@ -8474,7 +9450,7 @@
       </w:rPr>
     </w:lvl>
   </w:abstractNum>
-  <w:abstractNum w:abstractNumId="11" w15:restartNumberingAfterBreak="0">
+  <w:abstractNum w:abstractNumId="21" w15:restartNumberingAfterBreak="0">
     <w:nsid w:val="46E87383"/>
     <w:multiLevelType w:val="hybridMultilevel"/>
     <w:tmpl w:val="8B62C594"/>
@@ -8563,7 +9539,7 @@
       </w:pPr>
     </w:lvl>
   </w:abstractNum>
-  <w:abstractNum w:abstractNumId="12" w15:restartNumberingAfterBreak="0">
+  <w:abstractNum w:abstractNumId="22" w15:restartNumberingAfterBreak="0">
     <w:nsid w:val="519E5C1A"/>
     <w:multiLevelType w:val="hybridMultilevel"/>
     <w:tmpl w:val="D7F46462"/>
@@ -8652,7 +9628,7 @@
       </w:pPr>
     </w:lvl>
   </w:abstractNum>
-  <w:abstractNum w:abstractNumId="13" w15:restartNumberingAfterBreak="0">
+  <w:abstractNum w:abstractNumId="23" w15:restartNumberingAfterBreak="0">
     <w:nsid w:val="53287B66"/>
     <w:multiLevelType w:val="hybridMultilevel"/>
     <w:tmpl w:val="008E8996"/>
@@ -8741,7 +9717,7 @@
       </w:pPr>
     </w:lvl>
   </w:abstractNum>
-  <w:abstractNum w:abstractNumId="14" w15:restartNumberingAfterBreak="0">
+  <w:abstractNum w:abstractNumId="24" w15:restartNumberingAfterBreak="0">
     <w:nsid w:val="53E77CB1"/>
     <w:multiLevelType w:val="hybridMultilevel"/>
     <w:tmpl w:val="1CC65BB6"/>
@@ -8830,7 +9806,7 @@
       </w:pPr>
     </w:lvl>
   </w:abstractNum>
-  <w:abstractNum w:abstractNumId="15" w15:restartNumberingAfterBreak="0">
+  <w:abstractNum w:abstractNumId="25" w15:restartNumberingAfterBreak="0">
     <w:nsid w:val="55573308"/>
     <w:multiLevelType w:val="hybridMultilevel"/>
     <w:tmpl w:val="AB765566"/>
@@ -8919,7 +9895,7 @@
       </w:pPr>
     </w:lvl>
   </w:abstractNum>
-  <w:abstractNum w:abstractNumId="16" w15:restartNumberingAfterBreak="0">
+  <w:abstractNum w:abstractNumId="26" w15:restartNumberingAfterBreak="0">
     <w:nsid w:val="5DE15900"/>
     <w:multiLevelType w:val="hybridMultilevel"/>
     <w:tmpl w:val="F8C43CF0"/>
@@ -9008,7 +9984,7 @@
       </w:pPr>
     </w:lvl>
   </w:abstractNum>
-  <w:abstractNum w:abstractNumId="17" w15:restartNumberingAfterBreak="0">
+  <w:abstractNum w:abstractNumId="27" w15:restartNumberingAfterBreak="0">
     <w:nsid w:val="608772EB"/>
     <w:multiLevelType w:val="hybridMultilevel"/>
     <w:tmpl w:val="56D80148"/>
@@ -9097,7 +10073,7 @@
       </w:pPr>
     </w:lvl>
   </w:abstractNum>
-  <w:abstractNum w:abstractNumId="18" w15:restartNumberingAfterBreak="0">
+  <w:abstractNum w:abstractNumId="28" w15:restartNumberingAfterBreak="0">
     <w:nsid w:val="60AB45E3"/>
     <w:multiLevelType w:val="hybridMultilevel"/>
     <w:tmpl w:val="436AA9FA"/>
@@ -9210,7 +10186,7 @@
       </w:rPr>
     </w:lvl>
   </w:abstractNum>
-  <w:abstractNum w:abstractNumId="19" w15:restartNumberingAfterBreak="0">
+  <w:abstractNum w:abstractNumId="29" w15:restartNumberingAfterBreak="0">
     <w:nsid w:val="626339EE"/>
     <w:multiLevelType w:val="hybridMultilevel"/>
     <w:tmpl w:val="309C28D0"/>
@@ -9323,7 +10299,7 @@
       </w:rPr>
     </w:lvl>
   </w:abstractNum>
-  <w:abstractNum w:abstractNumId="20" w15:restartNumberingAfterBreak="0">
+  <w:abstractNum w:abstractNumId="30" w15:restartNumberingAfterBreak="0">
     <w:nsid w:val="637412DB"/>
     <w:multiLevelType w:val="hybridMultilevel"/>
     <w:tmpl w:val="2098CEB6"/>
@@ -9436,68 +10412,190 @@
       </w:rPr>
     </w:lvl>
   </w:abstractNum>
+  <w:abstractNum w:abstractNumId="31" w15:restartNumberingAfterBreak="0">
+    <w:nsid w:val="7D4C1E2F"/>
+    <w:multiLevelType w:val="hybridMultilevel"/>
+    <w:tmpl w:val="2DCE98EC"/>
+    <w:lvl w:ilvl="0" w:tplc="F0B613CC">
+      <w:start w:val="1"/>
+      <w:numFmt w:val="decimal"/>
+      <w:lvlText w:val="1.1.%1"/>
+      <w:lvlJc w:val="left"/>
+      <w:pPr>
+        <w:ind w:left="720" w:hanging="360"/>
+      </w:pPr>
+      <w:rPr>
+        <w:rFonts w:hint="default"/>
+      </w:rPr>
+    </w:lvl>
+    <w:lvl w:ilvl="1" w:tplc="10090019" w:tentative="1">
+      <w:start w:val="1"/>
+      <w:numFmt w:val="lowerLetter"/>
+      <w:lvlText w:val="%2."/>
+      <w:lvlJc w:val="left"/>
+      <w:pPr>
+        <w:ind w:left="1440" w:hanging="360"/>
+      </w:pPr>
+    </w:lvl>
+    <w:lvl w:ilvl="2" w:tplc="1009001B" w:tentative="1">
+      <w:start w:val="1"/>
+      <w:numFmt w:val="lowerRoman"/>
+      <w:lvlText w:val="%3."/>
+      <w:lvlJc w:val="right"/>
+      <w:pPr>
+        <w:ind w:left="2160" w:hanging="180"/>
+      </w:pPr>
+    </w:lvl>
+    <w:lvl w:ilvl="3" w:tplc="1009000F" w:tentative="1">
+      <w:start w:val="1"/>
+      <w:numFmt w:val="decimal"/>
+      <w:lvlText w:val="%4."/>
+      <w:lvlJc w:val="left"/>
+      <w:pPr>
+        <w:ind w:left="2880" w:hanging="360"/>
+      </w:pPr>
+    </w:lvl>
+    <w:lvl w:ilvl="4" w:tplc="10090019" w:tentative="1">
+      <w:start w:val="1"/>
+      <w:numFmt w:val="lowerLetter"/>
+      <w:lvlText w:val="%5."/>
+      <w:lvlJc w:val="left"/>
+      <w:pPr>
+        <w:ind w:left="3600" w:hanging="360"/>
+      </w:pPr>
+    </w:lvl>
+    <w:lvl w:ilvl="5" w:tplc="1009001B" w:tentative="1">
+      <w:start w:val="1"/>
+      <w:numFmt w:val="lowerRoman"/>
+      <w:lvlText w:val="%6."/>
+      <w:lvlJc w:val="right"/>
+      <w:pPr>
+        <w:ind w:left="4320" w:hanging="180"/>
+      </w:pPr>
+    </w:lvl>
+    <w:lvl w:ilvl="6" w:tplc="1009000F" w:tentative="1">
+      <w:start w:val="1"/>
+      <w:numFmt w:val="decimal"/>
+      <w:lvlText w:val="%7."/>
+      <w:lvlJc w:val="left"/>
+      <w:pPr>
+        <w:ind w:left="5040" w:hanging="360"/>
+      </w:pPr>
+    </w:lvl>
+    <w:lvl w:ilvl="7" w:tplc="10090019" w:tentative="1">
+      <w:start w:val="1"/>
+      <w:numFmt w:val="lowerLetter"/>
+      <w:lvlText w:val="%8."/>
+      <w:lvlJc w:val="left"/>
+      <w:pPr>
+        <w:ind w:left="5760" w:hanging="360"/>
+      </w:pPr>
+    </w:lvl>
+    <w:lvl w:ilvl="8" w:tplc="1009001B" w:tentative="1">
+      <w:start w:val="1"/>
+      <w:numFmt w:val="lowerRoman"/>
+      <w:lvlText w:val="%9."/>
+      <w:lvlJc w:val="right"/>
+      <w:pPr>
+        <w:ind w:left="6480" w:hanging="180"/>
+      </w:pPr>
+    </w:lvl>
+  </w:abstractNum>
   <w:num w:numId="1">
+    <w:abstractNumId w:val="17"/>
+  </w:num>
+  <w:num w:numId="2">
+    <w:abstractNumId w:val="14"/>
+  </w:num>
+  <w:num w:numId="3">
+    <w:abstractNumId w:val="24"/>
+  </w:num>
+  <w:num w:numId="4">
+    <w:abstractNumId w:val="20"/>
+  </w:num>
+  <w:num w:numId="5">
+    <w:abstractNumId w:val="25"/>
+  </w:num>
+  <w:num w:numId="6">
+    <w:abstractNumId w:val="16"/>
+  </w:num>
+  <w:num w:numId="7">
+    <w:abstractNumId w:val="30"/>
+  </w:num>
+  <w:num w:numId="8">
+    <w:abstractNumId w:val="11"/>
+  </w:num>
+  <w:num w:numId="9">
+    <w:abstractNumId w:val="13"/>
+  </w:num>
+  <w:num w:numId="10">
+    <w:abstractNumId w:val="12"/>
+  </w:num>
+  <w:num w:numId="11">
+    <w:abstractNumId w:val="10"/>
+  </w:num>
+  <w:num w:numId="12">
+    <w:abstractNumId w:val="22"/>
+  </w:num>
+  <w:num w:numId="13">
+    <w:abstractNumId w:val="27"/>
+  </w:num>
+  <w:num w:numId="14">
+    <w:abstractNumId w:val="28"/>
+  </w:num>
+  <w:num w:numId="15">
+    <w:abstractNumId w:val="21"/>
+  </w:num>
+  <w:num w:numId="16">
+    <w:abstractNumId w:val="15"/>
+  </w:num>
+  <w:num w:numId="17">
+    <w:abstractNumId w:val="23"/>
+  </w:num>
+  <w:num w:numId="18">
+    <w:abstractNumId w:val="29"/>
+  </w:num>
+  <w:num w:numId="19">
+    <w:abstractNumId w:val="18"/>
+  </w:num>
+  <w:num w:numId="20">
+    <w:abstractNumId w:val="19"/>
+  </w:num>
+  <w:num w:numId="21">
+    <w:abstractNumId w:val="26"/>
+  </w:num>
+  <w:num w:numId="22">
+    <w:abstractNumId w:val="9"/>
+  </w:num>
+  <w:num w:numId="23">
     <w:abstractNumId w:val="7"/>
   </w:num>
-  <w:num w:numId="2">
+  <w:num w:numId="24">
+    <w:abstractNumId w:val="6"/>
+  </w:num>
+  <w:num w:numId="25">
+    <w:abstractNumId w:val="5"/>
+  </w:num>
+  <w:num w:numId="26">
     <w:abstractNumId w:val="4"/>
   </w:num>
-  <w:num w:numId="3">
-    <w:abstractNumId w:val="14"/>
+  <w:num w:numId="27">
+    <w:abstractNumId w:val="8"/>
   </w:num>
-  <w:num w:numId="4">
-    <w:abstractNumId w:val="10"/>
+  <w:num w:numId="28">
+    <w:abstractNumId w:val="3"/>
   </w:num>
-  <w:num w:numId="5">
-    <w:abstractNumId w:val="15"/>
+  <w:num w:numId="29">
+    <w:abstractNumId w:val="2"/>
   </w:num>
-  <w:num w:numId="6">
-    <w:abstractNumId w:val="6"/>
-  </w:num>
-  <w:num w:numId="7">
-    <w:abstractNumId w:val="20"/>
-  </w:num>
-  <w:num w:numId="8">
+  <w:num w:numId="30">
     <w:abstractNumId w:val="1"/>
   </w:num>
-  <w:num w:numId="9">
-    <w:abstractNumId w:val="3"/>
-  </w:num>
-  <w:num w:numId="10">
-    <w:abstractNumId w:val="2"/>
-  </w:num>
-  <w:num w:numId="11">
+  <w:num w:numId="31">
     <w:abstractNumId w:val="0"/>
   </w:num>
-  <w:num w:numId="12">
-    <w:abstractNumId w:val="12"/>
-  </w:num>
-  <w:num w:numId="13">
-    <w:abstractNumId w:val="17"/>
-  </w:num>
-  <w:num w:numId="14">
-    <w:abstractNumId w:val="18"/>
-  </w:num>
-  <w:num w:numId="15">
-    <w:abstractNumId w:val="11"/>
-  </w:num>
-  <w:num w:numId="16">
-    <w:abstractNumId w:val="5"/>
-  </w:num>
-  <w:num w:numId="17">
-    <w:abstractNumId w:val="13"/>
-  </w:num>
-  <w:num w:numId="18">
-    <w:abstractNumId w:val="19"/>
-  </w:num>
-  <w:num w:numId="19">
-    <w:abstractNumId w:val="8"/>
-  </w:num>
-  <w:num w:numId="20">
-    <w:abstractNumId w:val="9"/>
-  </w:num>
-  <w:num w:numId="21">
-    <w:abstractNumId w:val="16"/>
+  <w:num w:numId="32">
+    <w:abstractNumId w:val="31"/>
   </w:num>
   <w:numIdMacAtCleanup w:val="3"/>
 </w:numbering>
@@ -9809,6 +10907,7 @@
   <w:style w:type="paragraph" w:default="1" w:styleId="Normal">
     <w:name w:val="Normal"/>
     <w:qFormat/>
+    <w:rsid w:val="00117AC7"/>
     <w:rPr>
       <w:sz w:val="24"/>
       <w:szCs w:val="24"/>
@@ -9833,6 +10932,46 @@
       <w:color w:val="2E74B5" w:themeColor="accent1" w:themeShade="BF"/>
       <w:sz w:val="32"/>
       <w:szCs w:val="32"/>
+    </w:rPr>
+  </w:style>
+  <w:style w:type="paragraph" w:styleId="Heading2">
+    <w:name w:val="heading 2"/>
+    <w:basedOn w:val="Normal"/>
+    <w:next w:val="Normal"/>
+    <w:link w:val="Heading2Char"/>
+    <w:unhideWhenUsed/>
+    <w:qFormat/>
+    <w:rsid w:val="00117AC7"/>
+    <w:pPr>
+      <w:keepNext/>
+      <w:keepLines/>
+      <w:spacing w:before="40"/>
+      <w:outlineLvl w:val="1"/>
+    </w:pPr>
+    <w:rPr>
+      <w:rFonts w:asciiTheme="majorHAnsi" w:eastAsiaTheme="majorEastAsia" w:hAnsiTheme="majorHAnsi" w:cstheme="majorBidi"/>
+      <w:color w:val="2E74B5" w:themeColor="accent1" w:themeShade="BF"/>
+      <w:sz w:val="26"/>
+      <w:szCs w:val="26"/>
+    </w:rPr>
+  </w:style>
+  <w:style w:type="paragraph" w:styleId="Heading3">
+    <w:name w:val="heading 3"/>
+    <w:basedOn w:val="Normal"/>
+    <w:next w:val="Normal"/>
+    <w:link w:val="Heading3Char"/>
+    <w:unhideWhenUsed/>
+    <w:qFormat/>
+    <w:rsid w:val="00117AC7"/>
+    <w:pPr>
+      <w:keepNext/>
+      <w:keepLines/>
+      <w:spacing w:before="40"/>
+      <w:outlineLvl w:val="2"/>
+    </w:pPr>
+    <w:rPr>
+      <w:rFonts w:asciiTheme="majorHAnsi" w:eastAsiaTheme="majorEastAsia" w:hAnsiTheme="majorHAnsi" w:cstheme="majorBidi"/>
+      <w:color w:val="1F4D78" w:themeColor="accent1" w:themeShade="7F"/>
     </w:rPr>
   </w:style>
   <w:style w:type="paragraph" w:styleId="Heading4">
@@ -10402,10 +11541,14 @@
     <w:autoRedefine/>
     <w:uiPriority w:val="39"/>
     <w:unhideWhenUsed/>
-    <w:rsid w:val="00EE5E44"/>
+    <w:rsid w:val="00E04549"/>
     <w:pPr>
+      <w:tabs>
+        <w:tab w:val="left" w:pos="1100"/>
+        <w:tab w:val="right" w:leader="dot" w:pos="9062"/>
+      </w:tabs>
       <w:spacing w:after="100" w:line="259" w:lineRule="auto"/>
-      <w:ind w:left="220"/>
+      <w:ind w:left="709"/>
     </w:pPr>
     <w:rPr>
       <w:rFonts w:asciiTheme="minorHAnsi" w:eastAsiaTheme="minorEastAsia" w:hAnsiTheme="minorHAnsi"/>
@@ -10486,6 +11629,32 @@
       <w:i/>
       <w:iCs/>
       <w:color w:val="2E74B5" w:themeColor="accent1" w:themeShade="BF"/>
+      <w:sz w:val="24"/>
+      <w:szCs w:val="24"/>
+      <w:lang w:eastAsia="de-CH"/>
+    </w:rPr>
+  </w:style>
+  <w:style w:type="character" w:customStyle="1" w:styleId="Heading2Char">
+    <w:name w:val="Heading 2 Char"/>
+    <w:basedOn w:val="DefaultParagraphFont"/>
+    <w:link w:val="Heading2"/>
+    <w:rsid w:val="00117AC7"/>
+    <w:rPr>
+      <w:rFonts w:asciiTheme="majorHAnsi" w:eastAsiaTheme="majorEastAsia" w:hAnsiTheme="majorHAnsi" w:cstheme="majorBidi"/>
+      <w:color w:val="2E74B5" w:themeColor="accent1" w:themeShade="BF"/>
+      <w:sz w:val="26"/>
+      <w:szCs w:val="26"/>
+      <w:lang w:eastAsia="de-CH"/>
+    </w:rPr>
+  </w:style>
+  <w:style w:type="character" w:customStyle="1" w:styleId="Heading3Char">
+    <w:name w:val="Heading 3 Char"/>
+    <w:basedOn w:val="DefaultParagraphFont"/>
+    <w:link w:val="Heading3"/>
+    <w:rsid w:val="00117AC7"/>
+    <w:rPr>
+      <w:rFonts w:asciiTheme="majorHAnsi" w:eastAsiaTheme="majorEastAsia" w:hAnsiTheme="majorHAnsi" w:cstheme="majorBidi"/>
+      <w:color w:val="1F4D78" w:themeColor="accent1" w:themeShade="7F"/>
       <w:sz w:val="24"/>
       <w:szCs w:val="24"/>
       <w:lang w:eastAsia="de-CH"/>
